--- a/downloads/student/ai-1-week-05.docx
+++ b/downloads/student/ai-1-week-05.docx
@@ -1849,6 +1849,16 @@
     <w:p>
       <w:r>
         <w:t>This toy binary encoding does not include real photographs’ colour channels, compression or illumination effects.</w:t>
+      </w:r>
+    </w:p>
+    <w:p>
+      <w:r>
+        <w:t>Read the labelled picture: Find a position where the original badges differ, then read the changed A back as a picture.</w:t>
+      </w:r>
+    </w:p>
+    <w:p>
+      <w:r>
+        <w:t>Change one thing: Change A’s bottom-left pixel from 0 to 1. Predict the result before checking the explanation. What remains the same?</w:t>
       </w:r>
     </w:p>
     <w:p>
@@ -3600,6 +3610,187 @@
     <w:p>
       <w:r>
         <w:t>Attempt the independent case before hints. Record whether you worked alone, used a hint or followed a model. After feedback, fix the first unsupported step and explain why it changed. A later check uses a changed case, not a copied answer.</w:t>
+      </w:r>
+    </w:p>
+    <w:p>
+      <w:pPr>
+        <w:pStyle w:val="Heading1"/>
+      </w:pPr>
+      <w:r>
+        <w:t>15. Your lesson route</w:t>
+      </w:r>
+    </w:p>
+    <w:p>
+      <w:r>
+        <w:t>Start with this question: Two fictional 2-by-3 pixel badges contain the same number of dark squares.</w:t>
+      </w:r>
+    </w:p>
+    <w:tbl>
+      <w:tblPr>
+        <w:tblStyle w:val="LightShading-Accent1"/>
+        <w:tblW w:type="auto" w:w="0"/>
+        <w:tblLook w:firstColumn="1" w:firstRow="1" w:lastColumn="0" w:lastRow="0" w:noHBand="0" w:noVBand="1" w:val="04A0"/>
+      </w:tblPr>
+      <w:tblGrid>
+        <w:gridCol w:w="5112"/>
+        <w:gridCol w:w="5112"/>
+      </w:tblGrid>
+      <w:tr>
+        <w:trPr>
+          <w:tblHeader/>
+        </w:trPr>
+        <w:tc>
+          <w:tcPr>
+            <w:tcW w:type="dxa" w:w="5112"/>
+          </w:tcPr>
+          <w:p>
+            <w:r>
+              <w:t>By the end, I can</w:t>
+            </w:r>
+          </w:p>
+        </w:tc>
+        <w:tc>
+          <w:tcPr>
+            <w:tcW w:type="dxa" w:w="5112"/>
+          </w:tcPr>
+          <w:p>
+            <w:r>
+              <w:t>How I will show it</w:t>
+            </w:r>
+          </w:p>
+        </w:tc>
+      </w:tr>
+      <w:tr>
+        <w:tc>
+          <w:tcPr>
+            <w:tcW w:type="dxa" w:w="5112"/>
+          </w:tcPr>
+          <w:p>
+            <w:r>
+              <w:t>Encode and reconstruct a small image using an explicit grid convention</w:t>
+            </w:r>
+          </w:p>
+        </w:tc>
+        <w:tc>
+          <w:tcPr>
+            <w:tcW w:type="dxa" w:w="5112"/>
+          </w:tcPr>
+          <w:p>
+            <w:r>
+              <w:t>Explain the deciding step, show a trace or test, and state one limit.</w:t>
+            </w:r>
+          </w:p>
+        </w:tc>
+      </w:tr>
+      <w:tr>
+        <w:tc>
+          <w:tcPr>
+            <w:tcW w:type="dxa" w:w="5112"/>
+          </w:tcPr>
+          <w:p>
+            <w:r>
+              <w:t>Explain why pixel counts alone cannot recover an arrangement</w:t>
+            </w:r>
+          </w:p>
+        </w:tc>
+        <w:tc>
+          <w:tcPr>
+            <w:tcW w:type="dxa" w:w="5112"/>
+          </w:tcPr>
+          <w:p>
+            <w:r>
+              <w:t>Explain the deciding step, show a trace or test, and state one limit.</w:t>
+            </w:r>
+          </w:p>
+        </w:tc>
+      </w:tr>
+      <w:tr>
+        <w:tc>
+          <w:tcPr>
+            <w:tcW w:type="dxa" w:w="5112"/>
+          </w:tcPr>
+          <w:p>
+            <w:r>
+              <w:t>Distinguish numerical image data from a model's interpretation of that data</w:t>
+            </w:r>
+          </w:p>
+        </w:tc>
+        <w:tc>
+          <w:tcPr>
+            <w:tcW w:type="dxa" w:w="5112"/>
+          </w:tcPr>
+          <w:p>
+            <w:r>
+              <w:t>Explain the deciding step, show a trace or test, and state one limit.</w:t>
+            </w:r>
+          </w:p>
+        </w:tc>
+      </w:tr>
+    </w:tbl>
+    <w:p>
+      <w:r>
+        <w:t>Remember → watch and explain → try with help → investigate → try independently → keep project evidence. Your teacher may spread this lesson across several classes.</w:t>
+      </w:r>
+    </w:p>
+    <w:p>
+      <w:r>
+        <w:t>Keep your first prediction. Compare it with what the evidence shows and explain any change.</w:t>
+      </w:r>
+    </w:p>
+    <w:p>
+      <w:pPr>
+        <w:pStyle w:val="Heading1"/>
+      </w:pPr>
+      <w:r>
+        <w:t>16. Finish and return</w:t>
+      </w:r>
+    </w:p>
+    <w:p>
+      <w:r>
+        <w:t>Close your notes. Explain this goal in your own words: Encode and reconstruct a small image using an explicit grid convention</w:t>
+      </w:r>
+    </w:p>
+    <w:p>
+      <w:pPr>
+        <w:pStyle w:val="Heading3"/>
+      </w:pPr>
+      <w:r>
+        <w:t>My deciding step, evidence and one remaining question</w:t>
+      </w:r>
+    </w:p>
+    <w:p>
+      <w:r>
+        <w:t>________________________________________________________________</w:t>
+      </w:r>
+    </w:p>
+    <w:p>
+      <w:r>
+        <w:t>________________________________________________________________</w:t>
+      </w:r>
+    </w:p>
+    <w:p>
+      <w:r>
+        <w:t>________________________________________________________________</w:t>
+      </w:r>
+    </w:p>
+    <w:p>
+      <w:r>
+        <w:t>________________________________________________________________</w:t>
+      </w:r>
+    </w:p>
+    <w:p>
+      <w:r>
+        <w:t>________________________________________________________________</w:t>
+      </w:r>
+    </w:p>
+    <w:p>
+      <w:r>
+        <w:t>If you are unsure, return to the worked picture and explain one arrow. If you are ready, change an input or assumption and justify your prediction.</w:t>
+      </w:r>
+    </w:p>
+    <w:p>
+      <w:r>
+        <w:t>Save your workbook evidence. At the next review, try a different case before opening your old answer.</w:t>
       </w:r>
     </w:p>
     <w:sectPr>

--- a/downloads/student/ai-1-week-05.docx
+++ b/downloads/student/ai-1-week-05.docx
@@ -3791,6 +3791,202 @@
     <w:p>
       <w:r>
         <w:t>Save your workbook evidence. At the next review, try a different case before opening your old answer.</w:t>
+      </w:r>
+    </w:p>
+    <w:p>
+      <w:pPr>
+        <w:pStyle w:val="Heading1"/>
+      </w:pPr>
+      <w:r>
+        <w:t>17. Supported practice, repair and portfolio</w:t>
+      </w:r>
+    </w:p>
+    <w:p>
+      <w:r>
+        <w:t>Use this supported practice once, in the browser or on paper. Keep the reserved independent assessment for a separate first attempt before teacher feedback.</w:t>
+      </w:r>
+    </w:p>
+    <w:p>
+      <w:r>
+        <w:t>Two fictional 2-by-3 pixel badges contain the same number of dark squares.</w:t>
+      </w:r>
+    </w:p>
+    <w:p>
+      <w:pPr>
+        <w:pStyle w:val="Heading3"/>
+      </w:pPr>
+      <w:r>
+        <w:t>Practice 1: explain the deciding evidence</w:t>
+      </w:r>
+    </w:p>
+    <w:p>
+      <w:r>
+        <w:t>Which labelled step matches this detail? The totals agree, but middle-top and middle-bottom positions differ.</w:t>
+      </w:r>
+    </w:p>
+    <w:p>
+      <w:r>
+        <w:t>1. Compare arrangements</w:t>
+      </w:r>
+    </w:p>
+    <w:p>
+      <w:r>
+        <w:t>2. Badge B</w:t>
+      </w:r>
+    </w:p>
+    <w:p>
+      <w:r>
+        <w:t>3. Pixel convention</w:t>
+      </w:r>
+    </w:p>
+    <w:p>
+      <w:r>
+        <w:t>4. Badge A</w:t>
+      </w:r>
+    </w:p>
+    <w:p>
+      <w:pPr>
+        <w:pStyle w:val="Heading3"/>
+      </w:pPr>
+      <w:r>
+        <w:t>My selected conclusion, deciding fact and explanation</w:t>
+      </w:r>
+    </w:p>
+    <w:p>
+      <w:r>
+        <w:t>________________________________________________________________</w:t>
+      </w:r>
+    </w:p>
+    <w:p>
+      <w:r>
+        <w:t>________________________________________________________________</w:t>
+      </w:r>
+    </w:p>
+    <w:p>
+      <w:r>
+        <w:t>________________________________________________________________</w:t>
+      </w:r>
+    </w:p>
+    <w:p>
+      <w:r>
+        <w:t>________________________________________________________________</w:t>
+      </w:r>
+    </w:p>
+    <w:p>
+      <w:r>
+        <w:t>________________________________________________________________</w:t>
+      </w:r>
+    </w:p>
+    <w:p>
+      <w:r>
+        <w:t>Hint if needed: Read the steps in the pictorial case. Match the supplied detail to the stage that performs or records it.</w:t>
+      </w:r>
+    </w:p>
+    <w:p>
+      <w:r>
+        <w:t>After your attempt, compare with the supported explanation: Compare arrangements The totals agree, but middle-top and middle-bottom positions differ. A grid preserves where each brightness belongs. Adding the six values preserves only the dark count, which is 3 in both images. The total therefore cannot distinguish these badges. Dimensions and reading order belong to the representation, not to an optional caption.</w:t>
+      </w:r>
+    </w:p>
+    <w:p>
+      <w:pPr>
+        <w:pStyle w:val="Heading3"/>
+      </w:pPr>
+      <w:r>
+        <w:t>Practice 2: explain the deciding evidence</w:t>
+      </w:r>
+    </w:p>
+    <w:p>
+      <w:r>
+        <w:t>Changed-case practice: Change A’s bottom-left pixel from 0 to 1. Which conclusion is supported by the supplied facts?</w:t>
+      </w:r>
+    </w:p>
+    <w:p>
+      <w:r>
+        <w:t>1. A now has four dark pixels; its row encoding is 101 / 110.</w:t>
+      </w:r>
+    </w:p>
+    <w:p>
+      <w:r>
+        <w:t>2. We can decide the result without examining the changed input or the procedure.</w:t>
+      </w:r>
+    </w:p>
+    <w:p>
+      <w:r>
+        <w:t>3. This one example guarantees correct results for every future input.</w:t>
+      </w:r>
+    </w:p>
+    <w:p>
+      <w:pPr>
+        <w:pStyle w:val="Heading3"/>
+      </w:pPr>
+      <w:r>
+        <w:t>My selected conclusion, deciding fact and explanation</w:t>
+      </w:r>
+    </w:p>
+    <w:p>
+      <w:r>
+        <w:t>________________________________________________________________</w:t>
+      </w:r>
+    </w:p>
+    <w:p>
+      <w:r>
+        <w:t>________________________________________________________________</w:t>
+      </w:r>
+    </w:p>
+    <w:p>
+      <w:r>
+        <w:t>________________________________________________________________</w:t>
+      </w:r>
+    </w:p>
+    <w:p>
+      <w:r>
+        <w:t>________________________________________________________________</w:t>
+      </w:r>
+    </w:p>
+    <w:p>
+      <w:r>
+        <w:t>________________________________________________________________</w:t>
+      </w:r>
+    </w:p>
+    <w:p>
+      <w:r>
+        <w:t>Hint if needed: Use the changed condition and the deciding step in the pictorial trace. The answer must say what follows from those facts.</w:t>
+      </w:r>
+    </w:p>
+    <w:p>
+      <w:r>
+        <w:t>After your attempt, compare with the supported explanation: A now has four dark pixels; its row encoding is 101 / 110. Exactly one light pixel becomes dark; the other five positions remain unchanged.</w:t>
+      </w:r>
+    </w:p>
+    <w:p>
+      <w:pPr>
+        <w:pStyle w:val="Heading3"/>
+      </w:pPr>
+      <w:r>
+        <w:t>Repair a missing building block</w:t>
+      </w:r>
+    </w:p>
+    <w:p>
+      <w:r>
+        <w:t>Review Rules or Learned Patterns? (ai-1/4). Goal: Execute a stated rule including its boundary. Short practice: Show which stage used labels and which stage used only the new measurement.. Return to this week and explain what you changed.</w:t>
+      </w:r>
+    </w:p>
+    <w:p>
+      <w:r>
+        <w:t>Review Input, Process, Output (ai-1/2). Goal: Trace information through a system without confusing information with a physical action. Short practice: Use the richer record to find blue pencils in Box B. Explain why total alone was insufficient.. Return to this week and explain what you changed.</w:t>
+      </w:r>
+    </w:p>
+    <w:p>
+      <w:pPr>
+        <w:pStyle w:val="Heading3"/>
+      </w:pPr>
+      <w:r>
+        <w:t>Keep your completed work</w:t>
+      </w:r>
+    </w:p>
+    <w:p>
+      <w:r>
+        <w:t>Use Download completed work in the hosted lesson to export your answers, reflections, practice feedback and code-run evidence. Open the HTML copy to read or print it. Drafts stay in this browser when storage is available; clear drafts on a shared device.</w:t>
       </w:r>
     </w:p>
     <w:sectPr>

--- a/downloads/student/ai-1-week-05.docx
+++ b/downloads/student/ai-1-week-05.docx
@@ -42,6 +42,11 @@
       </w:r>
     </w:p>
     <w:p>
+      <w:r>
+        <w:t>Start with the target: Encode and reconstruct a small image using an explicit grid convention. Try the recall before opening notes.</w:t>
+      </w:r>
+    </w:p>
+    <w:p>
       <w:pPr>
         <w:pStyle w:val="Heading3"/>
       </w:pPr>
@@ -50,18 +55,72 @@
       </w:r>
     </w:p>
     <w:p>
-      <w:r>
-        <w:t>I can encode and reconstruct a small image using an explicit grid convention.</w:t>
-      </w:r>
-    </w:p>
-    <w:p>
-      <w:r>
-        <w:t>I can explain why pixel counts alone cannot recover an arrangement.</w:t>
-      </w:r>
-    </w:p>
-    <w:p>
-      <w:r>
-        <w:t>I can distinguish numerical image data from a model's interpretation of that data.</w:t>
+      <w:pPr>
+        <w:spacing w:line="336" w:lineRule="auto" w:after="180"/>
+      </w:pPr>
+      <w:r>
+        <w:rPr>
+          <w:b w:val="0"/>
+        </w:rPr>
+        <w:t xml:space="preserve">I can encode and reconstruct a small image using an explicit </w:t>
+      </w:r>
+      <w:r>
+        <w:rPr>
+          <w:b/>
+        </w:rPr>
+        <w:t>grid</w:t>
+      </w:r>
+      <w:r>
+        <w:rPr>
+          <w:b w:val="0"/>
+        </w:rPr>
+        <w:t xml:space="preserve"> convention.</w:t>
+      </w:r>
+    </w:p>
+    <w:p>
+      <w:pPr>
+        <w:spacing w:line="336" w:lineRule="auto" w:after="180"/>
+      </w:pPr>
+      <w:r>
+        <w:rPr>
+          <w:b w:val="0"/>
+        </w:rPr>
+        <w:t xml:space="preserve">I can explain why </w:t>
+      </w:r>
+      <w:r>
+        <w:rPr>
+          <w:b/>
+        </w:rPr>
+        <w:t>pixel</w:t>
+      </w:r>
+      <w:r>
+        <w:rPr>
+          <w:b w:val="0"/>
+        </w:rPr>
+        <w:t xml:space="preserve"> counts alone cannot recover an arrangement.</w:t>
+      </w:r>
+    </w:p>
+    <w:p>
+      <w:pPr>
+        <w:spacing w:line="336" w:lineRule="auto" w:after="180"/>
+      </w:pPr>
+      <w:r>
+        <w:rPr>
+          <w:b w:val="0"/>
+        </w:rPr>
+        <w:t xml:space="preserve">I can distinguish numerical image data from a model's </w:t>
+      </w:r>
+      <w:r>
+        <w:rPr>
+          <w:b/>
+        </w:rPr>
+        <w:t>interpretation</w:t>
+      </w:r>
+      <w:r>
+        <w:rPr>
+          <w:b w:val="0"/>
+        </w:rPr>
+        <w:t xml:space="preserve"> of that data.</w:t>
       </w:r>
     </w:p>
     <w:p>
@@ -73,28 +132,118 @@
       </w:r>
     </w:p>
     <w:p>
-      <w:r>
+      <w:pPr>
+        <w:spacing w:line="336" w:lineRule="auto" w:after="180"/>
+      </w:pPr>
+      <w:r>
+        <w:rPr>
+          <w:b w:val="0"/>
+        </w:rPr>
         <w:t>Close your notes first. A rough first answer helps us choose the right starting point; it is not a score for your ability.</w:t>
       </w:r>
     </w:p>
     <w:p>
-      <w:r>
+      <w:pPr>
+        <w:spacing w:line="336" w:lineRule="auto" w:after="180"/>
+      </w:pPr>
+      <w:r>
+        <w:rPr>
+          <w:b w:val="0"/>
+        </w:rPr>
         <w:t>Without opening the old lesson, explain one key idea from Rules or Learned Patterns?. Give an example and a mistake that the idea helps you avoid.</w:t>
       </w:r>
     </w:p>
     <w:p>
-      <w:r>
-        <w:t>Without opening the old lesson, explain one key idea from Input, Process, Output. Give an example and a mistake that the idea helps you avoid.</w:t>
-      </w:r>
-    </w:p>
-    <w:p>
-      <w:r>
-        <w:t>After trying, check the relevant lesson or ask your teacher. Change the part of your explanation that the evidence shows was wrong.</w:t>
-      </w:r>
-    </w:p>
-    <w:p>
-      <w:r>
-        <w:t>A digital image is a grid of measured color values.</w:t>
+      <w:pPr>
+        <w:spacing w:line="336" w:lineRule="auto" w:after="180"/>
+      </w:pPr>
+      <w:r>
+        <w:rPr>
+          <w:b w:val="0"/>
+        </w:rPr>
+        <w:t xml:space="preserve">Without opening the old lesson, explain one key idea from </w:t>
+      </w:r>
+      <w:r>
+        <w:rPr>
+          <w:b/>
+        </w:rPr>
+        <w:t>Input</w:t>
+      </w:r>
+      <w:r>
+        <w:rPr>
+          <w:b w:val="0"/>
+        </w:rPr>
+        <w:t xml:space="preserve">, </w:t>
+      </w:r>
+      <w:r>
+        <w:rPr>
+          <w:b/>
+        </w:rPr>
+        <w:t>Process</w:t>
+      </w:r>
+      <w:r>
+        <w:rPr>
+          <w:b w:val="0"/>
+        </w:rPr>
+        <w:t xml:space="preserve">, </w:t>
+      </w:r>
+      <w:r>
+        <w:rPr>
+          <w:b/>
+        </w:rPr>
+        <w:t>Output</w:t>
+      </w:r>
+      <w:r>
+        <w:rPr>
+          <w:b w:val="0"/>
+        </w:rPr>
+        <w:t>. Give an example and a mistake that the idea helps you avoid.</w:t>
+      </w:r>
+    </w:p>
+    <w:p>
+      <w:pPr>
+        <w:spacing w:line="336" w:lineRule="auto" w:after="180"/>
+      </w:pPr>
+      <w:r>
+        <w:rPr>
+          <w:b w:val="0"/>
+        </w:rPr>
+        <w:t xml:space="preserve">After trying, check the relevant lesson or ask your teacher. Change the part of your explanation that the </w:t>
+      </w:r>
+      <w:r>
+        <w:rPr>
+          <w:b/>
+        </w:rPr>
+        <w:t>evidence</w:t>
+      </w:r>
+      <w:r>
+        <w:rPr>
+          <w:b w:val="0"/>
+        </w:rPr>
+        <w:t xml:space="preserve"> shows was wrong.</w:t>
+      </w:r>
+    </w:p>
+    <w:p>
+      <w:pPr>
+        <w:spacing w:line="336" w:lineRule="auto" w:after="180"/>
+      </w:pPr>
+      <w:r>
+        <w:rPr>
+          <w:b w:val="0"/>
+        </w:rPr>
+        <w:t xml:space="preserve">A digital image is a </w:t>
+      </w:r>
+      <w:r>
+        <w:rPr>
+          <w:b/>
+        </w:rPr>
+        <w:t>grid</w:t>
+      </w:r>
+      <w:r>
+        <w:rPr>
+          <w:b w:val="0"/>
+        </w:rPr>
+        <w:t xml:space="preserve"> of measured color values.</w:t>
       </w:r>
     </w:p>
     <w:p>
@@ -134,12 +283,45 @@
       </w:r>
     </w:p>
     <w:p>
-      <w:r>
-        <w:t>LEARNING TARGET  Encode a 2×3 monochrome image with top row black–white–black and bottom row white–black–white, using 1 for black. A partner reads columns first. Explain why the image changes although the six values are identical.</w:t>
-      </w:r>
-    </w:p>
-    <w:p>
-      <w:r>
+      <w:pPr>
+        <w:pStyle w:val="Heading3"/>
+      </w:pPr>
+      <w:r>
+        <w:t>Your target</w:t>
+      </w:r>
+    </w:p>
+    <w:p>
+      <w:pPr>
+        <w:spacing w:line="336" w:lineRule="auto" w:after="180"/>
+        <w:shd w:fill="EDF7F3"/>
+      </w:pPr>
+      <w:r>
+        <w:rPr>
+          <w:b w:val="0"/>
+        </w:rPr>
+        <w:t>LEARNING TARGET  Encode a 2×3 monochrome image with top row black–white–black and bottom row white–black–white, using 1 for black. A partner reads columns first.</w:t>
+      </w:r>
+    </w:p>
+    <w:p>
+      <w:pPr>
+        <w:spacing w:line="336" w:lineRule="auto" w:after="180"/>
+        <w:shd w:fill="EDF7F3"/>
+      </w:pPr>
+      <w:r>
+        <w:rPr>
+          <w:b w:val="0"/>
+        </w:rPr>
+        <w:t>Explain why the image changes although the six values are identical.</w:t>
+      </w:r>
+    </w:p>
+    <w:p>
+      <w:pPr>
+        <w:spacing w:line="336" w:lineRule="auto" w:after="180"/>
+      </w:pPr>
+      <w:r>
+        <w:rPr>
+          <w:b w:val="0"/>
+        </w:rPr>
         <w:t>Learner name:</w:t>
       </w:r>
     </w:p>
@@ -152,8 +334,51 @@
       </w:r>
     </w:p>
     <w:p>
-      <w:r>
-        <w:t>Two thresholds can agree on all fitting examples but disagree on a new input. Does zero fitting error identify one uniquely correct rule?</w:t>
+      <w:pPr>
+        <w:spacing w:line="336" w:lineRule="auto" w:after="180"/>
+        <w:shd w:fill="F5F1FB"/>
+      </w:pPr>
+      <w:r>
+        <w:rPr>
+          <w:b w:val="0"/>
+        </w:rPr>
+        <w:t xml:space="preserve">Two thresholds can agree on all </w:t>
+      </w:r>
+      <w:r>
+        <w:rPr>
+          <w:b/>
+        </w:rPr>
+        <w:t>fitting</w:t>
+      </w:r>
+      <w:r>
+        <w:rPr>
+          <w:b w:val="0"/>
+        </w:rPr>
+        <w:t xml:space="preserve"> examples but disagree on a new </w:t>
+      </w:r>
+      <w:r>
+        <w:rPr>
+          <w:b/>
+        </w:rPr>
+        <w:t>input</w:t>
+      </w:r>
+      <w:r>
+        <w:rPr>
+          <w:b w:val="0"/>
+        </w:rPr>
+        <w:t xml:space="preserve">. Does zero </w:t>
+      </w:r>
+      <w:r>
+        <w:rPr>
+          <w:b/>
+        </w:rPr>
+        <w:t>fitting</w:t>
+      </w:r>
+      <w:r>
+        <w:rPr>
+          <w:b w:val="0"/>
+        </w:rPr>
+        <w:t xml:space="preserve"> error identify one uniquely correct rule?</w:t>
       </w:r>
     </w:p>
     <w:p>
@@ -165,8 +390,26 @@
       </w:r>
     </w:p>
     <w:p>
-      <w:r>
-        <w:t>By the end, I can encode pixel positions and show why a count cannot reconstruct a picture.</w:t>
+      <w:pPr>
+        <w:spacing w:line="336" w:lineRule="auto" w:after="180"/>
+      </w:pPr>
+      <w:r>
+        <w:rPr>
+          <w:b w:val="0"/>
+        </w:rPr>
+        <w:t xml:space="preserve">By the end, I can encode </w:t>
+      </w:r>
+      <w:r>
+        <w:rPr>
+          <w:b/>
+        </w:rPr>
+        <w:t>pixel</w:t>
+      </w:r>
+      <w:r>
+        <w:rPr>
+          <w:b w:val="0"/>
+        </w:rPr>
+        <w:t xml:space="preserve"> positions and show why a count cannot reconstruct a picture.</w:t>
       </w:r>
     </w:p>
     <w:p>
@@ -179,6 +422,17 @@
     </w:p>
     <w:p>
       <w:r>
+        <w:t>Investigate the supplied Pictures Become Numbers case. Separate observations, given facts and assumptions before choosing an explanation.</w:t>
+      </w:r>
+    </w:p>
+    <w:p>
+      <w:pPr>
+        <w:spacing w:line="336" w:lineRule="auto" w:after="180"/>
+      </w:pPr>
+      <w:r>
+        <w:rPr>
+          <w:b/>
+        </w:rPr>
         <w:t>PICTURE STORY</w:t>
       </w:r>
     </w:p>
@@ -191,8 +445,26 @@
       </w:r>
     </w:p>
     <w:p>
-      <w:r>
-        <w:t>Pictures give clues; evidence tells us what the clues mean.</w:t>
+      <w:pPr>
+        <w:spacing w:line="336" w:lineRule="auto" w:after="180"/>
+      </w:pPr>
+      <w:r>
+        <w:rPr>
+          <w:b w:val="0"/>
+        </w:rPr>
+        <w:t xml:space="preserve">Pictures give clues; </w:t>
+      </w:r>
+      <w:r>
+        <w:rPr>
+          <w:b/>
+        </w:rPr>
+        <w:t>evidence</w:t>
+      </w:r>
+      <w:r>
+        <w:rPr>
+          <w:b w:val="0"/>
+        </w:rPr>
+        <w:t xml:space="preserve"> tells us what the clues mean.</w:t>
       </w:r>
     </w:p>
     <w:p>
@@ -232,46 +504,146 @@
       </w:r>
     </w:p>
     <w:p>
-      <w:r>
-        <w:t>MYSTERY  A 5 by 5 black-and-white picture can be stored as 25 numbers, one value for each pixel position.</w:t>
-      </w:r>
-    </w:p>
-    <w:p>
       <w:pPr>
         <w:pStyle w:val="Heading3"/>
       </w:pPr>
       <w:r>
+        <w:t>Start with this puzzle</w:t>
+      </w:r>
+    </w:p>
+    <w:p>
+      <w:pPr>
+        <w:spacing w:line="336" w:lineRule="auto" w:after="180"/>
+        <w:shd w:fill="F1F6FC"/>
+      </w:pPr>
+      <w:r>
+        <w:rPr>
+          <w:b w:val="0"/>
+        </w:rPr>
+        <w:t xml:space="preserve">MYSTERY  A 5 by 5 black-and-white picture can be stored as 25 numbers, one value for each </w:t>
+      </w:r>
+      <w:r>
+        <w:rPr>
+          <w:b/>
+        </w:rPr>
+        <w:t>pixel</w:t>
+      </w:r>
+      <w:r>
+        <w:rPr>
+          <w:b w:val="0"/>
+        </w:rPr>
+        <w:t xml:space="preserve"> position.</w:t>
+      </w:r>
+    </w:p>
+    <w:p>
+      <w:pPr>
+        <w:pStyle w:val="Heading3"/>
+      </w:pPr>
+      <w:r>
         <w:t>What do you notice?</w:t>
       </w:r>
     </w:p>
     <w:p>
-      <w:r>
+      <w:pPr>
+        <w:spacing w:line="336" w:lineRule="auto" w:after="180"/>
+      </w:pPr>
+      <w:r>
+        <w:rPr>
+          <w:b w:val="0"/>
+        </w:rPr>
         <w:t>Name three visible details without explaining them yet.</w:t>
       </w:r>
     </w:p>
     <w:p>
-      <w:r>
+      <w:pPr>
+        <w:spacing w:line="336" w:lineRule="auto" w:after="180"/>
+      </w:pPr>
+      <w:r>
+        <w:rPr>
+          <w:b w:val="0"/>
+        </w:rPr>
         <w:t>Circle the detail most connected to the system's decision.</w:t>
       </w:r>
     </w:p>
     <w:p>
-      <w:r>
+      <w:pPr>
+        <w:spacing w:line="336" w:lineRule="auto" w:after="180"/>
+      </w:pPr>
+      <w:r>
+        <w:rPr>
+          <w:b w:val="0"/>
+        </w:rPr>
         <w:t>Name one detail that may be decoration or distraction.</w:t>
       </w:r>
     </w:p>
     <w:p>
-      <w:r>
-        <w:t>Make a first prediction and state the clue that supports it.</w:t>
-      </w:r>
-    </w:p>
-    <w:p>
-      <w:r>
-        <w:t>My observations, prediction, and evidence:</w:t>
-      </w:r>
-    </w:p>
-    <w:p>
-      <w:r>
-        <w:t>GOOD THINKING  A prediction can change when stronger evidence appears.</w:t>
+      <w:pPr>
+        <w:spacing w:line="336" w:lineRule="auto" w:after="180"/>
+      </w:pPr>
+      <w:r>
+        <w:rPr>
+          <w:b w:val="0"/>
+        </w:rPr>
+        <w:t xml:space="preserve">Make a first </w:t>
+      </w:r>
+      <w:r>
+        <w:rPr>
+          <w:b/>
+        </w:rPr>
+        <w:t>prediction</w:t>
+      </w:r>
+      <w:r>
+        <w:rPr>
+          <w:b w:val="0"/>
+        </w:rPr>
+        <w:t xml:space="preserve"> and state the clue that supports it.</w:t>
+      </w:r>
+    </w:p>
+    <w:p>
+      <w:pPr>
+        <w:spacing w:line="336" w:lineRule="auto" w:after="180"/>
+      </w:pPr>
+      <w:r>
+        <w:rPr>
+          <w:b w:val="0"/>
+        </w:rPr>
+        <w:t xml:space="preserve">My </w:t>
+      </w:r>
+      <w:r>
+        <w:rPr>
+          <w:b/>
+        </w:rPr>
+        <w:t>observation</w:t>
+      </w:r>
+      <w:r>
+        <w:rPr>
+          <w:b w:val="0"/>
+        </w:rPr>
+        <w:t xml:space="preserve">s, </w:t>
+      </w:r>
+      <w:r>
+        <w:rPr>
+          <w:b/>
+        </w:rPr>
+        <w:t>prediction</w:t>
+      </w:r>
+      <w:r>
+        <w:rPr>
+          <w:b w:val="0"/>
+        </w:rPr>
+        <w:t xml:space="preserve">, and </w:t>
+      </w:r>
+      <w:r>
+        <w:rPr>
+          <w:b/>
+        </w:rPr>
+        <w:t>evidence</w:t>
+      </w:r>
+      <w:r>
+        <w:rPr>
+          <w:b w:val="0"/>
+        </w:rPr>
+        <w:t>:</w:t>
       </w:r>
     </w:p>
     <w:p>
@@ -279,22 +651,165 @@
         <w:pStyle w:val="Heading3"/>
       </w:pPr>
       <w:r>
+        <w:t>Thinking habit</w:t>
+      </w:r>
+    </w:p>
+    <w:p>
+      <w:pPr>
+        <w:spacing w:line="336" w:lineRule="auto" w:after="180"/>
+        <w:shd w:fill="EDF7F3"/>
+      </w:pPr>
+      <w:r>
+        <w:rPr>
+          <w:b w:val="0"/>
+        </w:rPr>
+        <w:t xml:space="preserve">GOOD THINKING  A </w:t>
+      </w:r>
+      <w:r>
+        <w:rPr>
+          <w:b/>
+        </w:rPr>
+        <w:t>prediction</w:t>
+      </w:r>
+      <w:r>
+        <w:rPr>
+          <w:b w:val="0"/>
+        </w:rPr>
+        <w:t xml:space="preserve"> can change when stronger </w:t>
+      </w:r>
+      <w:r>
+        <w:rPr>
+          <w:b/>
+        </w:rPr>
+        <w:t>evidence</w:t>
+      </w:r>
+      <w:r>
+        <w:rPr>
+          <w:b w:val="0"/>
+        </w:rPr>
+        <w:t xml:space="preserve"> appears.</w:t>
+      </w:r>
+    </w:p>
+    <w:p>
+      <w:pPr>
+        <w:pStyle w:val="Heading3"/>
+      </w:pPr>
+      <w:r>
         <w:t>A closer explanation</w:t>
       </w:r>
     </w:p>
     <w:p>
-      <w:r>
-        <w:t>Imagine sending a small black-and-white sign using only numbers. We can divide the sign into a grid, record 1 for a black square and 0 for a white square, and read each row from left to right, starting at the top. The receiver needs the width, height and these conventions to reconstruct the same arrangement.</w:t>
-      </w:r>
-    </w:p>
-    <w:p>
-      <w:r>
-        <w:t>A pixel is a position with a recorded value. In our simplified binary image, one value selects black or white. Other image formats can record brightness levels or multiple colour channels. The convention 1 means black belongs to this exercise; it is not a universal rule for every digital image.</w:t>
-      </w:r>
-    </w:p>
-    <w:p>
-      <w:r>
-        <w:t>Encoding a picture does not recognise what it depicts. A program can store or display the numbers without calling the image a letter, an arrow or a person. Interpretation is another operation, just as displaying a book title was different from reading the entire book in Week 2.</w:t>
+      <w:pPr>
+        <w:spacing w:line="336" w:lineRule="auto" w:after="180"/>
+      </w:pPr>
+      <w:r>
+        <w:rPr>
+          <w:b w:val="0"/>
+        </w:rPr>
+        <w:t xml:space="preserve">Imagine sending a small black-and-white sign using only numbers. We can divide the sign into a </w:t>
+      </w:r>
+      <w:r>
+        <w:rPr>
+          <w:b/>
+        </w:rPr>
+        <w:t>grid</w:t>
+      </w:r>
+      <w:r>
+        <w:rPr>
+          <w:b w:val="0"/>
+        </w:rPr>
+        <w:t>, record 1 for a black square and 0 for a white square, and read each row from left to right, starting at the top.</w:t>
+      </w:r>
+    </w:p>
+    <w:p>
+      <w:pPr>
+        <w:spacing w:line="336" w:lineRule="auto" w:after="180"/>
+      </w:pPr>
+      <w:r>
+        <w:rPr>
+          <w:b w:val="0"/>
+        </w:rPr>
+        <w:t>The receiver needs the width, height and these conventions to reconstruct the same arrangement.</w:t>
+      </w:r>
+    </w:p>
+    <w:p>
+      <w:pPr>
+        <w:spacing w:line="336" w:lineRule="auto" w:after="180"/>
+      </w:pPr>
+      <w:r>
+        <w:rPr>
+          <w:b w:val="0"/>
+        </w:rPr>
+        <w:t xml:space="preserve">A </w:t>
+      </w:r>
+      <w:r>
+        <w:rPr>
+          <w:b/>
+        </w:rPr>
+        <w:t>pixel</w:t>
+      </w:r>
+      <w:r>
+        <w:rPr>
+          <w:b w:val="0"/>
+        </w:rPr>
+        <w:t xml:space="preserve"> is a position with a recorded value. In our simplified binary image, one value selects black or white. Other image formats can record brightness levels or multiple colour </w:t>
+      </w:r>
+      <w:r>
+        <w:rPr>
+          <w:b/>
+        </w:rPr>
+        <w:t>channel</w:t>
+      </w:r>
+      <w:r>
+        <w:rPr>
+          <w:b w:val="0"/>
+        </w:rPr>
+        <w:t>s.</w:t>
+      </w:r>
+    </w:p>
+    <w:p>
+      <w:pPr>
+        <w:spacing w:line="336" w:lineRule="auto" w:after="180"/>
+      </w:pPr>
+      <w:r>
+        <w:rPr>
+          <w:b w:val="0"/>
+        </w:rPr>
+        <w:t>The convention 1 means black belongs to this exercise; it is not a universal rule for every digital image.</w:t>
+      </w:r>
+    </w:p>
+    <w:p>
+      <w:pPr>
+        <w:spacing w:line="336" w:lineRule="auto" w:after="180"/>
+      </w:pPr>
+      <w:r>
+        <w:rPr>
+          <w:b/>
+        </w:rPr>
+        <w:t>Encoding</w:t>
+      </w:r>
+      <w:r>
+        <w:rPr>
+          <w:b w:val="0"/>
+        </w:rPr>
+        <w:t xml:space="preserve"> a picture does not recognise what it depicts. A program can store or display the numbers without calling the image a letter, an arrow or a person.</w:t>
+      </w:r>
+    </w:p>
+    <w:p>
+      <w:pPr>
+        <w:spacing w:line="336" w:lineRule="auto" w:after="180"/>
+      </w:pPr>
+      <w:r>
+        <w:rPr>
+          <w:b/>
+        </w:rPr>
+        <w:t>Interpretation</w:t>
+      </w:r>
+      <w:r>
+        <w:rPr>
+          <w:b w:val="0"/>
+        </w:rPr>
+        <w:t xml:space="preserve"> is another operation, just as displaying a book title was different from reading the entire book in Week 2.</w:t>
       </w:r>
     </w:p>
     <w:p>
@@ -307,7 +822,24 @@
     </w:p>
     <w:p>
       <w:r>
-        <w:t>VISUAL MECHANISM</w:t>
+        <w:t>Follow the mechanism for Pictures Become Numbers. Connect each labelled input, deciding step and result.</w:t>
+      </w:r>
+    </w:p>
+    <w:p>
+      <w:pPr>
+        <w:spacing w:line="336" w:lineRule="auto" w:after="180"/>
+      </w:pPr>
+      <w:r>
+        <w:rPr>
+          <w:b/>
+        </w:rPr>
+        <w:t xml:space="preserve">VISUAL </w:t>
+      </w:r>
+      <w:r>
+        <w:rPr>
+          <w:b/>
+        </w:rPr>
+        <w:t>MECHANISM</w:t>
       </w:r>
     </w:p>
     <w:p>
@@ -319,7 +851,13 @@
       </w:r>
     </w:p>
     <w:p>
-      <w:r>
+      <w:pPr>
+        <w:spacing w:line="336" w:lineRule="auto" w:after="180"/>
+      </w:pPr>
+      <w:r>
+        <w:rPr>
+          <w:b w:val="0"/>
+        </w:rPr>
         <w:t>Follow the information instead of imagining magic inside the machine.</w:t>
       </w:r>
     </w:p>
@@ -432,32 +970,194 @@
       </w:r>
     </w:p>
     <w:p>
-      <w:r>
-        <w:t>INPUT  light measured at grid locations</w:t>
-      </w:r>
-    </w:p>
-    <w:p>
-      <w:r>
-        <w:t>PROCESS  store and transform pixel values</w:t>
-      </w:r>
-    </w:p>
-    <w:p>
-      <w:r>
-        <w:t>OUTPUT  a displayed, resized, blurred, or classified image</w:t>
-      </w:r>
-    </w:p>
-    <w:p>
-      <w:r>
-        <w:t>CORE IDEA  A digital image is a grid of measured color values.</w:t>
-      </w:r>
-    </w:p>
-    <w:p>
-      <w:r>
-        <w:t>UNDER THE HOOD  Digital images sample a scene across a spatial grid. Each pixel stores channel values, commonly red, green, and blue. Resolution controls sampling density; transformations operate on numbers, not on an intact object inside the computer.</w:t>
-      </w:r>
-    </w:p>
-    <w:p>
-      <w:r>
+      <w:pPr>
+        <w:spacing w:line="336" w:lineRule="auto" w:after="180"/>
+      </w:pPr>
+      <w:r>
+        <w:rPr>
+          <w:b/>
+        </w:rPr>
+        <w:t>INPUT</w:t>
+      </w:r>
+      <w:r>
+        <w:rPr>
+          <w:b w:val="0"/>
+        </w:rPr>
+        <w:t xml:space="preserve">  light measured at </w:t>
+      </w:r>
+      <w:r>
+        <w:rPr>
+          <w:b/>
+        </w:rPr>
+        <w:t>grid</w:t>
+      </w:r>
+      <w:r>
+        <w:rPr>
+          <w:b w:val="0"/>
+        </w:rPr>
+        <w:t xml:space="preserve"> locations</w:t>
+      </w:r>
+    </w:p>
+    <w:p>
+      <w:pPr>
+        <w:spacing w:line="336" w:lineRule="auto" w:after="180"/>
+      </w:pPr>
+      <w:r>
+        <w:rPr>
+          <w:b/>
+        </w:rPr>
+        <w:t>PROCESS</w:t>
+      </w:r>
+      <w:r>
+        <w:rPr>
+          <w:b w:val="0"/>
+        </w:rPr>
+        <w:t xml:space="preserve">  store and transform </w:t>
+      </w:r>
+      <w:r>
+        <w:rPr>
+          <w:b/>
+        </w:rPr>
+        <w:t>pixel</w:t>
+      </w:r>
+      <w:r>
+        <w:rPr>
+          <w:b w:val="0"/>
+        </w:rPr>
+        <w:t xml:space="preserve"> values</w:t>
+      </w:r>
+    </w:p>
+    <w:p>
+      <w:pPr>
+        <w:spacing w:line="336" w:lineRule="auto" w:after="180"/>
+      </w:pPr>
+      <w:r>
+        <w:rPr>
+          <w:b/>
+        </w:rPr>
+        <w:t>OUTPUT</w:t>
+      </w:r>
+      <w:r>
+        <w:rPr>
+          <w:b w:val="0"/>
+        </w:rPr>
+        <w:t xml:space="preserve">  a displayed, resized, blurred, or classified image</w:t>
+      </w:r>
+    </w:p>
+    <w:p>
+      <w:pPr>
+        <w:pStyle w:val="Heading3"/>
+      </w:pPr>
+      <w:r>
+        <w:t>Key idea</w:t>
+      </w:r>
+    </w:p>
+    <w:p>
+      <w:pPr>
+        <w:spacing w:line="336" w:lineRule="auto" w:after="180"/>
+        <w:shd w:fill="EDF7F3"/>
+      </w:pPr>
+      <w:r>
+        <w:rPr>
+          <w:b w:val="0"/>
+        </w:rPr>
+        <w:t xml:space="preserve">CORE IDEA  A digital image is a </w:t>
+      </w:r>
+      <w:r>
+        <w:rPr>
+          <w:b/>
+        </w:rPr>
+        <w:t>grid</w:t>
+      </w:r>
+      <w:r>
+        <w:rPr>
+          <w:b w:val="0"/>
+        </w:rPr>
+        <w:t xml:space="preserve"> of measured color values.</w:t>
+      </w:r>
+    </w:p>
+    <w:p>
+      <w:pPr>
+        <w:pStyle w:val="Heading3"/>
+      </w:pPr>
+      <w:r>
+        <w:t>How the mechanism works</w:t>
+      </w:r>
+    </w:p>
+    <w:p>
+      <w:pPr>
+        <w:spacing w:line="336" w:lineRule="auto" w:after="180"/>
+        <w:shd w:fill="F1F6F8"/>
+      </w:pPr>
+      <w:r>
+        <w:rPr>
+          <w:b w:val="0"/>
+        </w:rPr>
+        <w:t xml:space="preserve">UNDER THE HOOD  Digital images sample a scene across a spatial </w:t>
+      </w:r>
+      <w:r>
+        <w:rPr>
+          <w:b/>
+        </w:rPr>
+        <w:t>grid</w:t>
+      </w:r>
+      <w:r>
+        <w:rPr>
+          <w:b w:val="0"/>
+        </w:rPr>
+        <w:t xml:space="preserve">. Each </w:t>
+      </w:r>
+      <w:r>
+        <w:rPr>
+          <w:b/>
+        </w:rPr>
+        <w:t>pixel</w:t>
+      </w:r>
+      <w:r>
+        <w:rPr>
+          <w:b w:val="0"/>
+        </w:rPr>
+        <w:t xml:space="preserve"> stores </w:t>
+      </w:r>
+      <w:r>
+        <w:rPr>
+          <w:b/>
+        </w:rPr>
+        <w:t>channel</w:t>
+      </w:r>
+      <w:r>
+        <w:rPr>
+          <w:b w:val="0"/>
+        </w:rPr>
+        <w:t xml:space="preserve"> values, commonly red, green, and blue.</w:t>
+      </w:r>
+    </w:p>
+    <w:p>
+      <w:pPr>
+        <w:spacing w:line="336" w:lineRule="auto" w:after="180"/>
+        <w:shd w:fill="F1F6F8"/>
+      </w:pPr>
+      <w:r>
+        <w:rPr>
+          <w:b/>
+        </w:rPr>
+        <w:t>Resolution</w:t>
+      </w:r>
+      <w:r>
+        <w:rPr>
+          <w:b w:val="0"/>
+        </w:rPr>
+        <w:t xml:space="preserve"> controls sampling density; transformations operate on numbers, not on an intact object inside the computer.</w:t>
+      </w:r>
+    </w:p>
+    <w:p>
+      <w:pPr>
+        <w:spacing w:line="336" w:lineRule="auto" w:after="180"/>
+      </w:pPr>
+      <w:r>
+        <w:rPr>
+          <w:b w:val="0"/>
+        </w:rPr>
         <w:t>Draw a fresh example with all three stages:</w:t>
       </w:r>
     </w:p>
@@ -599,13 +1299,72 @@
       </w:r>
     </w:p>
     <w:p>
-      <w:r>
-        <w:t>The first row is 0,1,0, so only its middle pixel is black. The second row is 1,1,1, so all three are black. The third row repeats the first. This reconstructs the displayed cross-like pattern under our convention.</w:t>
-      </w:r>
-    </w:p>
-    <w:p>
-      <w:r>
-        <w:t>A flattened record would be 0,1,0,1,1,1,0,1,0. Without the grid dimensions, the same nine values could also be drawn in one row of nine. Keep the shape information with the values. Width times height counts pixels; it does not tell us their contents.</w:t>
+      <w:pPr>
+        <w:spacing w:line="336" w:lineRule="auto" w:after="180"/>
+      </w:pPr>
+      <w:r>
+        <w:rPr>
+          <w:b w:val="0"/>
+        </w:rPr>
+        <w:t xml:space="preserve">The first row is 0,1,0, so only its middle </w:t>
+      </w:r>
+      <w:r>
+        <w:rPr>
+          <w:b/>
+        </w:rPr>
+        <w:t>pixel</w:t>
+      </w:r>
+      <w:r>
+        <w:rPr>
+          <w:b w:val="0"/>
+        </w:rPr>
+        <w:t xml:space="preserve"> is black. The second row is 1,1,1, so all three are black. The third row repeats the first. This reconstructs the displayed cross-like pattern under our convention.</w:t>
+      </w:r>
+    </w:p>
+    <w:p>
+      <w:pPr>
+        <w:spacing w:line="336" w:lineRule="auto" w:after="180"/>
+      </w:pPr>
+      <w:r>
+        <w:rPr>
+          <w:b w:val="0"/>
+        </w:rPr>
+        <w:t xml:space="preserve">A flattened record would be 0,1,0,1,1,1,0,1,0. Without the </w:t>
+      </w:r>
+      <w:r>
+        <w:rPr>
+          <w:b/>
+        </w:rPr>
+        <w:t>grid</w:t>
+      </w:r>
+      <w:r>
+        <w:rPr>
+          <w:b w:val="0"/>
+        </w:rPr>
+        <w:t xml:space="preserve"> dimensions, the same nine values could also be drawn in one row of nine. Keep the shape information with the values.</w:t>
+      </w:r>
+    </w:p>
+    <w:p>
+      <w:pPr>
+        <w:spacing w:line="336" w:lineRule="auto" w:after="180"/>
+      </w:pPr>
+      <w:r>
+        <w:rPr>
+          <w:b w:val="0"/>
+        </w:rPr>
+        <w:t xml:space="preserve">Width times height counts </w:t>
+      </w:r>
+      <w:r>
+        <w:rPr>
+          <w:b/>
+        </w:rPr>
+        <w:t>pixel</w:t>
+      </w:r>
+      <w:r>
+        <w:rPr>
+          <w:b w:val="0"/>
+        </w:rPr>
+        <w:t>s; it does not tell us their contents.</w:t>
       </w:r>
     </w:p>
     <w:p>
@@ -617,8 +1376,26 @@
       </w:r>
     </w:p>
     <w:p>
-      <w:r>
-        <w:t>Point to the input, the deciding step and the result in this week’s visual. Explain the same step in ordinary words. A picture helps when you can say what each part represents.</w:t>
+      <w:pPr>
+        <w:spacing w:line="336" w:lineRule="auto" w:after="180"/>
+      </w:pPr>
+      <w:r>
+        <w:rPr>
+          <w:b w:val="0"/>
+        </w:rPr>
+        <w:t xml:space="preserve">Point to the </w:t>
+      </w:r>
+      <w:r>
+        <w:rPr>
+          <w:b/>
+        </w:rPr>
+        <w:t>input</w:t>
+      </w:r>
+      <w:r>
+        <w:rPr>
+          <w:b w:val="0"/>
+        </w:rPr>
+        <w:t>, the deciding step and the result in this week’s visual. Explain the same step in ordinary words. A picture helps when you can say what each part represents.</w:t>
       </w:r>
     </w:p>
     <w:p>
@@ -631,6 +1408,17 @@
     </w:p>
     <w:p>
       <w:r>
+        <w:t>Compare the supplied cases for Pictures Become Numbers. Identify the detail that changes the conclusion.</w:t>
+      </w:r>
+    </w:p>
+    <w:p>
+      <w:pPr>
+        <w:spacing w:line="336" w:lineRule="auto" w:after="180"/>
+      </w:pPr>
+      <w:r>
+        <w:rPr>
+          <w:b/>
+        </w:rPr>
         <w:t>PICTURE GALLERY</w:t>
       </w:r>
     </w:p>
@@ -643,8 +1431,26 @@
       </w:r>
     </w:p>
     <w:p>
-      <w:r>
-        <w:t>Use the visual cue, then read the evidence carefully.</w:t>
+      <w:pPr>
+        <w:spacing w:line="336" w:lineRule="auto" w:after="180"/>
+      </w:pPr>
+      <w:r>
+        <w:rPr>
+          <w:b w:val="0"/>
+        </w:rPr>
+        <w:t xml:space="preserve">Use the visual cue, then read the </w:t>
+      </w:r>
+      <w:r>
+        <w:rPr>
+          <w:b/>
+        </w:rPr>
+        <w:t>evidence</w:t>
+      </w:r>
+      <w:r>
+        <w:rPr>
+          <w:b w:val="0"/>
+        </w:rPr>
+        <w:t xml:space="preserve"> carefully.</w:t>
       </w:r>
     </w:p>
     <w:p>
@@ -792,56 +1598,285 @@
       </w:r>
     </w:p>
     <w:p>
-      <w:r>
+      <w:pPr>
+        <w:pStyle w:val="Heading3"/>
+      </w:pPr>
+      <w:r>
+        <w:t>The case to investigate</w:t>
+      </w:r>
+    </w:p>
+    <w:p>
+      <w:pPr>
+        <w:spacing w:line="336" w:lineRule="auto" w:after="180"/>
+        <w:shd w:fill="F1F6FC"/>
+      </w:pPr>
+      <w:r>
+        <w:rPr>
+          <w:b w:val="0"/>
+        </w:rPr>
         <w:t>CASE 1 — Black/white icon  Clue: 0 and 1 values. Meaning: two possible brightness levels.</w:t>
       </w:r>
     </w:p>
     <w:p>
-      <w:r>
-        <w:t>CASE 2 — Gray image  Clue: one brightness number per pixel. Meaning: many light levels.</w:t>
-      </w:r>
-    </w:p>
-    <w:p>
-      <w:r>
-        <w:t>CASE 3 — Color image  Clue: red, green, blue values. Meaning: three channels.</w:t>
-      </w:r>
-    </w:p>
-    <w:p>
-      <w:r>
+      <w:pPr>
+        <w:pStyle w:val="Heading3"/>
+      </w:pPr>
+      <w:r>
+        <w:t>The case to investigate</w:t>
+      </w:r>
+    </w:p>
+    <w:p>
+      <w:pPr>
+        <w:spacing w:line="336" w:lineRule="auto" w:after="180"/>
+        <w:shd w:fill="F1F6FC"/>
+      </w:pPr>
+      <w:r>
+        <w:rPr>
+          <w:b w:val="0"/>
+        </w:rPr>
+        <w:t xml:space="preserve">CASE 2 — Gray image  Clue: one brightness number per </w:t>
+      </w:r>
+      <w:r>
+        <w:rPr>
+          <w:b/>
+        </w:rPr>
+        <w:t>pixel</w:t>
+      </w:r>
+      <w:r>
+        <w:rPr>
+          <w:b w:val="0"/>
+        </w:rPr>
+        <w:t>. Meaning: many light levels.</w:t>
+      </w:r>
+    </w:p>
+    <w:p>
+      <w:pPr>
+        <w:pStyle w:val="Heading3"/>
+      </w:pPr>
+      <w:r>
+        <w:t>The case to investigate</w:t>
+      </w:r>
+    </w:p>
+    <w:p>
+      <w:pPr>
+        <w:spacing w:line="336" w:lineRule="auto" w:after="180"/>
+        <w:shd w:fill="F1F6FC"/>
+      </w:pPr>
+      <w:r>
+        <w:rPr>
+          <w:b w:val="0"/>
+        </w:rPr>
+        <w:t xml:space="preserve">CASE 3 — Color image  Clue: red, green, blue values. Meaning: three </w:t>
+      </w:r>
+      <w:r>
+        <w:rPr>
+          <w:b/>
+        </w:rPr>
+        <w:t>channel</w:t>
+      </w:r>
+      <w:r>
+        <w:rPr>
+          <w:b w:val="0"/>
+        </w:rPr>
+        <w:t>s.</w:t>
+      </w:r>
+    </w:p>
+    <w:p>
+      <w:pPr>
+        <w:pStyle w:val="Heading3"/>
+      </w:pPr>
+      <w:r>
+        <w:t>The case to investigate</w:t>
+      </w:r>
+    </w:p>
+    <w:p>
+      <w:pPr>
+        <w:spacing w:line="336" w:lineRule="auto" w:after="180"/>
+        <w:shd w:fill="F1F6FC"/>
+      </w:pPr>
+      <w:r>
+        <w:rPr>
+          <w:b w:val="0"/>
+        </w:rPr>
         <w:t>CASE 4 — Blur  Clue: nearby values are mixed. Meaning: detail is reduced.</w:t>
       </w:r>
     </w:p>
     <w:p>
-      <w:r>
-        <w:t>BOUNDARY  A pixel is a measurement at a location, not a tiny copy of the object.</w:t>
-      </w:r>
-    </w:p>
-    <w:p>
-      <w:r>
-        <w:t>Which two pictures are easiest to confuse? What evidence separates them?</w:t>
-      </w:r>
-    </w:p>
-    <w:p>
       <w:pPr>
         <w:pStyle w:val="Heading3"/>
       </w:pPr>
       <w:r>
+        <w:t>Keep this boundary clear</w:t>
+      </w:r>
+    </w:p>
+    <w:p>
+      <w:pPr>
+        <w:spacing w:line="336" w:lineRule="auto" w:after="180"/>
+        <w:shd w:fill="FFF5E6"/>
+      </w:pPr>
+      <w:r>
+        <w:rPr>
+          <w:b w:val="0"/>
+        </w:rPr>
+        <w:t xml:space="preserve">BOUNDARY  A </w:t>
+      </w:r>
+      <w:r>
+        <w:rPr>
+          <w:b/>
+        </w:rPr>
+        <w:t>pixel</w:t>
+      </w:r>
+      <w:r>
+        <w:rPr>
+          <w:b w:val="0"/>
+        </w:rPr>
+        <w:t xml:space="preserve"> is a measurement at a location, not a tiny copy of the object.</w:t>
+      </w:r>
+    </w:p>
+    <w:p>
+      <w:pPr>
+        <w:spacing w:line="336" w:lineRule="auto" w:after="180"/>
+        <w:shd w:fill="F5F1FB"/>
+      </w:pPr>
+      <w:r>
+        <w:rPr>
+          <w:b w:val="0"/>
+        </w:rPr>
+        <w:t xml:space="preserve">Which two pictures are easiest to confuse? What </w:t>
+      </w:r>
+      <w:r>
+        <w:rPr>
+          <w:b/>
+        </w:rPr>
+        <w:t>evidence</w:t>
+      </w:r>
+      <w:r>
+        <w:rPr>
+          <w:b w:val="0"/>
+        </w:rPr>
+        <w:t xml:space="preserve"> separates them?</w:t>
+      </w:r>
+    </w:p>
+    <w:p>
+      <w:pPr>
+        <w:pStyle w:val="Heading3"/>
+      </w:pPr>
+      <w:r>
         <w:t>Change one thing in the pictured case</w:t>
       </w:r>
     </w:p>
     <w:p>
-      <w:r>
-        <w:t>Change: Change A’s bottom-left pixel from 0 to 1.</w:t>
-      </w:r>
-    </w:p>
-    <w:p>
-      <w:r>
-        <w:t>Prediction: A now has four dark pixels; its row encoding is 101 / 110.</w:t>
-      </w:r>
-    </w:p>
-    <w:p>
-      <w:r>
-        <w:t>Reason: Exactly one light pixel becomes dark; the other five positions remain unchanged.</w:t>
+      <w:pPr>
+        <w:pStyle w:val="Heading3"/>
+      </w:pPr>
+      <w:r>
+        <w:t>Change one thing</w:t>
+      </w:r>
+    </w:p>
+    <w:p>
+      <w:pPr>
+        <w:spacing w:line="336" w:lineRule="auto" w:after="180"/>
+        <w:shd w:fill="F5F1FB"/>
+      </w:pPr>
+      <w:r>
+        <w:rPr>
+          <w:b w:val="0"/>
+        </w:rPr>
+        <w:t xml:space="preserve">Change: Change A’s bottom-left </w:t>
+      </w:r>
+      <w:r>
+        <w:rPr>
+          <w:b/>
+        </w:rPr>
+        <w:t>pixel</w:t>
+      </w:r>
+      <w:r>
+        <w:rPr>
+          <w:b w:val="0"/>
+        </w:rPr>
+        <w:t xml:space="preserve"> from 0 to 1.</w:t>
+      </w:r>
+    </w:p>
+    <w:p>
+      <w:pPr>
+        <w:pStyle w:val="Heading3"/>
+      </w:pPr>
+      <w:r>
+        <w:t>Predicted result</w:t>
+      </w:r>
+    </w:p>
+    <w:p>
+      <w:pPr>
+        <w:spacing w:line="336" w:lineRule="auto" w:after="180"/>
+        <w:shd w:fill="F1F6FC"/>
+      </w:pPr>
+      <w:r>
+        <w:rPr>
+          <w:b/>
+        </w:rPr>
+        <w:t>Prediction</w:t>
+      </w:r>
+      <w:r>
+        <w:rPr>
+          <w:b w:val="0"/>
+        </w:rPr>
+        <w:t xml:space="preserve">: A now has four dark </w:t>
+      </w:r>
+      <w:r>
+        <w:rPr>
+          <w:b/>
+        </w:rPr>
+        <w:t>pixel</w:t>
+      </w:r>
+      <w:r>
+        <w:rPr>
+          <w:b w:val="0"/>
+        </w:rPr>
+        <w:t xml:space="preserve">s; its row </w:t>
+      </w:r>
+      <w:r>
+        <w:rPr>
+          <w:b/>
+        </w:rPr>
+        <w:t>encoding</w:t>
+      </w:r>
+      <w:r>
+        <w:rPr>
+          <w:b w:val="0"/>
+        </w:rPr>
+        <w:t xml:space="preserve"> is 101 / 110.</w:t>
+      </w:r>
+    </w:p>
+    <w:p>
+      <w:pPr>
+        <w:pStyle w:val="Heading3"/>
+      </w:pPr>
+      <w:r>
+        <w:t>Why the result follows</w:t>
+      </w:r>
+    </w:p>
+    <w:p>
+      <w:pPr>
+        <w:spacing w:line="336" w:lineRule="auto" w:after="180"/>
+        <w:shd w:fill="F1F6FC"/>
+      </w:pPr>
+      <w:r>
+        <w:rPr>
+          <w:b w:val="0"/>
+        </w:rPr>
+        <w:t xml:space="preserve">Reason: Exactly one light </w:t>
+      </w:r>
+      <w:r>
+        <w:rPr>
+          <w:b/>
+        </w:rPr>
+        <w:t>pixel</w:t>
+      </w:r>
+      <w:r>
+        <w:rPr>
+          <w:b w:val="0"/>
+        </w:rPr>
+        <w:t xml:space="preserve"> becomes dark; the other five positions remain unchanged.</w:t>
       </w:r>
     </w:p>
     <w:p>
@@ -854,6 +1889,17 @@
     </w:p>
     <w:p>
       <w:r>
+        <w:t>Use the vocabulary of Pictures Become Numbers to explain a concrete decision, rather than only memorising definitions.</w:t>
+      </w:r>
+    </w:p>
+    <w:p>
+      <w:pPr>
+        <w:spacing w:line="336" w:lineRule="auto" w:after="180"/>
+      </w:pPr>
+      <w:r>
+        <w:rPr>
+          <w:b/>
+        </w:rPr>
         <w:t>VOCABULARY</w:t>
       </w:r>
     </w:p>
@@ -866,7 +1912,13 @@
       </w:r>
     </w:p>
     <w:p>
-      <w:r>
+      <w:pPr>
+        <w:spacing w:line="336" w:lineRule="auto" w:after="180"/>
+      </w:pPr>
+      <w:r>
+        <w:rPr>
+          <w:b w:val="0"/>
+        </w:rPr>
         <w:t>The badge is a memory cue; the definition does the real thinking work.</w:t>
       </w:r>
     </w:p>
@@ -1190,17 +2242,57 @@
       </w:r>
     </w:p>
     <w:p>
-      <w:r>
+      <w:pPr>
+        <w:pStyle w:val="Heading3"/>
+      </w:pPr>
+      <w:r>
+        <w:t>Find the unsupported claim</w:t>
+      </w:r>
+    </w:p>
+    <w:p>
+      <w:pPr>
+        <w:spacing w:line="336" w:lineRule="auto" w:after="180"/>
+        <w:shd w:fill="F5F1FB"/>
+      </w:pPr>
+      <w:r>
+        <w:rPr>
+          <w:b w:val="0"/>
+        </w:rPr>
         <w:t>CLAIM TO REPAIR  The computer stores a real cat inside the image file.</w:t>
       </w:r>
     </w:p>
     <w:p>
-      <w:r>
-        <w:t>Use one vocabulary word and one piece of evidence to repair it:</w:t>
-      </w:r>
-    </w:p>
-    <w:p>
-      <w:r>
+      <w:pPr>
+        <w:spacing w:line="336" w:lineRule="auto" w:after="180"/>
+      </w:pPr>
+      <w:r>
+        <w:rPr>
+          <w:b w:val="0"/>
+        </w:rPr>
+        <w:t xml:space="preserve">Use one vocabulary word and one piece of </w:t>
+      </w:r>
+      <w:r>
+        <w:rPr>
+          <w:b/>
+        </w:rPr>
+        <w:t>evidence</w:t>
+      </w:r>
+      <w:r>
+        <w:rPr>
+          <w:b w:val="0"/>
+        </w:rPr>
+        <w:t xml:space="preserve"> to repair it:</w:t>
+      </w:r>
+    </w:p>
+    <w:p>
+      <w:pPr>
+        <w:spacing w:line="336" w:lineRule="auto" w:after="180"/>
+        <w:shd w:fill="EDF7F3"/>
+      </w:pPr>
+      <w:r>
+        <w:rPr>
+          <w:b w:val="0"/>
+        </w:rPr>
         <w:t>WORD POWER  A strong definition helps you decide something in a new case.</w:t>
       </w:r>
     </w:p>
@@ -1324,6 +2416,17 @@
     </w:p>
     <w:p>
       <w:r>
+        <w:t>Follow the worked trace for Pictures Become Numbers, predict a step, then compare with its explanation.</w:t>
+      </w:r>
+    </w:p>
+    <w:p>
+      <w:pPr>
+        <w:spacing w:line="336" w:lineRule="auto" w:after="180"/>
+      </w:pPr>
+      <w:r>
+        <w:rPr>
+          <w:b/>
+        </w:rPr>
         <w:t>WORKED EXAMPLE</w:t>
       </w:r>
     </w:p>
@@ -1336,8 +2439,26 @@
       </w:r>
     </w:p>
     <w:p>
-      <w:r>
-        <w:t>Every step connects a claim to observable evidence.</w:t>
+      <w:pPr>
+        <w:spacing w:line="336" w:lineRule="auto" w:after="180"/>
+      </w:pPr>
+      <w:r>
+        <w:rPr>
+          <w:b w:val="0"/>
+        </w:rPr>
+        <w:t xml:space="preserve">Every step connects a claim to observable </w:t>
+      </w:r>
+      <w:r>
+        <w:rPr>
+          <w:b/>
+        </w:rPr>
+        <w:t>evidence</w:t>
+      </w:r>
+      <w:r>
+        <w:rPr>
+          <w:b w:val="0"/>
+        </w:rPr>
+        <w:t>.</w:t>
       </w:r>
     </w:p>
     <w:p>
@@ -1377,51 +2498,295 @@
       </w:r>
     </w:p>
     <w:p>
-      <w:r>
-        <w:t>CASE  A 5 by 5 black-and-white picture can be stored as 25 numbers, one value for each pixel position.</w:t>
-      </w:r>
-    </w:p>
-    <w:p>
-      <w:r>
-        <w:t>STEP 1 — OBSERVE  light measured at grid locations</w:t>
-      </w:r>
-    </w:p>
-    <w:p>
-      <w:r>
-        <w:t>STEP 2 — TRACE  store and transform pixel values</w:t>
-      </w:r>
-    </w:p>
-    <w:p>
-      <w:r>
+      <w:pPr>
+        <w:pStyle w:val="Heading3"/>
+      </w:pPr>
+      <w:r>
+        <w:t>The case to investigate</w:t>
+      </w:r>
+    </w:p>
+    <w:p>
+      <w:pPr>
+        <w:spacing w:line="336" w:lineRule="auto" w:after="180"/>
+        <w:shd w:fill="F1F6FC"/>
+      </w:pPr>
+      <w:r>
+        <w:rPr>
+          <w:b w:val="0"/>
+        </w:rPr>
+        <w:t xml:space="preserve">CASE  A 5 by 5 black-and-white picture can be stored as 25 numbers, one value for each </w:t>
+      </w:r>
+      <w:r>
+        <w:rPr>
+          <w:b/>
+        </w:rPr>
+        <w:t>pixel</w:t>
+      </w:r>
+      <w:r>
+        <w:rPr>
+          <w:b w:val="0"/>
+        </w:rPr>
+        <w:t xml:space="preserve"> position.</w:t>
+      </w:r>
+    </w:p>
+    <w:p>
+      <w:pPr>
+        <w:pStyle w:val="Heading3"/>
+      </w:pPr>
+      <w:r>
+        <w:t>Step 1</w:t>
+      </w:r>
+    </w:p>
+    <w:p>
+      <w:pPr>
+        <w:spacing w:line="336" w:lineRule="auto" w:after="180"/>
+        <w:shd w:fill="F4F9FC"/>
+      </w:pPr>
+      <w:r>
+        <w:rPr>
+          <w:b w:val="0"/>
+        </w:rPr>
+        <w:t xml:space="preserve">STEP 1 — OBSERVE  light measured at </w:t>
+      </w:r>
+      <w:r>
+        <w:rPr>
+          <w:b/>
+        </w:rPr>
+        <w:t>grid</w:t>
+      </w:r>
+      <w:r>
+        <w:rPr>
+          <w:b w:val="0"/>
+        </w:rPr>
+        <w:t xml:space="preserve"> locations</w:t>
+      </w:r>
+    </w:p>
+    <w:p>
+      <w:pPr>
+        <w:pStyle w:val="Heading3"/>
+      </w:pPr>
+      <w:r>
+        <w:t>Step 2</w:t>
+      </w:r>
+    </w:p>
+    <w:p>
+      <w:pPr>
+        <w:spacing w:line="336" w:lineRule="auto" w:after="180"/>
+        <w:shd w:fill="F4F9FC"/>
+      </w:pPr>
+      <w:r>
+        <w:rPr>
+          <w:b w:val="0"/>
+        </w:rPr>
+        <w:t xml:space="preserve">STEP 2 — TRACE  store and transform </w:t>
+      </w:r>
+      <w:r>
+        <w:rPr>
+          <w:b/>
+        </w:rPr>
+        <w:t>pixel</w:t>
+      </w:r>
+      <w:r>
+        <w:rPr>
+          <w:b w:val="0"/>
+        </w:rPr>
+        <w:t xml:space="preserve"> values</w:t>
+      </w:r>
+    </w:p>
+    <w:p>
+      <w:pPr>
+        <w:pStyle w:val="Heading3"/>
+      </w:pPr>
+      <w:r>
+        <w:t>Step 3</w:t>
+      </w:r>
+    </w:p>
+    <w:p>
+      <w:pPr>
+        <w:spacing w:line="336" w:lineRule="auto" w:after="180"/>
+        <w:shd w:fill="F4F9FC"/>
+      </w:pPr>
+      <w:r>
+        <w:rPr>
+          <w:b w:val="0"/>
+        </w:rPr>
         <w:t>STEP 3 — CONCLUDE  a displayed, resized, blurred, or classified image</w:t>
       </w:r>
     </w:p>
     <w:p>
-      <w:r>
-        <w:t>MODEL REASONING  Each grid position becomes one displayed square. A blur combines nearby values, so isolated corners and thin lines disappear before large regions. The computer transforms numbers; the human viewer recognizes the shape.</w:t>
-      </w:r>
-    </w:p>
-    <w:p>
-      <w:r>
-        <w:t>DO NOT OVERCLAIM  A pixel is a measurement at a location, not a tiny copy of the object.</w:t>
-      </w:r>
-    </w:p>
-    <w:p>
-      <w:r>
-        <w:t>What new evidence could change this answer?</w:t>
-      </w:r>
-    </w:p>
-    <w:p>
       <w:pPr>
         <w:pStyle w:val="Heading3"/>
       </w:pPr>
       <w:r>
+        <w:t>Model answer</w:t>
+      </w:r>
+    </w:p>
+    <w:p>
+      <w:pPr>
+        <w:spacing w:line="336" w:lineRule="auto" w:after="180"/>
+        <w:shd w:fill="F1F6FC"/>
+      </w:pPr>
+      <w:r>
+        <w:rPr>
+          <w:b w:val="0"/>
+        </w:rPr>
+        <w:t xml:space="preserve">MODEL REASONING  Each </w:t>
+      </w:r>
+      <w:r>
+        <w:rPr>
+          <w:b/>
+        </w:rPr>
+        <w:t>grid</w:t>
+      </w:r>
+      <w:r>
+        <w:rPr>
+          <w:b w:val="0"/>
+        </w:rPr>
+        <w:t xml:space="preserve"> position becomes one displayed square. A blur combines nearby values, so isolated corners and thin lines disappear before large regions.</w:t>
+      </w:r>
+    </w:p>
+    <w:p>
+      <w:pPr>
+        <w:spacing w:line="336" w:lineRule="auto" w:after="180"/>
+        <w:shd w:fill="F1F6FC"/>
+      </w:pPr>
+      <w:r>
+        <w:rPr>
+          <w:b w:val="0"/>
+        </w:rPr>
+        <w:t>The computer transforms numbers; the human viewer recognizes the shape.</w:t>
+      </w:r>
+    </w:p>
+    <w:p>
+      <w:pPr>
+        <w:pStyle w:val="Heading3"/>
+      </w:pPr>
+      <w:r>
+        <w:t>A claim to avoid</w:t>
+      </w:r>
+    </w:p>
+    <w:p>
+      <w:pPr>
+        <w:spacing w:line="336" w:lineRule="auto" w:after="180"/>
+        <w:shd w:fill="FFF5E6"/>
+      </w:pPr>
+      <w:r>
+        <w:rPr>
+          <w:b w:val="0"/>
+        </w:rPr>
+        <w:t xml:space="preserve">DO NOT OVERCLAIM  A </w:t>
+      </w:r>
+      <w:r>
+        <w:rPr>
+          <w:b/>
+        </w:rPr>
+        <w:t>pixel</w:t>
+      </w:r>
+      <w:r>
+        <w:rPr>
+          <w:b w:val="0"/>
+        </w:rPr>
+        <w:t xml:space="preserve"> is a measurement at a location, not a tiny copy of the object.</w:t>
+      </w:r>
+    </w:p>
+    <w:p>
+      <w:pPr>
+        <w:spacing w:line="336" w:lineRule="auto" w:after="180"/>
+        <w:shd w:fill="F5F1FB"/>
+      </w:pPr>
+      <w:r>
+        <w:rPr>
+          <w:b w:val="0"/>
+        </w:rPr>
+        <w:t xml:space="preserve">What new </w:t>
+      </w:r>
+      <w:r>
+        <w:rPr>
+          <w:b/>
+        </w:rPr>
+        <w:t>evidence</w:t>
+      </w:r>
+      <w:r>
+        <w:rPr>
+          <w:b w:val="0"/>
+        </w:rPr>
+        <w:t xml:space="preserve"> could change this answer?</w:t>
+      </w:r>
+    </w:p>
+    <w:p>
+      <w:pPr>
+        <w:pStyle w:val="Heading3"/>
+      </w:pPr>
+      <w:r>
         <w:t>A closer explanation</w:t>
       </w:r>
     </w:p>
     <w:p>
-      <w:r>
-        <w:t>Suppose we discard the row records and retain only black pixel count=5. That count matches the cross, but it also matches rows 1,1,1 then 1,1,0 then 0,0,0. The second arrangement fills the top row and two positions below it. Both have five black pixels and nine pixels in total, yet they are different images.</w:t>
+      <w:pPr>
+        <w:pStyle w:val="Heading3"/>
+      </w:pPr>
+      <w:r>
+        <w:t>Worked explanation · Pictures Become Numbers</w:t>
+      </w:r>
+    </w:p>
+    <w:p>
+      <w:pPr>
+        <w:spacing w:line="336" w:lineRule="auto" w:after="180"/>
+        <w:shd w:fill="F1F6FC"/>
+      </w:pPr>
+      <w:r>
+        <w:rPr>
+          <w:b w:val="0"/>
+        </w:rPr>
+        <w:t xml:space="preserve">Suppose we discard the row records and retain only black </w:t>
+      </w:r>
+      <w:r>
+        <w:rPr>
+          <w:b/>
+        </w:rPr>
+        <w:t>pixel</w:t>
+      </w:r>
+      <w:r>
+        <w:rPr>
+          <w:b w:val="0"/>
+        </w:rPr>
+        <w:t xml:space="preserve"> count=5. That count matches the cross, but it also matches rows 1,1,1 then 1,1,0 then 0,0,0. The second arrangement fills the top row and two positions below it.</w:t>
+      </w:r>
+    </w:p>
+    <w:p>
+      <w:pPr>
+        <w:spacing w:line="336" w:lineRule="auto" w:after="180"/>
+        <w:shd w:fill="F1F6FC"/>
+      </w:pPr>
+      <w:r>
+        <w:rPr>
+          <w:b w:val="0"/>
+        </w:rPr>
+        <w:t xml:space="preserve">Both have five black </w:t>
+      </w:r>
+      <w:r>
+        <w:rPr>
+          <w:b/>
+        </w:rPr>
+        <w:t>pixel</w:t>
+      </w:r>
+      <w:r>
+        <w:rPr>
+          <w:b w:val="0"/>
+        </w:rPr>
+        <w:t xml:space="preserve">s and nine </w:t>
+      </w:r>
+      <w:r>
+        <w:rPr>
+          <w:b/>
+        </w:rPr>
+        <w:t>pixel</w:t>
+      </w:r>
+      <w:r>
+        <w:rPr>
+          <w:b w:val="0"/>
+        </w:rPr>
+        <w:t>s in total, yet they are different images.</w:t>
       </w:r>
     </w:p>
     <w:tbl>
@@ -1568,8 +2933,61 @@
       </w:tr>
     </w:tbl>
     <w:p>
-      <w:r>
-        <w:t>A pixel count can still be a useful feature for some tasks. For example, it can separate empty grids from grids with at least one mark. But it cannot separate every shape. To judge a feature, ask whether it retains the distinctions required by the task.</w:t>
+      <w:pPr>
+        <w:spacing w:line="336" w:lineRule="auto" w:after="180"/>
+      </w:pPr>
+      <w:r>
+        <w:rPr>
+          <w:b w:val="0"/>
+        </w:rPr>
+        <w:t xml:space="preserve">A </w:t>
+      </w:r>
+      <w:r>
+        <w:rPr>
+          <w:b/>
+        </w:rPr>
+        <w:t>pixel</w:t>
+      </w:r>
+      <w:r>
+        <w:rPr>
+          <w:b w:val="0"/>
+        </w:rPr>
+        <w:t xml:space="preserve"> count can still be a useful feature for some tasks. For example, it can separate empty </w:t>
+      </w:r>
+      <w:r>
+        <w:rPr>
+          <w:b/>
+        </w:rPr>
+        <w:t>grid</w:t>
+      </w:r>
+      <w:r>
+        <w:rPr>
+          <w:b w:val="0"/>
+        </w:rPr>
+        <w:t xml:space="preserve">s from </w:t>
+      </w:r>
+      <w:r>
+        <w:rPr>
+          <w:b/>
+        </w:rPr>
+        <w:t>grid</w:t>
+      </w:r>
+      <w:r>
+        <w:rPr>
+          <w:b w:val="0"/>
+        </w:rPr>
+        <w:t>s with at least one mark. But it cannot separate every shape.</w:t>
+      </w:r>
+    </w:p>
+    <w:p>
+      <w:pPr>
+        <w:spacing w:line="336" w:lineRule="auto" w:after="180"/>
+      </w:pPr>
+      <w:r>
+        <w:rPr>
+          <w:b w:val="0"/>
+        </w:rPr>
+        <w:t>To judge a feature, ask whether it retains the distinctions required by the task.</w:t>
       </w:r>
     </w:p>
     <w:p>
@@ -1581,7 +2999,13 @@
       </w:r>
     </w:p>
     <w:p>
-      <w:r>
+      <w:pPr>
+        <w:spacing w:line="336" w:lineRule="auto" w:after="180"/>
+      </w:pPr>
+      <w:r>
+        <w:rPr>
+          <w:b w:val="0"/>
+        </w:rPr>
         <w:t>Cover the result before checking it. Say what is given, choose the procedure, and follow one step at a time. Then uncover the result and explain your first mismatch. Ask why a step is allowed, not only what number it produces.</w:t>
       </w:r>
     </w:p>
@@ -1594,8 +3018,26 @@
       </w:r>
     </w:p>
     <w:p>
-      <w:r>
-        <w:t>Two fictional 2-by-3 pixel badges contain the same number of dark squares.</w:t>
+      <w:pPr>
+        <w:spacing w:line="336" w:lineRule="auto" w:after="180"/>
+      </w:pPr>
+      <w:r>
+        <w:rPr>
+          <w:b w:val="0"/>
+        </w:rPr>
+        <w:t xml:space="preserve">Two fictional 2-by-3 </w:t>
+      </w:r>
+      <w:r>
+        <w:rPr>
+          <w:b/>
+        </w:rPr>
+        <w:t>pixel</w:t>
+      </w:r>
+      <w:r>
+        <w:rPr>
+          <w:b w:val="0"/>
+        </w:rPr>
+        <w:t xml:space="preserve"> badges contain the same number of dark squares.</w:t>
       </w:r>
     </w:p>
     <w:p>
@@ -1607,12 +3049,42 @@
       </w:r>
     </w:p>
     <w:p>
-      <w:r>
+      <w:pPr>
+        <w:pStyle w:val="Heading3"/>
+      </w:pPr>
+      <w:r>
+        <w:t>Supplied facts</w:t>
+      </w:r>
+    </w:p>
+    <w:p>
+      <w:pPr>
+        <w:spacing w:line="336" w:lineRule="auto" w:after="180"/>
+        <w:shd w:fill="F1F6FC"/>
+      </w:pPr>
+      <w:r>
+        <w:rPr>
+          <w:b w:val="0"/>
+        </w:rPr>
         <w:t>Dark=1, light=0; rows are read top to bottom, left to right.</w:t>
       </w:r>
     </w:p>
     <w:p>
-      <w:r>
+      <w:pPr>
+        <w:pStyle w:val="Heading3"/>
+      </w:pPr>
+      <w:r>
+        <w:t>Supplied facts</w:t>
+      </w:r>
+    </w:p>
+    <w:p>
+      <w:pPr>
+        <w:spacing w:line="336" w:lineRule="auto" w:after="180"/>
+        <w:shd w:fill="F1F6FC"/>
+      </w:pPr>
+      <w:r>
+        <w:rPr>
+          <w:b w:val="0"/>
+        </w:rPr>
         <w:t>Badge A rows: 1,0,1 / 0,1,0. Badge B: 1,1,1 / 0,0,0.</w:t>
       </w:r>
     </w:p>
@@ -1834,31 +3306,151 @@
       </w:r>
     </w:p>
     <w:p>
-      <w:r>
-        <w:t>A grid preserves where each brightness belongs. Adding the six values preserves only the dark count, which is 3 in both images. The total therefore cannot distinguish these badges. Dimensions and reading order belong to the representation, not to an optional caption.</w:t>
-      </w:r>
-    </w:p>
-    <w:p>
       <w:pPr>
         <w:pStyle w:val="Heading3"/>
       </w:pPr>
       <w:r>
+        <w:t>Why the result follows</w:t>
+      </w:r>
+    </w:p>
+    <w:p>
+      <w:pPr>
+        <w:spacing w:line="336" w:lineRule="auto" w:after="180"/>
+        <w:shd w:fill="F1F6FC"/>
+      </w:pPr>
+      <w:r>
+        <w:rPr>
+          <w:b w:val="0"/>
+        </w:rPr>
+        <w:t xml:space="preserve">A </w:t>
+      </w:r>
+      <w:r>
+        <w:rPr>
+          <w:b/>
+        </w:rPr>
+        <w:t>grid</w:t>
+      </w:r>
+      <w:r>
+        <w:rPr>
+          <w:b w:val="0"/>
+        </w:rPr>
+        <w:t xml:space="preserve"> preserves where each brightness belongs. Adding the six values preserves only the dark count, which is 3 in both images. The total therefore cannot distinguish these badges.</w:t>
+      </w:r>
+    </w:p>
+    <w:p>
+      <w:pPr>
+        <w:spacing w:line="336" w:lineRule="auto" w:after="180"/>
+        <w:shd w:fill="F1F6FC"/>
+      </w:pPr>
+      <w:r>
+        <w:rPr>
+          <w:b w:val="0"/>
+        </w:rPr>
+        <w:t>Dimensions and reading order belong to the representation, not to an optional caption.</w:t>
+      </w:r>
+    </w:p>
+    <w:p>
+      <w:pPr>
+        <w:pStyle w:val="Heading3"/>
+      </w:pPr>
+      <w:r>
         <w:t>What this example does not establish</w:t>
       </w:r>
     </w:p>
     <w:p>
-      <w:r>
-        <w:t>This toy binary encoding does not include real photographs’ colour channels, compression or illumination effects.</w:t>
-      </w:r>
-    </w:p>
-    <w:p>
-      <w:r>
+      <w:pPr>
+        <w:pStyle w:val="Heading3"/>
+      </w:pPr>
+      <w:r>
+        <w:t>Keep the stated limit</w:t>
+      </w:r>
+    </w:p>
+    <w:p>
+      <w:pPr>
+        <w:spacing w:line="336" w:lineRule="auto" w:after="180"/>
+        <w:shd w:fill="FFF5E6"/>
+      </w:pPr>
+      <w:r>
+        <w:rPr>
+          <w:b w:val="0"/>
+        </w:rPr>
+        <w:t xml:space="preserve">This toy binary </w:t>
+      </w:r>
+      <w:r>
+        <w:rPr>
+          <w:b/>
+        </w:rPr>
+        <w:t>encoding</w:t>
+      </w:r>
+      <w:r>
+        <w:rPr>
+          <w:b w:val="0"/>
+        </w:rPr>
+        <w:t xml:space="preserve"> does not include real photographs’ colour </w:t>
+      </w:r>
+      <w:r>
+        <w:rPr>
+          <w:b/>
+        </w:rPr>
+        <w:t>channel</w:t>
+      </w:r>
+      <w:r>
+        <w:rPr>
+          <w:b w:val="0"/>
+        </w:rPr>
+        <w:t>s, compression or illumination effects.</w:t>
+      </w:r>
+    </w:p>
+    <w:p>
+      <w:pPr>
+        <w:pStyle w:val="Heading3"/>
+      </w:pPr>
+      <w:r>
+        <w:t>Keep the stated limit</w:t>
+      </w:r>
+    </w:p>
+    <w:p>
+      <w:pPr>
+        <w:spacing w:line="336" w:lineRule="auto" w:after="180"/>
+        <w:shd w:fill="FFF5E6"/>
+      </w:pPr>
+      <w:r>
+        <w:rPr>
+          <w:b w:val="0"/>
+        </w:rPr>
         <w:t>Read the labelled picture: Find a position where the original badges differ, then read the changed A back as a picture.</w:t>
       </w:r>
     </w:p>
     <w:p>
-      <w:r>
-        <w:t>Change one thing: Change A’s bottom-left pixel from 0 to 1. Predict the result before checking the explanation. What remains the same?</w:t>
+      <w:pPr>
+        <w:pStyle w:val="Heading3"/>
+      </w:pPr>
+      <w:r>
+        <w:t>Keep the stated limit</w:t>
+      </w:r>
+    </w:p>
+    <w:p>
+      <w:pPr>
+        <w:spacing w:line="336" w:lineRule="auto" w:after="180"/>
+        <w:shd w:fill="FFF5E6"/>
+      </w:pPr>
+      <w:r>
+        <w:rPr>
+          <w:b w:val="0"/>
+        </w:rPr>
+        <w:t xml:space="preserve">Change one thing: Change A’s bottom-left </w:t>
+      </w:r>
+      <w:r>
+        <w:rPr>
+          <w:b/>
+        </w:rPr>
+        <w:t>pixel</w:t>
+      </w:r>
+      <w:r>
+        <w:rPr>
+          <w:b w:val="0"/>
+        </w:rPr>
+        <w:t xml:space="preserve"> from 0 to 1. Predict the result before checking the explanation. What remains the same?</w:t>
       </w:r>
     </w:p>
     <w:p>
@@ -1871,6 +3463,17 @@
     </w:p>
     <w:p>
       <w:r>
+        <w:t>Find the unsupported step in the Pictures Become Numbers claim and explain a repair using the supplied evidence.</w:t>
+      </w:r>
+    </w:p>
+    <w:p>
+      <w:pPr>
+        <w:spacing w:line="336" w:lineRule="auto" w:after="180"/>
+      </w:pPr>
+      <w:r>
+        <w:rPr>
+          <w:b/>
+        </w:rPr>
         <w:t>COMPARE</w:t>
       </w:r>
     </w:p>
@@ -1883,7 +3486,13 @@
       </w:r>
     </w:p>
     <w:p>
-      <w:r>
+      <w:pPr>
+        <w:spacing w:line="336" w:lineRule="auto" w:after="180"/>
+      </w:pPr>
+      <w:r>
+        <w:rPr>
+          <w:b w:val="0"/>
+        </w:rPr>
         <w:t>A comparison helps reveal the true concept boundary.</w:t>
       </w:r>
     </w:p>
@@ -2071,53 +3680,238 @@
       </w:r>
     </w:p>
     <w:p>
-      <w:r>
+      <w:pPr>
+        <w:pStyle w:val="Heading3"/>
+      </w:pPr>
+      <w:r>
+        <w:t>Challenge claim A</w:t>
+      </w:r>
+    </w:p>
+    <w:p>
+      <w:pPr>
+        <w:spacing w:line="336" w:lineRule="auto" w:after="180"/>
+        <w:shd w:fill="F5F1FB"/>
+      </w:pPr>
+      <w:r>
+        <w:rPr>
+          <w:b w:val="0"/>
+        </w:rPr>
         <w:t>CLAIM A  The computer stores a real cat inside the image file.</w:t>
       </w:r>
     </w:p>
     <w:p>
-      <w:r>
+      <w:pPr>
+        <w:spacing w:line="336" w:lineRule="auto" w:after="180"/>
+      </w:pPr>
+      <w:r>
+        <w:rPr>
+          <w:b w:val="0"/>
+        </w:rPr>
         <w:t>Repair:</w:t>
       </w:r>
     </w:p>
     <w:p>
-      <w:r>
-        <w:t>CLAIM B  More pixels always guarantee a correct classification.</w:t>
-      </w:r>
-    </w:p>
-    <w:p>
-      <w:r>
+      <w:pPr>
+        <w:pStyle w:val="Heading3"/>
+      </w:pPr>
+      <w:r>
+        <w:t>Challenge claim B</w:t>
+      </w:r>
+    </w:p>
+    <w:p>
+      <w:pPr>
+        <w:spacing w:line="336" w:lineRule="auto" w:after="180"/>
+        <w:shd w:fill="F5F1FB"/>
+      </w:pPr>
+      <w:r>
+        <w:rPr>
+          <w:b w:val="0"/>
+        </w:rPr>
+        <w:t xml:space="preserve">CLAIM B  More </w:t>
+      </w:r>
+      <w:r>
+        <w:rPr>
+          <w:b/>
+        </w:rPr>
+        <w:t>pixel</w:t>
+      </w:r>
+      <w:r>
+        <w:rPr>
+          <w:b w:val="0"/>
+        </w:rPr>
+        <w:t>s always guarantee a correct classification.</w:t>
+      </w:r>
+    </w:p>
+    <w:p>
+      <w:pPr>
+        <w:spacing w:line="336" w:lineRule="auto" w:after="180"/>
+      </w:pPr>
+      <w:r>
+        <w:rPr>
+          <w:b w:val="0"/>
+        </w:rPr>
         <w:t>Repair:</w:t>
       </w:r>
     </w:p>
     <w:p>
-      <w:r>
-        <w:t>STRONG ANSWER FRAME  I claim ______ because the evidence shows ______. The process is ______. One limit is ______.</w:t>
-      </w:r>
-    </w:p>
-    <w:p>
       <w:pPr>
         <w:pStyle w:val="Heading3"/>
       </w:pPr>
       <w:r>
+        <w:t>A frame for explaining</w:t>
+      </w:r>
+    </w:p>
+    <w:p>
+      <w:pPr>
+        <w:spacing w:line="336" w:lineRule="auto" w:after="180"/>
+        <w:shd w:fill="F1F6FC"/>
+      </w:pPr>
+      <w:r>
+        <w:rPr>
+          <w:b w:val="0"/>
+        </w:rPr>
+        <w:t xml:space="preserve">STRONG ANSWER FRAME  I claim ______ because the </w:t>
+      </w:r>
+      <w:r>
+        <w:rPr>
+          <w:b/>
+        </w:rPr>
+        <w:t>evidence</w:t>
+      </w:r>
+      <w:r>
+        <w:rPr>
+          <w:b w:val="0"/>
+        </w:rPr>
+        <w:t xml:space="preserve"> shows ______. The </w:t>
+      </w:r>
+      <w:r>
+        <w:rPr>
+          <w:b/>
+        </w:rPr>
+        <w:t>process</w:t>
+      </w:r>
+      <w:r>
+        <w:rPr>
+          <w:b w:val="0"/>
+        </w:rPr>
+        <w:t xml:space="preserve"> is ______. One limit is ______.</w:t>
+      </w:r>
+    </w:p>
+    <w:p>
+      <w:pPr>
+        <w:pStyle w:val="Heading3"/>
+      </w:pPr>
+      <w:r>
         <w:t>A closer explanation</w:t>
       </w:r>
     </w:p>
     <w:p>
-      <w:r>
-        <w:t>Higher resolution offers more positions for recording detail, but it does not guarantee a useful image. A larger blurry image can still hide a feature, and a cropped image can omit it entirely. A model's label also depends on what it was fitted to distinguish and the conditions represented in its examples.</w:t>
-      </w:r>
-    </w:p>
-    <w:p>
-      <w:r>
-        <w:t>Keep claims at the right stage. These nine values encode this grid is a reconstruction claim. This grid depicts a plus sign is an interpretation. This sign tells a person what to do adds context and authority. One does not automatically establish the others.</w:t>
-      </w:r>
-    </w:p>
-    <w:p>
       <w:pPr>
         <w:pStyle w:val="Heading3"/>
       </w:pPr>
       <w:r>
+        <w:t>Check the claim against the facts</w:t>
+      </w:r>
+    </w:p>
+    <w:p>
+      <w:pPr>
+        <w:spacing w:line="336" w:lineRule="auto" w:after="180"/>
+        <w:shd w:fill="FFF5E6"/>
+      </w:pPr>
+      <w:r>
+        <w:rPr>
+          <w:b w:val="0"/>
+        </w:rPr>
+        <w:t xml:space="preserve">Higher </w:t>
+      </w:r>
+      <w:r>
+        <w:rPr>
+          <w:b/>
+        </w:rPr>
+        <w:t>resolution</w:t>
+      </w:r>
+      <w:r>
+        <w:rPr>
+          <w:b w:val="0"/>
+        </w:rPr>
+        <w:t xml:space="preserve"> offers more positions for recording detail, but it does not guarantee a useful image. A larger blurry image can still hide a feature, and a cropped image can omit it entirely.</w:t>
+      </w:r>
+    </w:p>
+    <w:p>
+      <w:pPr>
+        <w:spacing w:line="336" w:lineRule="auto" w:after="180"/>
+        <w:shd w:fill="FFF5E6"/>
+      </w:pPr>
+      <w:r>
+        <w:rPr>
+          <w:b w:val="0"/>
+        </w:rPr>
+        <w:t>A model's label also depends on what it was fitted to distinguish and the conditions represented in its examples.</w:t>
+      </w:r>
+    </w:p>
+    <w:p>
+      <w:pPr>
+        <w:spacing w:line="336" w:lineRule="auto" w:after="180"/>
+      </w:pPr>
+      <w:r>
+        <w:rPr>
+          <w:b w:val="0"/>
+        </w:rPr>
+        <w:t xml:space="preserve">Keep claims at the right stage. These nine values encode this </w:t>
+      </w:r>
+      <w:r>
+        <w:rPr>
+          <w:b/>
+        </w:rPr>
+        <w:t>grid</w:t>
+      </w:r>
+      <w:r>
+        <w:rPr>
+          <w:b w:val="0"/>
+        </w:rPr>
+        <w:t xml:space="preserve"> is a reconstruction claim. This </w:t>
+      </w:r>
+      <w:r>
+        <w:rPr>
+          <w:b/>
+        </w:rPr>
+        <w:t>grid</w:t>
+      </w:r>
+      <w:r>
+        <w:rPr>
+          <w:b w:val="0"/>
+        </w:rPr>
+        <w:t xml:space="preserve"> depicts a plus sign is an </w:t>
+      </w:r>
+      <w:r>
+        <w:rPr>
+          <w:b/>
+        </w:rPr>
+        <w:t>interpretation</w:t>
+      </w:r>
+      <w:r>
+        <w:rPr>
+          <w:b w:val="0"/>
+        </w:rPr>
+        <w:t>. This sign tells a person what to do adds context and authority.</w:t>
+      </w:r>
+    </w:p>
+    <w:p>
+      <w:pPr>
+        <w:spacing w:line="336" w:lineRule="auto" w:after="180"/>
+      </w:pPr>
+      <w:r>
+        <w:rPr>
+          <w:b w:val="0"/>
+        </w:rPr>
+        <w:t>One does not automatically establish the others.</w:t>
+      </w:r>
+    </w:p>
+    <w:p>
+      <w:pPr>
+        <w:pStyle w:val="Heading3"/>
+      </w:pPr>
+      <w:r>
         <w:t>Can two different three by three images have the same black-pixel count? Explain with a specific arrangement change</w:t>
       </w:r>
     </w:p>
@@ -2151,6 +3945,17 @@
     </w:p>
     <w:p>
       <w:r>
+        <w:t>Practise Pictures Become Numbers with support, then explain the deciding step in your own words.</w:t>
+      </w:r>
+    </w:p>
+    <w:p>
+      <w:pPr>
+        <w:spacing w:line="336" w:lineRule="auto" w:after="180"/>
+      </w:pPr>
+      <w:r>
+        <w:rPr>
+          <w:b/>
+        </w:rPr>
         <w:t>GUIDED PRACTICE</w:t>
       </w:r>
     </w:p>
@@ -2163,7 +3968,13 @@
       </w:r>
     </w:p>
     <w:p>
-      <w:r>
+      <w:pPr>
+        <w:spacing w:line="336" w:lineRule="auto" w:after="180"/>
+      </w:pPr>
+      <w:r>
+        <w:rPr>
+          <w:b w:val="0"/>
+        </w:rPr>
         <w:t>Use support now so you can succeed independently later.</w:t>
       </w:r>
     </w:p>
@@ -2204,46 +4015,204 @@
       </w:r>
     </w:p>
     <w:p>
-      <w:r>
-        <w:t>Explain how the picture story demonstrates this idea: A digital image is a grid of measured color values.</w:t>
-      </w:r>
-    </w:p>
-    <w:p>
-      <w:r>
-        <w:t>Use a fresh example to explain pixel.</w:t>
-      </w:r>
-    </w:p>
-    <w:p>
-      <w:r>
-        <w:t>Trace a new input → process → output example.</w:t>
-      </w:r>
-    </w:p>
-    <w:p>
-      <w:r>
-        <w:t>Find and repair the error in: More pixels always guarantee a correct classification.</w:t>
-      </w:r>
-    </w:p>
-    <w:p>
-      <w:r>
+      <w:pPr>
+        <w:spacing w:line="336" w:lineRule="auto" w:after="180"/>
+      </w:pPr>
+      <w:r>
+        <w:rPr>
+          <w:b w:val="0"/>
+        </w:rPr>
+        <w:t xml:space="preserve">Explain how the picture story demonstrates this idea: A digital image is a </w:t>
+      </w:r>
+      <w:r>
+        <w:rPr>
+          <w:b/>
+        </w:rPr>
+        <w:t>grid</w:t>
+      </w:r>
+      <w:r>
+        <w:rPr>
+          <w:b w:val="0"/>
+        </w:rPr>
+        <w:t xml:space="preserve"> of measured color values.</w:t>
+      </w:r>
+    </w:p>
+    <w:p>
+      <w:pPr>
+        <w:spacing w:line="336" w:lineRule="auto" w:after="180"/>
+      </w:pPr>
+      <w:r>
+        <w:rPr>
+          <w:b w:val="0"/>
+        </w:rPr>
+        <w:t xml:space="preserve">Use a fresh example to explain </w:t>
+      </w:r>
+      <w:r>
+        <w:rPr>
+          <w:b/>
+        </w:rPr>
+        <w:t>pixel</w:t>
+      </w:r>
+      <w:r>
+        <w:rPr>
+          <w:b w:val="0"/>
+        </w:rPr>
+        <w:t>.</w:t>
+      </w:r>
+    </w:p>
+    <w:p>
+      <w:pPr>
+        <w:spacing w:line="336" w:lineRule="auto" w:after="180"/>
+      </w:pPr>
+      <w:r>
+        <w:rPr>
+          <w:b w:val="0"/>
+        </w:rPr>
+        <w:t xml:space="preserve">Trace a new </w:t>
+      </w:r>
+      <w:r>
+        <w:rPr>
+          <w:b/>
+        </w:rPr>
+        <w:t>input</w:t>
+      </w:r>
+      <w:r>
+        <w:rPr>
+          <w:b w:val="0"/>
+        </w:rPr>
+        <w:t xml:space="preserve"> → </w:t>
+      </w:r>
+      <w:r>
+        <w:rPr>
+          <w:b/>
+        </w:rPr>
+        <w:t>process</w:t>
+      </w:r>
+      <w:r>
+        <w:rPr>
+          <w:b w:val="0"/>
+        </w:rPr>
+        <w:t xml:space="preserve"> → </w:t>
+      </w:r>
+      <w:r>
+        <w:rPr>
+          <w:b/>
+        </w:rPr>
+        <w:t>output</w:t>
+      </w:r>
+      <w:r>
+        <w:rPr>
+          <w:b w:val="0"/>
+        </w:rPr>
+        <w:t xml:space="preserve"> example.</w:t>
+      </w:r>
+    </w:p>
+    <w:p>
+      <w:pPr>
+        <w:spacing w:line="336" w:lineRule="auto" w:after="180"/>
+      </w:pPr>
+      <w:r>
+        <w:rPr>
+          <w:b w:val="0"/>
+        </w:rPr>
+        <w:t xml:space="preserve">Find and repair the error in: More </w:t>
+      </w:r>
+      <w:r>
+        <w:rPr>
+          <w:b/>
+        </w:rPr>
+        <w:t>pixel</w:t>
+      </w:r>
+      <w:r>
+        <w:rPr>
+          <w:b w:val="0"/>
+        </w:rPr>
+        <w:t>s always guarantee a correct classification.</w:t>
+      </w:r>
+    </w:p>
+    <w:p>
+      <w:pPr>
+        <w:spacing w:line="336" w:lineRule="auto" w:after="180"/>
+      </w:pPr>
+      <w:r>
+        <w:rPr>
+          <w:b w:val="0"/>
+        </w:rPr>
         <w:t>Invent one edge case and name the safe response.</w:t>
       </w:r>
     </w:p>
     <w:p>
-      <w:r>
-        <w:t>PARTNER CHECK  Point to the evidence. Do not accept an answer that only repeats the vocabulary word.</w:t>
-      </w:r>
-    </w:p>
-    <w:p>
       <w:pPr>
         <w:pStyle w:val="Heading3"/>
       </w:pPr>
       <w:r>
+        <w:t>Check with a partner</w:t>
+      </w:r>
+    </w:p>
+    <w:p>
+      <w:pPr>
+        <w:spacing w:line="336" w:lineRule="auto" w:after="180"/>
+        <w:shd w:fill="F5F1FB"/>
+      </w:pPr>
+      <w:r>
+        <w:rPr>
+          <w:b w:val="0"/>
+        </w:rPr>
+        <w:t xml:space="preserve">PARTNER CHECK  Point to the </w:t>
+      </w:r>
+      <w:r>
+        <w:rPr>
+          <w:b/>
+        </w:rPr>
+        <w:t>evidence</w:t>
+      </w:r>
+      <w:r>
+        <w:rPr>
+          <w:b w:val="0"/>
+        </w:rPr>
+        <w:t>. Do not accept an answer that only repeats the vocabulary word.</w:t>
+      </w:r>
+    </w:p>
+    <w:p>
+      <w:pPr>
+        <w:pStyle w:val="Heading3"/>
+      </w:pPr>
+      <w:r>
         <w:t>A closer explanation</w:t>
       </w:r>
     </w:p>
     <w:p>
-      <w:r>
-        <w:t>Use width 3, height 2 and rows 1,0,1 then 0,1,0. Draw two rows of three squares and fill exactly the positions marked 1. Check by reading your drawing back into numbers. A round trip from code to drawing to code can reveal a swapped row or a missed pixel.</w:t>
+      <w:pPr>
+        <w:spacing w:line="336" w:lineRule="auto" w:after="180"/>
+      </w:pPr>
+      <w:r>
+        <w:rPr>
+          <w:b w:val="0"/>
+        </w:rPr>
+        <w:t>Use width 3, height 2 and rows 1,0,1 then 0,1,0. Draw two rows of three squares and fill exactly the positions marked 1. Check by reading your drawing back into numbers.</w:t>
+      </w:r>
+    </w:p>
+    <w:p>
+      <w:pPr>
+        <w:spacing w:line="336" w:lineRule="auto" w:after="180"/>
+      </w:pPr>
+      <w:r>
+        <w:rPr>
+          <w:b w:val="0"/>
+        </w:rPr>
+        <w:t xml:space="preserve">A round trip from code to drawing to code can reveal a swapped row or a missed </w:t>
+      </w:r>
+      <w:r>
+        <w:rPr>
+          <w:b/>
+        </w:rPr>
+        <w:t>pixel</w:t>
+      </w:r>
+      <w:r>
+        <w:rPr>
+          <w:b w:val="0"/>
+        </w:rPr>
+        <w:t>.</w:t>
       </w:r>
     </w:p>
     <w:p>
@@ -2285,8 +4254,49 @@
       </w:r>
     </w:p>
     <w:p>
-      <w:r>
-        <w:t>If an image classifier mislabels a picture, first inspect the input representation. Was the width correct? Were the rows reversed? Did the program use the intended colour convention? A later classifier cannot reliably repair every mistake in how its input was prepared.</w:t>
+      <w:pPr>
+        <w:spacing w:line="336" w:lineRule="auto" w:after="180"/>
+      </w:pPr>
+      <w:r>
+        <w:rPr>
+          <w:b w:val="0"/>
+        </w:rPr>
+        <w:t xml:space="preserve">If an image classifier mislabels a picture, first inspect the </w:t>
+      </w:r>
+      <w:r>
+        <w:rPr>
+          <w:b/>
+        </w:rPr>
+        <w:t>input</w:t>
+      </w:r>
+      <w:r>
+        <w:rPr>
+          <w:b w:val="0"/>
+        </w:rPr>
+        <w:t xml:space="preserve"> representation. Was the width correct? Were the rows reversed? Did the program use the intended colour convention?</w:t>
+      </w:r>
+    </w:p>
+    <w:p>
+      <w:pPr>
+        <w:spacing w:line="336" w:lineRule="auto" w:after="180"/>
+      </w:pPr>
+      <w:r>
+        <w:rPr>
+          <w:b w:val="0"/>
+        </w:rPr>
+        <w:t xml:space="preserve">A later classifier cannot reliably repair every mistake in how its </w:t>
+      </w:r>
+      <w:r>
+        <w:rPr>
+          <w:b/>
+        </w:rPr>
+        <w:t>input</w:t>
+      </w:r>
+      <w:r>
+        <w:rPr>
+          <w:b w:val="0"/>
+        </w:rPr>
+        <w:t xml:space="preserve"> was prepared.</w:t>
       </w:r>
     </w:p>
     <w:p>
@@ -2298,8 +4308,38 @@
       </w:r>
     </w:p>
     <w:p>
-      <w:r>
-        <w:t>Use workbook W2 for the connected example “Images as numerical grids”. First fill the input and rule boxes. Try the middle steps before asking for a hint. After a hint, try the next step yourself.</w:t>
+      <w:pPr>
+        <w:spacing w:line="336" w:lineRule="auto" w:after="180"/>
+      </w:pPr>
+      <w:r>
+        <w:rPr>
+          <w:b w:val="0"/>
+        </w:rPr>
+        <w:t xml:space="preserve">Use workbook W2 for the connected example “Images as numerical </w:t>
+      </w:r>
+      <w:r>
+        <w:rPr>
+          <w:b/>
+        </w:rPr>
+        <w:t>grid</w:t>
+      </w:r>
+      <w:r>
+        <w:rPr>
+          <w:b w:val="0"/>
+        </w:rPr>
+        <w:t xml:space="preserve">s”. First fill the </w:t>
+      </w:r>
+      <w:r>
+        <w:rPr>
+          <w:b/>
+        </w:rPr>
+        <w:t>input</w:t>
+      </w:r>
+      <w:r>
+        <w:rPr>
+          <w:b w:val="0"/>
+        </w:rPr>
+        <w:t xml:space="preserve"> and rule boxes. Try the middle steps before asking for a hint. After a hint, try the next step yourself.</w:t>
       </w:r>
     </w:p>
     <w:tbl>
@@ -2382,7 +4422,13 @@
       </w:tr>
     </w:tbl>
     <w:p>
-      <w:r>
+      <w:pPr>
+        <w:spacing w:line="336" w:lineRule="auto" w:after="180"/>
+      </w:pPr>
+      <w:r>
+        <w:rPr>
+          <w:b w:val="0"/>
+        </w:rPr>
         <w:t>Explain your trace to a partner. Your partner points to one step to check. Swap roles on the next case. Each person writes their own explanation.</w:t>
       </w:r>
     </w:p>
@@ -2395,12 +4441,47 @@
       </w:r>
     </w:p>
     <w:p>
-      <w:r>
-        <w:t>Use the worked case for Images as numerical grids. Proposed explanation: “The number one always means black”. Decide whether this explanation is supported. Point to the step or supplied fact that decides; explain your repair if needed.</w:t>
-      </w:r>
-    </w:p>
-    <w:p>
-      <w:r>
+      <w:pPr>
+        <w:spacing w:line="336" w:lineRule="auto" w:after="180"/>
+      </w:pPr>
+      <w:r>
+        <w:rPr>
+          <w:b w:val="0"/>
+        </w:rPr>
+        <w:t xml:space="preserve">Use the worked case for Images as numerical </w:t>
+      </w:r>
+      <w:r>
+        <w:rPr>
+          <w:b/>
+        </w:rPr>
+        <w:t>grid</w:t>
+      </w:r>
+      <w:r>
+        <w:rPr>
+          <w:b w:val="0"/>
+        </w:rPr>
+        <w:t>s. Proposed explanation: “The number one always means black”. Decide whether this explanation is supported.</w:t>
+      </w:r>
+    </w:p>
+    <w:p>
+      <w:pPr>
+        <w:spacing w:line="336" w:lineRule="auto" w:after="180"/>
+      </w:pPr>
+      <w:r>
+        <w:rPr>
+          <w:b w:val="0"/>
+        </w:rPr>
+        <w:t>Point to the step or supplied fact that decides; explain your repair if needed.</w:t>
+      </w:r>
+    </w:p>
+    <w:p>
+      <w:pPr>
+        <w:spacing w:line="336" w:lineRule="auto" w:after="180"/>
+      </w:pPr>
+      <w:r>
+        <w:rPr>
+          <w:b w:val="0"/>
+        </w:rPr>
         <w:t>Answer on your own before discussion. If you are unsure, say which step you need help with.</w:t>
       </w:r>
     </w:p>
@@ -2413,7 +4494,13 @@
       </w:r>
     </w:p>
     <w:p>
-      <w:r>
+      <w:pPr>
+        <w:spacing w:line="336" w:lineRule="auto" w:after="180"/>
+      </w:pPr>
+      <w:r>
+        <w:rPr>
+          <w:b w:val="0"/>
+        </w:rPr>
         <w:t>Find a position where the original badges differ, then read the changed A back as a picture.</w:t>
       </w:r>
     </w:p>
@@ -2446,7 +4533,13 @@
       </w:r>
     </w:p>
     <w:p>
-      <w:r>
+      <w:pPr>
+        <w:spacing w:line="336" w:lineRule="auto" w:after="180"/>
+      </w:pPr>
+      <w:r>
+        <w:rPr>
+          <w:b w:val="0"/>
+        </w:rPr>
         <w:t>This is supported practice. Keep the separately named independent case for an attempt before feedback.</w:t>
       </w:r>
     </w:p>
@@ -2460,6 +4553,17 @@
     </w:p>
     <w:p>
       <w:r>
+        <w:t>Investigate Pictures Become Numbers. Record the prediction, actual observation or labelled paper trace, explanation and next test separately.</w:t>
+      </w:r>
+    </w:p>
+    <w:p>
+      <w:pPr>
+        <w:spacing w:line="336" w:lineRule="auto" w:after="180"/>
+      </w:pPr>
+      <w:r>
+        <w:rPr>
+          <w:b/>
+        </w:rPr>
         <w:t>EXPLORER LAB</w:t>
       </w:r>
     </w:p>
@@ -2472,8 +4576,26 @@
       </w:r>
     </w:p>
     <w:p>
-      <w:r>
-        <w:t>Predict first, test honestly, and explain what the evidence means.</w:t>
+      <w:pPr>
+        <w:spacing w:line="336" w:lineRule="auto" w:after="180"/>
+      </w:pPr>
+      <w:r>
+        <w:rPr>
+          <w:b w:val="0"/>
+        </w:rPr>
+        <w:t xml:space="preserve">Predict first, test honestly, and explain what the </w:t>
+      </w:r>
+      <w:r>
+        <w:rPr>
+          <w:b/>
+        </w:rPr>
+        <w:t>evidence</w:t>
+      </w:r>
+      <w:r>
+        <w:rPr>
+          <w:b w:val="0"/>
+        </w:rPr>
+        <w:t xml:space="preserve"> means.</w:t>
       </w:r>
     </w:p>
     <w:p>
@@ -2513,27 +4635,138 @@
       </w:r>
     </w:p>
     <w:p>
-      <w:r>
-        <w:t>State your prediction before the result is known.</w:t>
-      </w:r>
-    </w:p>
-    <w:p>
-      <w:r>
-        <w:t>Complete the task: Decode a tiny pixel picture and predict a blurred version.</w:t>
-      </w:r>
-    </w:p>
-    <w:p>
-      <w:r>
+      <w:pPr>
+        <w:pStyle w:val="Heading3"/>
+      </w:pPr>
+      <w:r>
+        <w:t>1. Predict</w:t>
+      </w:r>
+    </w:p>
+    <w:p>
+      <w:pPr>
+        <w:spacing w:line="336" w:lineRule="auto" w:after="180"/>
+        <w:shd w:fill="F4F9FC"/>
+      </w:pPr>
+      <w:r>
+        <w:rPr>
+          <w:b w:val="0"/>
+        </w:rPr>
+        <w:t xml:space="preserve">State your </w:t>
+      </w:r>
+      <w:r>
+        <w:rPr>
+          <w:b/>
+        </w:rPr>
+        <w:t>prediction</w:t>
+      </w:r>
+      <w:r>
+        <w:rPr>
+          <w:b w:val="0"/>
+        </w:rPr>
+        <w:t xml:space="preserve"> before the result is known.</w:t>
+      </w:r>
+    </w:p>
+    <w:p>
+      <w:pPr>
+        <w:pStyle w:val="Heading3"/>
+      </w:pPr>
+      <w:r>
+        <w:t>2. Investigate</w:t>
+      </w:r>
+    </w:p>
+    <w:p>
+      <w:pPr>
+        <w:spacing w:line="336" w:lineRule="auto" w:after="180"/>
+        <w:shd w:fill="F4F9FC"/>
+      </w:pPr>
+      <w:r>
+        <w:rPr>
+          <w:b w:val="0"/>
+        </w:rPr>
+        <w:t xml:space="preserve">Complete the task: Decode a tiny </w:t>
+      </w:r>
+      <w:r>
+        <w:rPr>
+          <w:b/>
+        </w:rPr>
+        <w:t>pixel</w:t>
+      </w:r>
+      <w:r>
+        <w:rPr>
+          <w:b w:val="0"/>
+        </w:rPr>
+        <w:t xml:space="preserve"> picture and predict a blurred version.</w:t>
+      </w:r>
+    </w:p>
+    <w:p>
+      <w:pPr>
+        <w:pStyle w:val="Heading3"/>
+      </w:pPr>
+      <w:r>
+        <w:t>3. Compare cases</w:t>
+      </w:r>
+    </w:p>
+    <w:p>
+      <w:pPr>
+        <w:spacing w:line="336" w:lineRule="auto" w:after="180"/>
+        <w:shd w:fill="F4F9FC"/>
+      </w:pPr>
+      <w:r>
+        <w:rPr>
+          <w:b w:val="0"/>
+        </w:rPr>
         <w:t>Keep a normal case and an edge case clearly separated.</w:t>
       </w:r>
     </w:p>
     <w:p>
-      <w:r>
-        <w:t>Record what happened—even when it does not match your prediction.</w:t>
-      </w:r>
-    </w:p>
-    <w:p>
-      <w:r>
+      <w:pPr>
+        <w:pStyle w:val="Heading3"/>
+      </w:pPr>
+      <w:r>
+        <w:t>4. Record honestly</w:t>
+      </w:r>
+    </w:p>
+    <w:p>
+      <w:pPr>
+        <w:spacing w:line="336" w:lineRule="auto" w:after="180"/>
+        <w:shd w:fill="F4F9FC"/>
+      </w:pPr>
+      <w:r>
+        <w:rPr>
+          <w:b w:val="0"/>
+        </w:rPr>
+        <w:t xml:space="preserve">Record what happened—even when it does not match your </w:t>
+      </w:r>
+      <w:r>
+        <w:rPr>
+          <w:b/>
+        </w:rPr>
+        <w:t>prediction</w:t>
+      </w:r>
+      <w:r>
+        <w:rPr>
+          <w:b w:val="0"/>
+        </w:rPr>
+        <w:t>.</w:t>
+      </w:r>
+    </w:p>
+    <w:p>
+      <w:pPr>
+        <w:pStyle w:val="Heading3"/>
+      </w:pPr>
+      <w:r>
+        <w:t>5. Explain and plan the next test</w:t>
+      </w:r>
+    </w:p>
+    <w:p>
+      <w:pPr>
+        <w:spacing w:line="336" w:lineRule="auto" w:after="180"/>
+        <w:shd w:fill="F4F9FC"/>
+      </w:pPr>
+      <w:r>
+        <w:rPr>
+          <w:b w:val="0"/>
+        </w:rPr>
         <w:t>Explain the result, one limitation, and the next useful test.</w:t>
       </w:r>
     </w:p>
@@ -2668,7 +4901,22 @@
       </w:tr>
     </w:tbl>
     <w:p>
-      <w:r>
+      <w:pPr>
+        <w:pStyle w:val="Heading3"/>
+      </w:pPr>
+      <w:r>
+        <w:t>Use a fresh case after support</w:t>
+      </w:r>
+    </w:p>
+    <w:p>
+      <w:pPr>
+        <w:spacing w:line="336" w:lineRule="auto" w:after="180"/>
+        <w:shd w:fill="FFF5E6"/>
+      </w:pPr>
+      <w:r>
+        <w:rPr>
+          <w:b w:val="0"/>
+        </w:rPr>
         <w:t>INDEPENDENCE  After support is removed, repeat the proof with a fresh case.</w:t>
       </w:r>
     </w:p>
@@ -2681,7 +4929,13 @@
       </w:r>
     </w:p>
     <w:p>
-      <w:r>
+      <w:pPr>
+        <w:spacing w:line="336" w:lineRule="auto" w:after="180"/>
+      </w:pPr>
+      <w:r>
+        <w:rPr>
+          <w:b w:val="0"/>
+        </w:rPr>
         <w:t>Before trying: what do I expect, and why? While trying: which step could first go wrong? Afterwards: what did I actually observe, and what should change? Keep “not run” if you only traced the procedure.</w:t>
       </w:r>
     </w:p>
@@ -2695,6 +4949,17 @@
     </w:p>
     <w:p>
       <w:r>
+        <w:t>Move from recall to tracing, diagnosis and transfer in Pictures Become Numbers. Explain why each step is justified.</w:t>
+      </w:r>
+    </w:p>
+    <w:p>
+      <w:pPr>
+        <w:spacing w:line="336" w:lineRule="auto" w:after="180"/>
+      </w:pPr>
+      <w:r>
+        <w:rPr>
+          <w:b/>
+        </w:rPr>
         <w:t>PRACTICE LADDER</w:t>
       </w:r>
     </w:p>
@@ -2707,7 +4972,13 @@
       </w:r>
     </w:p>
     <w:p>
-      <w:r>
+      <w:pPr>
+        <w:spacing w:line="336" w:lineRule="auto" w:after="180"/>
+      </w:pPr>
+      <w:r>
+        <w:rPr>
+          <w:b w:val="0"/>
+        </w:rPr>
         <w:t>Each step asks for a stronger kind of understanding.</w:t>
       </w:r>
     </w:p>
@@ -2748,42 +5019,190 @@
       </w:r>
     </w:p>
     <w:p>
-      <w:r>
-        <w:t>RECALL  Define pixel.</w:t>
-      </w:r>
-    </w:p>
-    <w:p>
-      <w:r>
-        <w:t>EXPLAIN  A digital image is a grid of measured color values.</w:t>
-      </w:r>
-    </w:p>
-    <w:p>
-      <w:r>
-        <w:t>TRACE  Show the input, process, and output.</w:t>
-      </w:r>
-    </w:p>
-    <w:p>
-      <w:r>
+      <w:pPr>
+        <w:spacing w:line="336" w:lineRule="auto" w:after="180"/>
+        <w:shd w:fill="F4F9FC"/>
+      </w:pPr>
+      <w:r>
+        <w:rPr>
+          <w:b w:val="0"/>
+        </w:rPr>
+        <w:t xml:space="preserve">RECALL  Define </w:t>
+      </w:r>
+      <w:r>
+        <w:rPr>
+          <w:b/>
+        </w:rPr>
+        <w:t>pixel</w:t>
+      </w:r>
+      <w:r>
+        <w:rPr>
+          <w:b w:val="0"/>
+        </w:rPr>
+        <w:t>.</w:t>
+      </w:r>
+    </w:p>
+    <w:p>
+      <w:pPr>
+        <w:spacing w:line="336" w:lineRule="auto" w:after="180"/>
+        <w:shd w:fill="F4F9FC"/>
+      </w:pPr>
+      <w:r>
+        <w:rPr>
+          <w:b w:val="0"/>
+        </w:rPr>
+        <w:t xml:space="preserve">EXPLAIN  A digital image is a </w:t>
+      </w:r>
+      <w:r>
+        <w:rPr>
+          <w:b/>
+        </w:rPr>
+        <w:t>grid</w:t>
+      </w:r>
+      <w:r>
+        <w:rPr>
+          <w:b w:val="0"/>
+        </w:rPr>
+        <w:t xml:space="preserve"> of measured color values.</w:t>
+      </w:r>
+    </w:p>
+    <w:p>
+      <w:pPr>
+        <w:spacing w:line="336" w:lineRule="auto" w:after="180"/>
+        <w:shd w:fill="F4F9FC"/>
+      </w:pPr>
+      <w:r>
+        <w:rPr>
+          <w:b w:val="0"/>
+        </w:rPr>
+        <w:t xml:space="preserve">TRACE  Show the </w:t>
+      </w:r>
+      <w:r>
+        <w:rPr>
+          <w:b/>
+        </w:rPr>
+        <w:t>input</w:t>
+      </w:r>
+      <w:r>
+        <w:rPr>
+          <w:b w:val="0"/>
+        </w:rPr>
+        <w:t xml:space="preserve">, </w:t>
+      </w:r>
+      <w:r>
+        <w:rPr>
+          <w:b/>
+        </w:rPr>
+        <w:t>process</w:t>
+      </w:r>
+      <w:r>
+        <w:rPr>
+          <w:b w:val="0"/>
+        </w:rPr>
+        <w:t xml:space="preserve">, and </w:t>
+      </w:r>
+      <w:r>
+        <w:rPr>
+          <w:b/>
+        </w:rPr>
+        <w:t>output</w:t>
+      </w:r>
+      <w:r>
+        <w:rPr>
+          <w:b w:val="0"/>
+        </w:rPr>
+        <w:t>.</w:t>
+      </w:r>
+    </w:p>
+    <w:p>
+      <w:pPr>
+        <w:spacing w:line="336" w:lineRule="auto" w:after="180"/>
+        <w:shd w:fill="F4F9FC"/>
+      </w:pPr>
+      <w:r>
+        <w:rPr>
+          <w:b w:val="0"/>
+        </w:rPr>
         <w:t>DIAGNOSE  Repair: The computer stores a real cat inside the image file.</w:t>
       </w:r>
     </w:p>
     <w:p>
-      <w:r>
+      <w:pPr>
+        <w:spacing w:line="336" w:lineRule="auto" w:after="180"/>
+        <w:shd w:fill="F4F9FC"/>
+      </w:pPr>
+      <w:r>
+        <w:rPr>
+          <w:b w:val="0"/>
+        </w:rPr>
         <w:t>TRANSFER  Apply the idea to a new home or classroom case.</w:t>
       </w:r>
     </w:p>
     <w:p>
-      <w:r>
+      <w:pPr>
+        <w:spacing w:line="336" w:lineRule="auto" w:after="180"/>
+        <w:shd w:fill="F4F9FC"/>
+      </w:pPr>
+      <w:r>
+        <w:rPr>
+          <w:b w:val="0"/>
+        </w:rPr>
         <w:t>CREATE  Design one revealing test.</w:t>
       </w:r>
     </w:p>
     <w:p>
-      <w:r>
-        <w:t>DEFEND  Give a claim, evidence, mechanism, limit, and safe action.</w:t>
-      </w:r>
-    </w:p>
-    <w:p>
-      <w:r>
+      <w:pPr>
+        <w:spacing w:line="336" w:lineRule="auto" w:after="180"/>
+        <w:shd w:fill="F4F9FC"/>
+      </w:pPr>
+      <w:r>
+        <w:rPr>
+          <w:b w:val="0"/>
+        </w:rPr>
+        <w:t xml:space="preserve">DEFEND  Give a claim, </w:t>
+      </w:r>
+      <w:r>
+        <w:rPr>
+          <w:b/>
+        </w:rPr>
+        <w:t>evidence</w:t>
+      </w:r>
+      <w:r>
+        <w:rPr>
+          <w:b w:val="0"/>
+        </w:rPr>
+        <w:t xml:space="preserve">, </w:t>
+      </w:r>
+      <w:r>
+        <w:rPr>
+          <w:b/>
+        </w:rPr>
+        <w:t>mechanism</w:t>
+      </w:r>
+      <w:r>
+        <w:rPr>
+          <w:b w:val="0"/>
+        </w:rPr>
+        <w:t>, limit, and safe action.</w:t>
+      </w:r>
+    </w:p>
+    <w:p>
+      <w:pPr>
+        <w:pStyle w:val="Heading3"/>
+      </w:pPr>
+      <w:r>
+        <w:t>When to retry</w:t>
+      </w:r>
+    </w:p>
+    <w:p>
+      <w:pPr>
+        <w:spacing w:line="336" w:lineRule="auto" w:after="180"/>
+        <w:shd w:fill="F1F6F8"/>
+      </w:pPr>
+      <w:r>
+        <w:rPr>
+          <w:b w:val="0"/>
+        </w:rPr>
         <w:t>RETRY RULE  A coached answer becomes mastery only after you solve a different case independently.</w:t>
       </w:r>
     </w:p>
@@ -2797,6 +5216,17 @@
     </w:p>
     <w:p>
       <w:r>
+        <w:t>Apply this week’s idea to Helpful Classroom Sorter. Keep an annotated decision and the evidence supporting it.</w:t>
+      </w:r>
+    </w:p>
+    <w:p>
+      <w:pPr>
+        <w:spacing w:line="336" w:lineRule="auto" w:after="180"/>
+      </w:pPr>
+      <w:r>
+        <w:rPr>
+          <w:b/>
+        </w:rPr>
         <w:t>PROJECT</w:t>
       </w:r>
     </w:p>
@@ -2809,8 +5239,26 @@
       </w:r>
     </w:p>
     <w:p>
-      <w:r>
-        <w:t>Build one coherent system across the year, one evidence-based decision at a time.</w:t>
+      <w:pPr>
+        <w:spacing w:line="336" w:lineRule="auto" w:after="180"/>
+      </w:pPr>
+      <w:r>
+        <w:rPr>
+          <w:b w:val="0"/>
+        </w:rPr>
+        <w:t xml:space="preserve">Build one coherent system across the year, one </w:t>
+      </w:r>
+      <w:r>
+        <w:rPr>
+          <w:b/>
+        </w:rPr>
+        <w:t>evidence</w:t>
+      </w:r>
+      <w:r>
+        <w:rPr>
+          <w:b w:val="0"/>
+        </w:rPr>
+        <w:t>-based decision at a time.</w:t>
       </w:r>
     </w:p>
     <w:p>
@@ -2850,32 +5298,86 @@
       </w:r>
     </w:p>
     <w:p>
-      <w:r>
+      <w:pPr>
+        <w:spacing w:line="336" w:lineRule="auto" w:after="180"/>
+        <w:shd w:fill="EDF7F3"/>
+      </w:pPr>
+      <w:r>
+        <w:rPr>
+          <w:b w:val="0"/>
+        </w:rPr>
         <w:t>THIS WEEK'S CHECKPOINT  Choose which visible item features the Classroom Sorter may represent as image measurements and name one feature that lighting could distort.</w:t>
       </w:r>
     </w:p>
     <w:p>
-      <w:r>
+      <w:pPr>
+        <w:spacing w:line="336" w:lineRule="auto" w:after="180"/>
+        <w:shd w:fill="F5F1FB"/>
+      </w:pPr>
+      <w:r>
+        <w:rPr>
+          <w:b w:val="0"/>
+        </w:rPr>
         <w:t>What real classroom need does this serve?</w:t>
       </w:r>
     </w:p>
     <w:p>
-      <w:r>
+      <w:pPr>
+        <w:spacing w:line="336" w:lineRule="auto" w:after="180"/>
+        <w:shd w:fill="F5F1FB"/>
+      </w:pPr>
+      <w:r>
+        <w:rPr>
+          <w:b w:val="0"/>
+        </w:rPr>
         <w:t>What information is necessary—and what should stay private?</w:t>
       </w:r>
     </w:p>
     <w:p>
-      <w:r>
-        <w:t>What happens inside the process?</w:t>
-      </w:r>
-    </w:p>
-    <w:p>
-      <w:r>
+      <w:pPr>
+        <w:spacing w:line="336" w:lineRule="auto" w:after="180"/>
+        <w:shd w:fill="F5F1FB"/>
+      </w:pPr>
+      <w:r>
+        <w:rPr>
+          <w:b w:val="0"/>
+        </w:rPr>
+        <w:t xml:space="preserve">What happens inside the </w:t>
+      </w:r>
+      <w:r>
+        <w:rPr>
+          <w:b/>
+        </w:rPr>
+        <w:t>process</w:t>
+      </w:r>
+      <w:r>
+        <w:rPr>
+          <w:b w:val="0"/>
+        </w:rPr>
+        <w:t>?</w:t>
+      </w:r>
+    </w:p>
+    <w:p>
+      <w:pPr>
+        <w:spacing w:line="336" w:lineRule="auto" w:after="180"/>
+        <w:shd w:fill="F5F1FB"/>
+      </w:pPr>
+      <w:r>
+        <w:rPr>
+          <w:b w:val="0"/>
+        </w:rPr>
         <w:t>What normal and edge cases will you test?</w:t>
       </w:r>
     </w:p>
     <w:p>
-      <w:r>
+      <w:pPr>
+        <w:spacing w:line="336" w:lineRule="auto" w:after="180"/>
+        <w:shd w:fill="F5F1FB"/>
+      </w:pPr>
+      <w:r>
+        <w:rPr>
+          <w:b w:val="0"/>
+        </w:rPr>
         <w:t>When should it say not sure or ask a person?</w:t>
       </w:r>
     </w:p>
@@ -2916,12 +5418,45 @@
       </w:r>
     </w:p>
     <w:p>
-      <w:r>
-        <w:t>RESPONSIBLE DESIGN  A pixel is a measurement at a location, not a tiny copy of the object.</w:t>
-      </w:r>
-    </w:p>
-    <w:p>
-      <w:r>
+      <w:pPr>
+        <w:pStyle w:val="Heading3"/>
+      </w:pPr>
+      <w:r>
+        <w:t>Responsible design</w:t>
+      </w:r>
+    </w:p>
+    <w:p>
+      <w:pPr>
+        <w:spacing w:line="336" w:lineRule="auto" w:after="180"/>
+        <w:shd w:fill="FFF5E6"/>
+      </w:pPr>
+      <w:r>
+        <w:rPr>
+          <w:b w:val="0"/>
+        </w:rPr>
+        <w:t xml:space="preserve">RESPONSIBLE DESIGN  A </w:t>
+      </w:r>
+      <w:r>
+        <w:rPr>
+          <w:b/>
+        </w:rPr>
+        <w:t>pixel</w:t>
+      </w:r>
+      <w:r>
+        <w:rPr>
+          <w:b w:val="0"/>
+        </w:rPr>
+        <w:t xml:space="preserve"> is a measurement at a location, not a tiny copy of the object.</w:t>
+      </w:r>
+    </w:p>
+    <w:p>
+      <w:pPr>
+        <w:spacing w:line="336" w:lineRule="auto" w:after="180"/>
+      </w:pPr>
+      <w:r>
+        <w:rPr>
+          <w:b w:val="0"/>
+        </w:rPr>
         <w:t>My project decision:</w:t>
       </w:r>
     </w:p>
@@ -2934,8 +5469,26 @@
       </w:r>
     </w:p>
     <w:p>
-      <w:r>
-        <w:t>If the sorter uses images, retain dimensions and arrangement rather than assuming a dark-pixel count describes shape.</w:t>
+      <w:pPr>
+        <w:spacing w:line="336" w:lineRule="auto" w:after="180"/>
+      </w:pPr>
+      <w:r>
+        <w:rPr>
+          <w:b w:val="0"/>
+        </w:rPr>
+        <w:t>If the sorter uses images, retain dimensions and arrangement rather than assuming a dark-</w:t>
+      </w:r>
+      <w:r>
+        <w:rPr>
+          <w:b/>
+        </w:rPr>
+        <w:t>pixel</w:t>
+      </w:r>
+      <w:r>
+        <w:rPr>
+          <w:b w:val="0"/>
+        </w:rPr>
+        <w:t xml:space="preserve"> count describes shape.</w:t>
       </w:r>
     </w:p>
     <w:p>
@@ -2948,6 +5501,17 @@
     </w:p>
     <w:p>
       <w:r>
+        <w:t>Use a genuinely new case for independent evidence. Previously discussed examples remain practice; use the separately named independent case before feedback.</w:t>
+      </w:r>
+    </w:p>
+    <w:p>
+      <w:pPr>
+        <w:spacing w:line="336" w:lineRule="auto" w:after="180"/>
+      </w:pPr>
+      <w:r>
+        <w:rPr>
+          <w:b/>
+        </w:rPr>
         <w:t>MASTERY</w:t>
       </w:r>
     </w:p>
@@ -2960,7 +5524,13 @@
       </w:r>
     </w:p>
     <w:p>
-      <w:r>
+      <w:pPr>
+        <w:spacing w:line="336" w:lineRule="auto" w:after="180"/>
+      </w:pPr>
+      <w:r>
+        <w:rPr>
+          <w:b w:val="0"/>
+        </w:rPr>
         <w:t>Complete this after teaching and guided practice have ended.</w:t>
       </w:r>
     </w:p>
@@ -3001,53 +5571,248 @@
       </w:r>
     </w:p>
     <w:p>
-      <w:r>
-        <w:t>REQUIRED PROOF  Decode a 4 by 4 number grid, identify the pictured shape, then predict which details disappear when neighboring cells are averaged.</w:t>
-      </w:r>
-    </w:p>
-    <w:p>
-      <w:r>
+      <w:pPr>
+        <w:pStyle w:val="Heading3"/>
+      </w:pPr>
+      <w:r>
+        <w:t>What success looks like</w:t>
+      </w:r>
+    </w:p>
+    <w:p>
+      <w:pPr>
+        <w:spacing w:line="336" w:lineRule="auto" w:after="180"/>
+        <w:shd w:fill="EDF7F3"/>
+      </w:pPr>
+      <w:r>
+        <w:rPr>
+          <w:b w:val="0"/>
+        </w:rPr>
+        <w:t xml:space="preserve">REQUIRED PROOF  Decode a 4 by 4 number </w:t>
+      </w:r>
+      <w:r>
+        <w:rPr>
+          <w:b/>
+        </w:rPr>
+        <w:t>grid</w:t>
+      </w:r>
+      <w:r>
+        <w:rPr>
+          <w:b w:val="0"/>
+        </w:rPr>
+        <w:t>, identify the pictured shape, then predict which details disappear when neighboring cells are averaged.</w:t>
+      </w:r>
+    </w:p>
+    <w:p>
+      <w:pPr>
+        <w:spacing w:line="336" w:lineRule="auto" w:after="180"/>
+      </w:pPr>
+      <w:r>
+        <w:rPr>
+          <w:b w:val="0"/>
+        </w:rPr>
         <w:t>□ Name or draw the fresh case.</w:t>
       </w:r>
     </w:p>
     <w:p>
-      <w:r>
-        <w:t>□ Trace input, process, and output.</w:t>
-      </w:r>
-    </w:p>
-    <w:p>
-      <w:r>
-        <w:t>□ State the conclusion and strongest evidence.</w:t>
-      </w:r>
-    </w:p>
-    <w:p>
-      <w:r>
+      <w:pPr>
+        <w:spacing w:line="336" w:lineRule="auto" w:after="180"/>
+      </w:pPr>
+      <w:r>
+        <w:rPr>
+          <w:b w:val="0"/>
+        </w:rPr>
+        <w:t xml:space="preserve">□ Trace </w:t>
+      </w:r>
+      <w:r>
+        <w:rPr>
+          <w:b/>
+        </w:rPr>
+        <w:t>input</w:t>
+      </w:r>
+      <w:r>
+        <w:rPr>
+          <w:b w:val="0"/>
+        </w:rPr>
+        <w:t xml:space="preserve">, </w:t>
+      </w:r>
+      <w:r>
+        <w:rPr>
+          <w:b/>
+        </w:rPr>
+        <w:t>process</w:t>
+      </w:r>
+      <w:r>
+        <w:rPr>
+          <w:b w:val="0"/>
+        </w:rPr>
+        <w:t xml:space="preserve">, and </w:t>
+      </w:r>
+      <w:r>
+        <w:rPr>
+          <w:b/>
+        </w:rPr>
+        <w:t>output</w:t>
+      </w:r>
+      <w:r>
+        <w:rPr>
+          <w:b w:val="0"/>
+        </w:rPr>
+        <w:t>.</w:t>
+      </w:r>
+    </w:p>
+    <w:p>
+      <w:pPr>
+        <w:spacing w:line="336" w:lineRule="auto" w:after="180"/>
+      </w:pPr>
+      <w:r>
+        <w:rPr>
+          <w:b w:val="0"/>
+        </w:rPr>
+        <w:t xml:space="preserve">□ State the conclusion and strongest </w:t>
+      </w:r>
+      <w:r>
+        <w:rPr>
+          <w:b/>
+        </w:rPr>
+        <w:t>evidence</w:t>
+      </w:r>
+      <w:r>
+        <w:rPr>
+          <w:b w:val="0"/>
+        </w:rPr>
+        <w:t>.</w:t>
+      </w:r>
+    </w:p>
+    <w:p>
+      <w:pPr>
+        <w:spacing w:line="336" w:lineRule="auto" w:after="180"/>
+      </w:pPr>
+      <w:r>
+        <w:rPr>
+          <w:b w:val="0"/>
+        </w:rPr>
         <w:t>□ Name one limit, failure, missing clue, or fairness/privacy concern.</w:t>
       </w:r>
     </w:p>
     <w:p>
-      <w:r>
+      <w:pPr>
+        <w:spacing w:line="336" w:lineRule="auto" w:after="180"/>
+      </w:pPr>
+      <w:r>
+        <w:rPr>
+          <w:b w:val="0"/>
+        </w:rPr>
         <w:t>□ Explain one safe next action or improvement.</w:t>
       </w:r>
     </w:p>
     <w:p>
-      <w:r>
-        <w:t>Independent evidence:</w:t>
-      </w:r>
-    </w:p>
-    <w:p>
-      <w:r>
-        <w:t>SELF-CHECK  Each grid position becomes one displayed square. A blur combines nearby values, so isolated corners and thin lines disappear before large regions. The computer transforms numbers; the human viewer recognizes the shape.</w:t>
-      </w:r>
-    </w:p>
-    <w:p>
-      <w:r>
+      <w:pPr>
+        <w:spacing w:line="336" w:lineRule="auto" w:after="180"/>
+      </w:pPr>
+      <w:r>
+        <w:rPr>
+          <w:b w:val="0"/>
+        </w:rPr>
+        <w:t xml:space="preserve">Independent </w:t>
+      </w:r>
+      <w:r>
+        <w:rPr>
+          <w:b/>
+        </w:rPr>
+        <w:t>evidence</w:t>
+      </w:r>
+      <w:r>
+        <w:rPr>
+          <w:b w:val="0"/>
+        </w:rPr>
+        <w:t>:</w:t>
+      </w:r>
+    </w:p>
+    <w:p>
+      <w:pPr>
+        <w:pStyle w:val="Heading3"/>
+      </w:pPr>
+      <w:r>
+        <w:t>Check your explanation</w:t>
+      </w:r>
+    </w:p>
+    <w:p>
+      <w:pPr>
+        <w:spacing w:line="336" w:lineRule="auto" w:after="180"/>
+        <w:shd w:fill="F5F1FB"/>
+      </w:pPr>
+      <w:r>
+        <w:rPr>
+          <w:b w:val="0"/>
+        </w:rPr>
+        <w:t xml:space="preserve">SELF-CHECK  Each </w:t>
+      </w:r>
+      <w:r>
+        <w:rPr>
+          <w:b/>
+        </w:rPr>
+        <w:t>grid</w:t>
+      </w:r>
+      <w:r>
+        <w:rPr>
+          <w:b w:val="0"/>
+        </w:rPr>
+        <w:t xml:space="preserve"> position becomes one displayed square. A blur combines nearby values, so isolated corners and thin lines disappear before large regions.</w:t>
+      </w:r>
+    </w:p>
+    <w:p>
+      <w:pPr>
+        <w:spacing w:line="336" w:lineRule="auto" w:after="180"/>
+        <w:shd w:fill="F5F1FB"/>
+      </w:pPr>
+      <w:r>
+        <w:rPr>
+          <w:b w:val="0"/>
+        </w:rPr>
+        <w:t>The computer transforms numbers; the human viewer recognizes the shape.</w:t>
+      </w:r>
+    </w:p>
+    <w:p>
+      <w:pPr>
+        <w:spacing w:line="336" w:lineRule="auto" w:after="180"/>
+      </w:pPr>
+      <w:r>
+        <w:rPr>
+          <w:b w:val="0"/>
+        </w:rPr>
         <w:t>My level:  □ Not yet  □ With one hint  □ Independently  □ I can teach it</w:t>
       </w:r>
     </w:p>
     <w:p>
-      <w:r>
-        <w:t>NEXT BRIDGE  Carry today's evidence habit into: Sound Becomes a Signal.</w:t>
+      <w:pPr>
+        <w:pStyle w:val="Heading3"/>
+      </w:pPr>
+      <w:r>
+        <w:t>Connect to the next lesson</w:t>
+      </w:r>
+    </w:p>
+    <w:p>
+      <w:pPr>
+        <w:spacing w:line="336" w:lineRule="auto" w:after="180"/>
+        <w:shd w:fill="F1F6F8"/>
+      </w:pPr>
+      <w:r>
+        <w:rPr>
+          <w:b w:val="0"/>
+        </w:rPr>
+        <w:t xml:space="preserve">NEXT BRIDGE  Carry today's </w:t>
+      </w:r>
+      <w:r>
+        <w:rPr>
+          <w:b/>
+        </w:rPr>
+        <w:t>evidence</w:t>
+      </w:r>
+      <w:r>
+        <w:rPr>
+          <w:b w:val="0"/>
+        </w:rPr>
+        <w:t xml:space="preserve"> habit into: Sound Becomes a Signal.</w:t>
       </w:r>
     </w:p>
     <w:p>
@@ -3059,6 +5824,11 @@
       </w:r>
     </w:p>
     <w:p>
+      <w:r>
+        <w:t>Revisit the complete Pictures Become Numbers case for supported practice. Repeated examples do not become fresh assessments.</w:t>
+      </w:r>
+    </w:p>
+    <w:p>
       <w:pPr>
         <w:pStyle w:val="Heading3"/>
       </w:pPr>
@@ -3067,7 +5837,13 @@
       </w:r>
     </w:p>
     <w:p>
-      <w:r>
+      <w:pPr>
+        <w:spacing w:line="336" w:lineRule="auto" w:after="180"/>
+      </w:pPr>
+      <w:r>
+        <w:rPr>
+          <w:b w:val="0"/>
+        </w:rPr>
         <w:t>Use the supplied details to practise the weekly concept before attempting the independent question. This case extends the illustrated lesson.</w:t>
       </w:r>
     </w:p>
@@ -3080,7 +5856,13 @@
       </w:r>
     </w:p>
     <w:p>
-      <w:r>
+      <w:pPr>
+        <w:spacing w:line="336" w:lineRule="auto" w:after="180"/>
+      </w:pPr>
+      <w:r>
+        <w:rPr>
+          <w:b w:val="0"/>
+        </w:rPr>
         <w:t>A 2 by 2 image has rows [0,1] and [1,0]. Zero means white and one means black.</w:t>
       </w:r>
     </w:p>
@@ -3093,7 +5875,13 @@
       </w:r>
     </w:p>
     <w:p>
-      <w:r>
+      <w:pPr>
+        <w:spacing w:line="336" w:lineRule="auto" w:after="180"/>
+      </w:pPr>
+      <w:r>
+        <w:rPr>
+          <w:b w:val="0"/>
+        </w:rPr>
         <w:t>Draw it, then change the top-left value to 1.</w:t>
       </w:r>
     </w:p>
@@ -3106,8 +5894,38 @@
       </w:r>
     </w:p>
     <w:p>
-      <w:r>
-        <w:t>Initially top-right and bottom-left are black. The change produces three black squares. Pixel values encode an image; object recognition is a separate interpretation.</w:t>
+      <w:pPr>
+        <w:spacing w:line="336" w:lineRule="auto" w:after="180"/>
+      </w:pPr>
+      <w:r>
+        <w:rPr>
+          <w:b w:val="0"/>
+        </w:rPr>
+        <w:t xml:space="preserve">Initially top-right and bottom-left are black. The change produces three black squares. </w:t>
+      </w:r>
+      <w:r>
+        <w:rPr>
+          <w:b/>
+        </w:rPr>
+        <w:t>Pixel</w:t>
+      </w:r>
+      <w:r>
+        <w:rPr>
+          <w:b w:val="0"/>
+        </w:rPr>
+        <w:t xml:space="preserve"> values encode an image; object recognition is a separate </w:t>
+      </w:r>
+      <w:r>
+        <w:rPr>
+          <w:b/>
+        </w:rPr>
+        <w:t>interpretation</w:t>
+      </w:r>
+      <w:r>
+        <w:rPr>
+          <w:b w:val="0"/>
+        </w:rPr>
+        <w:t>.</w:t>
       </w:r>
     </w:p>
     <w:p>
@@ -3119,7 +5937,14 @@
       </w:r>
     </w:p>
     <w:p>
-      <w:r>
+      <w:pPr>
+        <w:spacing w:line="336" w:lineRule="auto" w:after="180"/>
+        <w:shd w:fill="F5F1FB"/>
+      </w:pPr>
+      <w:r>
+        <w:rPr>
+          <w:b w:val="0"/>
+        </w:rPr>
         <w:t>Which detail supports the answer, and why does it matter?</w:t>
       </w:r>
     </w:p>
@@ -3297,18 +6122,60 @@
       </w:tr>
     </w:tbl>
     <w:p>
-      <w:r>
+      <w:pPr>
+        <w:spacing w:line="336" w:lineRule="auto" w:after="180"/>
+      </w:pPr>
+      <w:r>
+        <w:rPr>
+          <w:b w:val="0"/>
+        </w:rPr>
         <w:t>A 2 by 2 image has rows [0,1] and [1,0]. Zero means white and one means black.</w:t>
       </w:r>
     </w:p>
     <w:p>
-      <w:r>
+      <w:pPr>
+        <w:spacing w:line="336" w:lineRule="auto" w:after="180"/>
+      </w:pPr>
+      <w:r>
+        <w:rPr>
+          <w:b w:val="0"/>
+        </w:rPr>
         <w:t>Draw it, then change the top-left value to 1.</w:t>
       </w:r>
     </w:p>
     <w:p>
-      <w:r>
-        <w:t>Initially top-right and bottom-left are black. The change produces three black squares. Pixel values encode an image; object recognition is a separate interpretation.</w:t>
+      <w:pPr>
+        <w:spacing w:line="336" w:lineRule="auto" w:after="180"/>
+      </w:pPr>
+      <w:r>
+        <w:rPr>
+          <w:b w:val="0"/>
+        </w:rPr>
+        <w:t xml:space="preserve">Initially top-right and bottom-left are black. The change produces three black squares. </w:t>
+      </w:r>
+      <w:r>
+        <w:rPr>
+          <w:b/>
+        </w:rPr>
+        <w:t>Pixel</w:t>
+      </w:r>
+      <w:r>
+        <w:rPr>
+          <w:b w:val="0"/>
+        </w:rPr>
+        <w:t xml:space="preserve"> values encode an image; object recognition is a separate </w:t>
+      </w:r>
+      <w:r>
+        <w:rPr>
+          <w:b/>
+        </w:rPr>
+        <w:t>interpretation</w:t>
+      </w:r>
+      <w:r>
+        <w:rPr>
+          <w:b w:val="0"/>
+        </w:rPr>
+        <w:t>.</w:t>
       </w:r>
     </w:p>
     <w:p>
@@ -3320,6 +6187,11 @@
       </w:r>
     </w:p>
     <w:p>
+      <w:r>
+        <w:t>Attempt the reserved new case before feedback. Record support; the earlier examples below remain additional practice.</w:t>
+      </w:r>
+    </w:p>
+    <w:p>
       <w:pPr>
         <w:pStyle w:val="Heading3"/>
       </w:pPr>
@@ -3328,8 +6200,38 @@
       </w:r>
     </w:p>
     <w:p>
-      <w:r>
-        <w:t>Create two different images of width 4 and height 2, each with exactly three black pixels. Write both complete row encodings. Explain which fact their shared count retains and which difference it discards.</w:t>
+      <w:pPr>
+        <w:spacing w:line="336" w:lineRule="auto" w:after="180"/>
+      </w:pPr>
+      <w:r>
+        <w:rPr>
+          <w:b w:val="0"/>
+        </w:rPr>
+        <w:t xml:space="preserve">Create two different images of width 4 and height 2, each with exactly three black </w:t>
+      </w:r>
+      <w:r>
+        <w:rPr>
+          <w:b/>
+        </w:rPr>
+        <w:t>pixel</w:t>
+      </w:r>
+      <w:r>
+        <w:rPr>
+          <w:b w:val="0"/>
+        </w:rPr>
+        <w:t xml:space="preserve">s. Write both complete row </w:t>
+      </w:r>
+      <w:r>
+        <w:rPr>
+          <w:b/>
+        </w:rPr>
+        <w:t>encoding</w:t>
+      </w:r>
+      <w:r>
+        <w:rPr>
+          <w:b w:val="0"/>
+        </w:rPr>
+        <w:t>s. Explain which fact their shared count retains and which difference it discards.</w:t>
       </w:r>
     </w:p>
     <w:p>
@@ -3376,7 +6278,13 @@
       </w:r>
     </w:p>
     <w:p>
-      <w:r>
+      <w:pPr>
+        <w:spacing w:line="336" w:lineRule="auto" w:after="180"/>
+      </w:pPr>
+      <w:r>
+        <w:rPr>
+          <w:b w:val="0"/>
+        </w:rPr>
         <w:t>Attempt this case before feedback. Record any help. Earlier examples below are further practice; a case already practised with feedback cannot establish fresh transfer.</w:t>
       </w:r>
     </w:p>
@@ -3389,18 +6297,55 @@
       </w:r>
     </w:p>
     <w:p>
-      <w:r>
+      <w:pPr>
+        <w:spacing w:line="336" w:lineRule="auto" w:after="180"/>
+      </w:pPr>
+      <w:r>
+        <w:rPr>
+          <w:b w:val="0"/>
+        </w:rPr>
         <w:t>Close the worked explanation. Apply the idea to this different question without copying.</w:t>
       </w:r>
     </w:p>
     <w:p>
-      <w:r>
-        <w:t>Use 0 for dark and 1 for light. Draw a two-by-two image with rows [1,0] and [0,1]. Then change only the bottom-left pixel to light. Which number changes?</w:t>
-      </w:r>
-    </w:p>
-    <w:p>
-      <w:r>
-        <w:t>My answer, with a trace, calculation or supporting evidence</w:t>
+      <w:pPr>
+        <w:spacing w:line="336" w:lineRule="auto" w:after="180"/>
+        <w:shd w:fill="F5F1FB"/>
+      </w:pPr>
+      <w:r>
+        <w:rPr>
+          <w:b w:val="0"/>
+        </w:rPr>
+        <w:t xml:space="preserve">Use 0 for dark and 1 for light. Draw a two-by-two image with rows [1,0] and [0,1]. Then change only the bottom-left </w:t>
+      </w:r>
+      <w:r>
+        <w:rPr>
+          <w:b/>
+        </w:rPr>
+        <w:t>pixel</w:t>
+      </w:r>
+      <w:r>
+        <w:rPr>
+          <w:b w:val="0"/>
+        </w:rPr>
+        <w:t xml:space="preserve"> to light. Which number changes?</w:t>
+      </w:r>
+    </w:p>
+    <w:p>
+      <w:pPr>
+        <w:spacing w:line="336" w:lineRule="auto" w:after="180"/>
+      </w:pPr>
+      <w:r>
+        <w:rPr>
+          <w:b w:val="0"/>
+        </w:rPr>
+        <w:t xml:space="preserve">My answer, with a trace, calculation or supporting </w:t>
+      </w:r>
+      <w:r>
+        <w:rPr>
+          <w:b/>
+        </w:rPr>
+        <w:t>evidence</w:t>
       </w:r>
     </w:p>
     <w:p>
@@ -3445,13 +6390,37 @@
       </w:r>
     </w:p>
     <w:p>
-      <w:r>
+      <w:pPr>
+        <w:spacing w:line="336" w:lineRule="auto" w:after="180"/>
+      </w:pPr>
+      <w:r>
+        <w:rPr>
+          <w:b w:val="0"/>
+        </w:rPr>
         <w:t>Change one relevant detail. Predict the result before testing. Include a boundary or missing-information case when it helps reveal a limit.</w:t>
       </w:r>
     </w:p>
     <w:p>
-      <w:r>
-        <w:t>My changed input and expected result</w:t>
+      <w:pPr>
+        <w:spacing w:line="336" w:lineRule="auto" w:after="180"/>
+      </w:pPr>
+      <w:r>
+        <w:rPr>
+          <w:b w:val="0"/>
+        </w:rPr>
+        <w:t xml:space="preserve">My changed </w:t>
+      </w:r>
+      <w:r>
+        <w:rPr>
+          <w:b/>
+        </w:rPr>
+        <w:t>input</w:t>
+      </w:r>
+      <w:r>
+        <w:rPr>
+          <w:b w:val="0"/>
+        </w:rPr>
+        <w:t xml:space="preserve"> and expected result</w:t>
       </w:r>
     </w:p>
     <w:p>
@@ -3496,13 +6465,37 @@
       </w:r>
     </w:p>
     <w:p>
-      <w:r>
+      <w:pPr>
+        <w:spacing w:line="336" w:lineRule="auto" w:after="180"/>
+      </w:pPr>
+      <w:r>
+        <w:rPr>
+          <w:b w:val="0"/>
+        </w:rPr>
         <w:t>Choose which visible item features the Classroom Sorter may represent as image measurements and name one feature that lighting could distort.</w:t>
       </w:r>
     </w:p>
     <w:p>
-      <w:r>
-        <w:t>The evidence I will keep</w:t>
+      <w:pPr>
+        <w:spacing w:line="336" w:lineRule="auto" w:after="180"/>
+      </w:pPr>
+      <w:r>
+        <w:rPr>
+          <w:b w:val="0"/>
+        </w:rPr>
+        <w:t xml:space="preserve">The </w:t>
+      </w:r>
+      <w:r>
+        <w:rPr>
+          <w:b/>
+        </w:rPr>
+        <w:t>evidence</w:t>
+      </w:r>
+      <w:r>
+        <w:rPr>
+          <w:b w:val="0"/>
+        </w:rPr>
+        <w:t xml:space="preserve"> I will keep</w:t>
       </w:r>
     </w:p>
     <w:p>
@@ -3539,8 +6532,26 @@
       </w:r>
     </w:p>
     <w:p>
-      <w:r>
-        <w:t>Your teacher has the independent answer and scoring criteria. Complete the matching workbook week to keep your practice evidence together.</w:t>
+      <w:pPr>
+        <w:spacing w:line="336" w:lineRule="auto" w:after="180"/>
+      </w:pPr>
+      <w:r>
+        <w:rPr>
+          <w:b w:val="0"/>
+        </w:rPr>
+        <w:t xml:space="preserve">Your teacher has the independent answer and scoring criteria. Complete the matching workbook week to keep your practice </w:t>
+      </w:r>
+      <w:r>
+        <w:rPr>
+          <w:b/>
+        </w:rPr>
+        <w:t>evidence</w:t>
+      </w:r>
+      <w:r>
+        <w:rPr>
+          <w:b w:val="0"/>
+        </w:rPr>
+        <w:t xml:space="preserve"> together.</w:t>
       </w:r>
     </w:p>
     <w:p>
@@ -3552,7 +6563,13 @@
       </w:r>
     </w:p>
     <w:p>
-      <w:r>
+      <w:pPr>
+        <w:spacing w:line="336" w:lineRule="auto" w:after="180"/>
+      </w:pPr>
+      <w:r>
+        <w:rPr>
+          <w:b w:val="0"/>
+        </w:rPr>
         <w:t>Encode a 2×3 monochrome image with top row black–white–black and bottom row white–black–white, using 1 for black. A partner reads columns first. Explain why the image changes although the six values are identical.</w:t>
       </w:r>
     </w:p>
@@ -3608,8 +6625,25 @@
       </w:r>
     </w:p>
     <w:p>
-      <w:r>
-        <w:t>Attempt the independent case before hints. Record whether you worked alone, used a hint or followed a model. After feedback, fix the first unsupported step and explain why it changed. A later check uses a changed case, not a copied answer.</w:t>
+      <w:pPr>
+        <w:spacing w:line="336" w:lineRule="auto" w:after="180"/>
+      </w:pPr>
+      <w:r>
+        <w:rPr>
+          <w:b w:val="0"/>
+        </w:rPr>
+        <w:t>Attempt the independent case before hints. Record whether you worked alone, used a hint or followed a model. After feedback, fix the first unsupported step and explain why it changed.</w:t>
+      </w:r>
+    </w:p>
+    <w:p>
+      <w:pPr>
+        <w:spacing w:line="336" w:lineRule="auto" w:after="180"/>
+      </w:pPr>
+      <w:r>
+        <w:rPr>
+          <w:b w:val="0"/>
+        </w:rPr>
+        <w:t>A later check uses a changed case, not a copied answer.</w:t>
       </w:r>
     </w:p>
     <w:p>
@@ -3622,7 +6656,30 @@
     </w:p>
     <w:p>
       <w:r>
-        <w:t>Start with this question: Two fictional 2-by-3 pixel badges contain the same number of dark squares.</w:t>
+        <w:t>Use this map to navigate Pictures Become Numbers, connect the goals to tasks and keep one evidence record for each attempt.</w:t>
+      </w:r>
+    </w:p>
+    <w:p>
+      <w:pPr>
+        <w:spacing w:line="336" w:lineRule="auto" w:after="180"/>
+      </w:pPr>
+      <w:r>
+        <w:rPr>
+          <w:b w:val="0"/>
+        </w:rPr>
+        <w:t xml:space="preserve">Start with this question: Two fictional 2-by-3 </w:t>
+      </w:r>
+      <w:r>
+        <w:rPr>
+          <w:b/>
+        </w:rPr>
+        <w:t>pixel</w:t>
+      </w:r>
+      <w:r>
+        <w:rPr>
+          <w:b w:val="0"/>
+        </w:rPr>
+        <w:t xml:space="preserve"> badges contain the same number of dark squares.</w:t>
       </w:r>
     </w:p>
     <w:tbl>
@@ -3728,13 +6785,61 @@
       </w:tr>
     </w:tbl>
     <w:p>
-      <w:r>
-        <w:t>Remember → watch and explain → try with help → investigate → try independently → keep project evidence. Your teacher may spread this lesson across several classes.</w:t>
-      </w:r>
-    </w:p>
-    <w:p>
-      <w:r>
-        <w:t>Keep your first prediction. Compare it with what the evidence shows and explain any change.</w:t>
+      <w:pPr>
+        <w:spacing w:line="336" w:lineRule="auto" w:after="180"/>
+      </w:pPr>
+      <w:r>
+        <w:rPr>
+          <w:b w:val="0"/>
+        </w:rPr>
+        <w:t xml:space="preserve">Remember → watch and explain → try with help → investigate → try independently → keep project </w:t>
+      </w:r>
+      <w:r>
+        <w:rPr>
+          <w:b/>
+        </w:rPr>
+        <w:t>evidence</w:t>
+      </w:r>
+      <w:r>
+        <w:rPr>
+          <w:b w:val="0"/>
+        </w:rPr>
+        <w:t>. Your teacher may spread this lesson across several classes.</w:t>
+      </w:r>
+    </w:p>
+    <w:p>
+      <w:pPr>
+        <w:spacing w:line="336" w:lineRule="auto" w:after="180"/>
+      </w:pPr>
+      <w:r>
+        <w:rPr>
+          <w:b w:val="0"/>
+        </w:rPr>
+        <w:t xml:space="preserve">Keep your first </w:t>
+      </w:r>
+      <w:r>
+        <w:rPr>
+          <w:b/>
+        </w:rPr>
+        <w:t>prediction</w:t>
+      </w:r>
+      <w:r>
+        <w:rPr>
+          <w:b w:val="0"/>
+        </w:rPr>
+        <w:t xml:space="preserve">. Compare it with what the </w:t>
+      </w:r>
+      <w:r>
+        <w:rPr>
+          <w:b/>
+        </w:rPr>
+        <w:t>evidence</w:t>
+      </w:r>
+      <w:r>
+        <w:rPr>
+          <w:b w:val="0"/>
+        </w:rPr>
+        <w:t xml:space="preserve"> shows and explain any change.</w:t>
       </w:r>
     </w:p>
     <w:p>
@@ -3747,7 +6852,30 @@
     </w:p>
     <w:p>
       <w:r>
-        <w:t>Close your notes. Explain this goal in your own words: Encode and reconstruct a small image using an explicit grid convention</w:t>
+        <w:t>Explain Pictures Become Numbers without notes, identify a remaining question and plan a later check with a changed case.</w:t>
+      </w:r>
+    </w:p>
+    <w:p>
+      <w:pPr>
+        <w:spacing w:line="336" w:lineRule="auto" w:after="180"/>
+      </w:pPr>
+      <w:r>
+        <w:rPr>
+          <w:b w:val="0"/>
+        </w:rPr>
+        <w:t xml:space="preserve">Close your notes. Explain this goal in your own words: Encode and reconstruct a small image using an explicit </w:t>
+      </w:r>
+      <w:r>
+        <w:rPr>
+          <w:b/>
+        </w:rPr>
+        <w:t>grid</w:t>
+      </w:r>
+      <w:r>
+        <w:rPr>
+          <w:b w:val="0"/>
+        </w:rPr>
+        <w:t xml:space="preserve"> convention</w:t>
       </w:r>
     </w:p>
     <w:p>
@@ -3784,13 +6912,61 @@
       </w:r>
     </w:p>
     <w:p>
-      <w:r>
-        <w:t>If you are unsure, return to the worked picture and explain one arrow. If you are ready, change an input or assumption and justify your prediction.</w:t>
-      </w:r>
-    </w:p>
-    <w:p>
-      <w:r>
-        <w:t>Save your workbook evidence. At the next review, try a different case before opening your old answer.</w:t>
+      <w:pPr>
+        <w:spacing w:line="336" w:lineRule="auto" w:after="180"/>
+      </w:pPr>
+      <w:r>
+        <w:rPr>
+          <w:b w:val="0"/>
+        </w:rPr>
+        <w:t xml:space="preserve">If you are unsure, return to the worked picture and explain one arrow. If you are ready, change an </w:t>
+      </w:r>
+      <w:r>
+        <w:rPr>
+          <w:b/>
+        </w:rPr>
+        <w:t>input</w:t>
+      </w:r>
+      <w:r>
+        <w:rPr>
+          <w:b w:val="0"/>
+        </w:rPr>
+        <w:t xml:space="preserve"> or assumption and justify your </w:t>
+      </w:r>
+      <w:r>
+        <w:rPr>
+          <w:b/>
+        </w:rPr>
+        <w:t>prediction</w:t>
+      </w:r>
+      <w:r>
+        <w:rPr>
+          <w:b w:val="0"/>
+        </w:rPr>
+        <w:t>.</w:t>
+      </w:r>
+    </w:p>
+    <w:p>
+      <w:pPr>
+        <w:spacing w:line="336" w:lineRule="auto" w:after="180"/>
+      </w:pPr>
+      <w:r>
+        <w:rPr>
+          <w:b w:val="0"/>
+        </w:rPr>
+        <w:t xml:space="preserve">Save your workbook </w:t>
+      </w:r>
+      <w:r>
+        <w:rPr>
+          <w:b/>
+        </w:rPr>
+        <w:t>evidence</w:t>
+      </w:r>
+      <w:r>
+        <w:rPr>
+          <w:b w:val="0"/>
+        </w:rPr>
+        <w:t>. At the next review, try a different case before opening your old answer.</w:t>
       </w:r>
     </w:p>
     <w:p>
@@ -3803,12 +6979,41 @@
     </w:p>
     <w:p>
       <w:r>
+        <w:t>Attempt supported questions before using hints or feedback. Review a missing building block, then keep the completed work.</w:t>
+      </w:r>
+    </w:p>
+    <w:p>
+      <w:pPr>
+        <w:spacing w:line="336" w:lineRule="auto" w:after="180"/>
+      </w:pPr>
+      <w:r>
+        <w:rPr>
+          <w:b w:val="0"/>
+        </w:rPr>
         <w:t>Use this supported practice once, in the browser or on paper. Keep the reserved independent assessment for a separate first attempt before teacher feedback.</w:t>
       </w:r>
     </w:p>
     <w:p>
-      <w:r>
-        <w:t>Two fictional 2-by-3 pixel badges contain the same number of dark squares.</w:t>
+      <w:pPr>
+        <w:spacing w:line="336" w:lineRule="auto" w:after="180"/>
+      </w:pPr>
+      <w:r>
+        <w:rPr>
+          <w:b w:val="0"/>
+        </w:rPr>
+        <w:t xml:space="preserve">Two fictional 2-by-3 </w:t>
+      </w:r>
+      <w:r>
+        <w:rPr>
+          <w:b/>
+        </w:rPr>
+        <w:t>pixel</w:t>
+      </w:r>
+      <w:r>
+        <w:rPr>
+          <w:b w:val="0"/>
+        </w:rPr>
+        <w:t xml:space="preserve"> badges contain the same number of dark squares.</w:t>
       </w:r>
     </w:p>
     <w:p>
@@ -3820,27 +7025,73 @@
       </w:r>
     </w:p>
     <w:p>
-      <w:r>
+      <w:pPr>
+        <w:spacing w:line="336" w:lineRule="auto" w:after="180"/>
+      </w:pPr>
+      <w:r>
+        <w:rPr>
+          <w:b w:val="0"/>
+        </w:rPr>
         <w:t>Which labelled step matches this detail? The totals agree, but middle-top and middle-bottom positions differ.</w:t>
       </w:r>
     </w:p>
     <w:p>
-      <w:r>
+      <w:pPr>
+        <w:spacing w:line="336" w:lineRule="auto" w:after="180"/>
+        <w:shd w:fill="F4F9FC"/>
+      </w:pPr>
+      <w:r>
+        <w:rPr>
+          <w:b w:val="0"/>
+        </w:rPr>
         <w:t>1. Compare arrangements</w:t>
       </w:r>
     </w:p>
     <w:p>
-      <w:r>
+      <w:pPr>
+        <w:spacing w:line="336" w:lineRule="auto" w:after="180"/>
+        <w:shd w:fill="F4F9FC"/>
+      </w:pPr>
+      <w:r>
+        <w:rPr>
+          <w:b w:val="0"/>
+        </w:rPr>
         <w:t>2. Badge B</w:t>
       </w:r>
     </w:p>
     <w:p>
-      <w:r>
-        <w:t>3. Pixel convention</w:t>
-      </w:r>
-    </w:p>
-    <w:p>
-      <w:r>
+      <w:pPr>
+        <w:spacing w:line="336" w:lineRule="auto" w:after="180"/>
+        <w:shd w:fill="F4F9FC"/>
+      </w:pPr>
+      <w:r>
+        <w:rPr>
+          <w:b w:val="0"/>
+        </w:rPr>
+        <w:t xml:space="preserve">3. </w:t>
+      </w:r>
+      <w:r>
+        <w:rPr>
+          <w:b/>
+        </w:rPr>
+        <w:t>Pixel</w:t>
+      </w:r>
+      <w:r>
+        <w:rPr>
+          <w:b w:val="0"/>
+        </w:rPr>
+        <w:t xml:space="preserve"> convention</w:t>
+      </w:r>
+    </w:p>
+    <w:p>
+      <w:pPr>
+        <w:spacing w:line="336" w:lineRule="auto" w:after="180"/>
+        <w:shd w:fill="F4F9FC"/>
+      </w:pPr>
+      <w:r>
+        <w:rPr>
+          <w:b w:val="0"/>
+        </w:rPr>
         <w:t>4. Badge A</w:t>
       </w:r>
     </w:p>
@@ -3878,48 +7129,198 @@
       </w:r>
     </w:p>
     <w:p>
-      <w:r>
+      <w:pPr>
+        <w:pStyle w:val="Heading3"/>
+      </w:pPr>
+      <w:r>
+        <w:t>Hint · try first</w:t>
+      </w:r>
+    </w:p>
+    <w:p>
+      <w:pPr>
+        <w:spacing w:line="336" w:lineRule="auto" w:after="180"/>
+        <w:shd w:fill="F1F6F8"/>
+      </w:pPr>
+      <w:r>
+        <w:rPr>
+          <w:b w:val="0"/>
+        </w:rPr>
         <w:t>Hint if needed: Read the steps in the pictorial case. Match the supplied detail to the stage that performs or records it.</w:t>
       </w:r>
     </w:p>
     <w:p>
-      <w:r>
-        <w:t>After your attempt, compare with the supported explanation: Compare arrangements The totals agree, but middle-top and middle-bottom positions differ. A grid preserves where each brightness belongs. Adding the six values preserves only the dark count, which is 3 in both images. The total therefore cannot distinguish these badges. Dimensions and reading order belong to the representation, not to an optional caption.</w:t>
-      </w:r>
-    </w:p>
-    <w:p>
       <w:pPr>
         <w:pStyle w:val="Heading3"/>
       </w:pPr>
       <w:r>
+        <w:t>Feedback · compare after trying</w:t>
+      </w:r>
+    </w:p>
+    <w:p>
+      <w:pPr>
+        <w:spacing w:line="336" w:lineRule="auto" w:after="180"/>
+        <w:shd w:fill="F1F6FC"/>
+      </w:pPr>
+      <w:r>
+        <w:rPr>
+          <w:b w:val="0"/>
+        </w:rPr>
+        <w:t xml:space="preserve">After your attempt, compare with the supported explanation: Compare arrangements The totals agree, but middle-top and middle-bottom positions differ. A </w:t>
+      </w:r>
+      <w:r>
+        <w:rPr>
+          <w:b/>
+        </w:rPr>
+        <w:t>grid</w:t>
+      </w:r>
+      <w:r>
+        <w:rPr>
+          <w:b w:val="0"/>
+        </w:rPr>
+        <w:t xml:space="preserve"> preserves where each brightness belongs.</w:t>
+      </w:r>
+    </w:p>
+    <w:p>
+      <w:pPr>
+        <w:spacing w:line="336" w:lineRule="auto" w:after="180"/>
+        <w:shd w:fill="F1F6FC"/>
+      </w:pPr>
+      <w:r>
+        <w:rPr>
+          <w:b w:val="0"/>
+        </w:rPr>
+        <w:t>Adding the six values preserves only the dark count, which is 3 in both images. The total therefore cannot distinguish these badges. Dimensions and reading order belong to the representation, not to an optional caption.</w:t>
+      </w:r>
+    </w:p>
+    <w:p>
+      <w:pPr>
+        <w:pStyle w:val="Heading3"/>
+      </w:pPr>
+      <w:r>
         <w:t>Practice 2: explain the deciding evidence</w:t>
       </w:r>
     </w:p>
     <w:p>
-      <w:r>
-        <w:t>Changed-case practice: Change A’s bottom-left pixel from 0 to 1. Which conclusion is supported by the supplied facts?</w:t>
-      </w:r>
-    </w:p>
-    <w:p>
-      <w:r>
-        <w:t>1. A now has four dark pixels; its row encoding is 101 / 110.</w:t>
-      </w:r>
-    </w:p>
-    <w:p>
-      <w:r>
-        <w:t>2. We can decide the result without examining the changed input or the procedure.</w:t>
-      </w:r>
-    </w:p>
-    <w:p>
-      <w:r>
-        <w:t>3. This one example guarantees correct results for every future input.</w:t>
-      </w:r>
-    </w:p>
-    <w:p>
       <w:pPr>
         <w:pStyle w:val="Heading3"/>
       </w:pPr>
       <w:r>
+        <w:t>Changed case · predict first</w:t>
+      </w:r>
+    </w:p>
+    <w:p>
+      <w:pPr>
+        <w:spacing w:line="336" w:lineRule="auto" w:after="180"/>
+        <w:shd w:fill="F5F1FB"/>
+      </w:pPr>
+      <w:r>
+        <w:rPr>
+          <w:b w:val="0"/>
+        </w:rPr>
+        <w:t xml:space="preserve">Changed-case practice: Change A’s bottom-left </w:t>
+      </w:r>
+      <w:r>
+        <w:rPr>
+          <w:b/>
+        </w:rPr>
+        <w:t>pixel</w:t>
+      </w:r>
+      <w:r>
+        <w:rPr>
+          <w:b w:val="0"/>
+        </w:rPr>
+        <w:t xml:space="preserve"> from 0 to 1. Which conclusion is supported by the supplied facts?</w:t>
+      </w:r>
+    </w:p>
+    <w:p>
+      <w:pPr>
+        <w:spacing w:line="336" w:lineRule="auto" w:after="180"/>
+        <w:shd w:fill="F4F9FC"/>
+      </w:pPr>
+      <w:r>
+        <w:rPr>
+          <w:b w:val="0"/>
+        </w:rPr>
+        <w:t xml:space="preserve">1. A now has four dark </w:t>
+      </w:r>
+      <w:r>
+        <w:rPr>
+          <w:b/>
+        </w:rPr>
+        <w:t>pixel</w:t>
+      </w:r>
+      <w:r>
+        <w:rPr>
+          <w:b w:val="0"/>
+        </w:rPr>
+        <w:t xml:space="preserve">s; its row </w:t>
+      </w:r>
+      <w:r>
+        <w:rPr>
+          <w:b/>
+        </w:rPr>
+        <w:t>encoding</w:t>
+      </w:r>
+      <w:r>
+        <w:rPr>
+          <w:b w:val="0"/>
+        </w:rPr>
+        <w:t xml:space="preserve"> is 101 / 110.</w:t>
+      </w:r>
+    </w:p>
+    <w:p>
+      <w:pPr>
+        <w:spacing w:line="336" w:lineRule="auto" w:after="180"/>
+        <w:shd w:fill="F4F9FC"/>
+      </w:pPr>
+      <w:r>
+        <w:rPr>
+          <w:b w:val="0"/>
+        </w:rPr>
+        <w:t xml:space="preserve">2. We can decide the result without examining the changed </w:t>
+      </w:r>
+      <w:r>
+        <w:rPr>
+          <w:b/>
+        </w:rPr>
+        <w:t>input</w:t>
+      </w:r>
+      <w:r>
+        <w:rPr>
+          <w:b w:val="0"/>
+        </w:rPr>
+        <w:t xml:space="preserve"> or the procedure.</w:t>
+      </w:r>
+    </w:p>
+    <w:p>
+      <w:pPr>
+        <w:spacing w:line="336" w:lineRule="auto" w:after="180"/>
+        <w:shd w:fill="F4F9FC"/>
+      </w:pPr>
+      <w:r>
+        <w:rPr>
+          <w:b w:val="0"/>
+        </w:rPr>
+        <w:t xml:space="preserve">3. This one example guarantees correct results for every future </w:t>
+      </w:r>
+      <w:r>
+        <w:rPr>
+          <w:b/>
+        </w:rPr>
+        <w:t>input</w:t>
+      </w:r>
+      <w:r>
+        <w:rPr>
+          <w:b w:val="0"/>
+        </w:rPr>
+        <w:t>.</w:t>
+      </w:r>
+    </w:p>
+    <w:p>
+      <w:pPr>
+        <w:pStyle w:val="Heading3"/>
+      </w:pPr>
+      <w:r>
         <w:t>My selected conclusion, deciding fact and explanation</w:t>
       </w:r>
     </w:p>
@@ -3949,31 +7350,167 @@
       </w:r>
     </w:p>
     <w:p>
-      <w:r>
+      <w:pPr>
+        <w:pStyle w:val="Heading3"/>
+      </w:pPr>
+      <w:r>
+        <w:t>Hint · try first</w:t>
+      </w:r>
+    </w:p>
+    <w:p>
+      <w:pPr>
+        <w:spacing w:line="336" w:lineRule="auto" w:after="180"/>
+        <w:shd w:fill="F1F6F8"/>
+      </w:pPr>
+      <w:r>
+        <w:rPr>
+          <w:b w:val="0"/>
+        </w:rPr>
         <w:t>Hint if needed: Use the changed condition and the deciding step in the pictorial trace. The answer must say what follows from those facts.</w:t>
       </w:r>
     </w:p>
     <w:p>
-      <w:r>
-        <w:t>After your attempt, compare with the supported explanation: A now has four dark pixels; its row encoding is 101 / 110. Exactly one light pixel becomes dark; the other five positions remain unchanged.</w:t>
-      </w:r>
-    </w:p>
-    <w:p>
       <w:pPr>
         <w:pStyle w:val="Heading3"/>
       </w:pPr>
       <w:r>
+        <w:t>Feedback · compare after trying</w:t>
+      </w:r>
+    </w:p>
+    <w:p>
+      <w:pPr>
+        <w:spacing w:line="336" w:lineRule="auto" w:after="180"/>
+        <w:shd w:fill="F1F6FC"/>
+      </w:pPr>
+      <w:r>
+        <w:rPr>
+          <w:b w:val="0"/>
+        </w:rPr>
+        <w:t xml:space="preserve">After your attempt, compare with the supported explanation: A now has four dark </w:t>
+      </w:r>
+      <w:r>
+        <w:rPr>
+          <w:b/>
+        </w:rPr>
+        <w:t>pixel</w:t>
+      </w:r>
+      <w:r>
+        <w:rPr>
+          <w:b w:val="0"/>
+        </w:rPr>
+        <w:t xml:space="preserve">s; its row </w:t>
+      </w:r>
+      <w:r>
+        <w:rPr>
+          <w:b/>
+        </w:rPr>
+        <w:t>encoding</w:t>
+      </w:r>
+      <w:r>
+        <w:rPr>
+          <w:b w:val="0"/>
+        </w:rPr>
+        <w:t xml:space="preserve"> is 101 / 110. Exactly one light </w:t>
+      </w:r>
+      <w:r>
+        <w:rPr>
+          <w:b/>
+        </w:rPr>
+        <w:t>pixel</w:t>
+      </w:r>
+      <w:r>
+        <w:rPr>
+          <w:b w:val="0"/>
+        </w:rPr>
+        <w:t xml:space="preserve"> becomes dark; the other five positions remain unchanged.</w:t>
+      </w:r>
+    </w:p>
+    <w:p>
+      <w:pPr>
+        <w:pStyle w:val="Heading3"/>
+      </w:pPr>
+      <w:r>
         <w:t>Repair a missing building block</w:t>
       </w:r>
     </w:p>
     <w:p>
-      <w:r>
-        <w:t>Review Rules or Learned Patterns? (ai-1/4). Goal: Execute a stated rule including its boundary. Short practice: Show which stage used labels and which stage used only the new measurement.. Return to this week and explain what you changed.</w:t>
-      </w:r>
-    </w:p>
-    <w:p>
-      <w:r>
-        <w:t>Review Input, Process, Output (ai-1/2). Goal: Trace information through a system without confusing information with a physical action. Short practice: Use the richer record to find blue pencils in Box B. Explain why total alone was insufficient.. Return to this week and explain what you changed.</w:t>
+      <w:pPr>
+        <w:spacing w:line="336" w:lineRule="auto" w:after="180"/>
+      </w:pPr>
+      <w:r>
+        <w:rPr>
+          <w:b w:val="0"/>
+        </w:rPr>
+        <w:t>Review Rules or Learned Patterns? (ai-1/4). Goal: Execute a stated rule including its boundary. Short practice: Show which stage used labels and which stage used only the new measurement..</w:t>
+      </w:r>
+    </w:p>
+    <w:p>
+      <w:pPr>
+        <w:spacing w:line="336" w:lineRule="auto" w:after="180"/>
+      </w:pPr>
+      <w:r>
+        <w:rPr>
+          <w:b w:val="0"/>
+        </w:rPr>
+        <w:t>Return to this week and explain what you changed.</w:t>
+      </w:r>
+    </w:p>
+    <w:p>
+      <w:pPr>
+        <w:spacing w:line="336" w:lineRule="auto" w:after="180"/>
+      </w:pPr>
+      <w:r>
+        <w:rPr>
+          <w:b w:val="0"/>
+        </w:rPr>
+        <w:t xml:space="preserve">Review </w:t>
+      </w:r>
+      <w:r>
+        <w:rPr>
+          <w:b/>
+        </w:rPr>
+        <w:t>Input</w:t>
+      </w:r>
+      <w:r>
+        <w:rPr>
+          <w:b w:val="0"/>
+        </w:rPr>
+        <w:t xml:space="preserve">, </w:t>
+      </w:r>
+      <w:r>
+        <w:rPr>
+          <w:b/>
+        </w:rPr>
+        <w:t>Process</w:t>
+      </w:r>
+      <w:r>
+        <w:rPr>
+          <w:b w:val="0"/>
+        </w:rPr>
+        <w:t xml:space="preserve">, </w:t>
+      </w:r>
+      <w:r>
+        <w:rPr>
+          <w:b/>
+        </w:rPr>
+        <w:t>Output</w:t>
+      </w:r>
+      <w:r>
+        <w:rPr>
+          <w:b w:val="0"/>
+        </w:rPr>
+        <w:t xml:space="preserve"> (ai-1/2). Goal: Trace information through a system without confusing information with a physical action. Short practice: Use the richer record to find blue pencils in Box B.</w:t>
+      </w:r>
+    </w:p>
+    <w:p>
+      <w:pPr>
+        <w:spacing w:line="336" w:lineRule="auto" w:after="180"/>
+      </w:pPr>
+      <w:r>
+        <w:rPr>
+          <w:b w:val="0"/>
+        </w:rPr>
+        <w:t>Explain why total alone was insufficient.. Return to this week and explain what you changed.</w:t>
       </w:r>
     </w:p>
     <w:p>
@@ -3985,8 +7522,665 @@
       </w:r>
     </w:p>
     <w:p>
-      <w:r>
-        <w:t>Use Download completed work in the hosted lesson to export your answers, reflections, practice feedback and code-run evidence. Open the HTML copy to read or print it. Drafts stay in this browser when storage is available; clear drafts on a shared device.</w:t>
+      <w:pPr>
+        <w:spacing w:line="336" w:lineRule="auto" w:after="180"/>
+      </w:pPr>
+      <w:r>
+        <w:rPr>
+          <w:b w:val="0"/>
+        </w:rPr>
+        <w:t xml:space="preserve">Use Download completed work in the hosted lesson to export your answers, reflections, practice feedback and code-run </w:t>
+      </w:r>
+      <w:r>
+        <w:rPr>
+          <w:b/>
+        </w:rPr>
+        <w:t>evidence</w:t>
+      </w:r>
+      <w:r>
+        <w:rPr>
+          <w:b w:val="0"/>
+        </w:rPr>
+        <w:t>. Open the HTML copy to read or print it.</w:t>
+      </w:r>
+    </w:p>
+    <w:p>
+      <w:pPr>
+        <w:spacing w:line="336" w:lineRule="auto" w:after="180"/>
+      </w:pPr>
+      <w:r>
+        <w:rPr>
+          <w:b w:val="0"/>
+        </w:rPr>
+        <w:t>Drafts stay in this browser when storage is available; clear drafts on a shared device.</w:t>
+      </w:r>
+    </w:p>
+    <w:p>
+      <w:pPr>
+        <w:pStyle w:val="Heading1"/>
+      </w:pPr>
+      <w:r>
+        <w:t>18. Visual concept journey</w:t>
+      </w:r>
+    </w:p>
+    <w:p>
+      <w:r>
+        <w:t>Explain each Pictures Become Numbers graphic using its labels, deciding evidence and relevant limitation.</w:t>
+      </w:r>
+    </w:p>
+    <w:p>
+      <w:pPr>
+        <w:pStyle w:val="Heading3"/>
+      </w:pPr>
+      <w:r>
+        <w:t>01. Pictures Become Numbers: the case</w:t>
+      </w:r>
+    </w:p>
+    <w:p>
+      <w:r>
+        <w:drawing>
+          <wp:inline xmlns:a="http://schemas.openxmlformats.org/drawingml/2006/main" xmlns:pic="http://schemas.openxmlformats.org/drawingml/2006/picture">
+            <wp:extent cx="5486400" cy="2834640"/>
+            <wp:docPr id="23" name="Picture 23" descr="Two fictional 2-by-3 pixel badges contain the same number of dark squares. Supplied facts: Dark=1, light=0; rows are read top to bottom, left to right. Badge A rows: 1,0,1 / 0,1,0. Badge B: 1,1,1 / 0,0,0."/>
+            <wp:cNvGraphicFramePr>
+              <a:graphicFrameLocks noChangeAspect="1"/>
+            </wp:cNvGraphicFramePr>
+            <a:graphic>
+              <a:graphicData uri="http://schemas.openxmlformats.org/drawingml/2006/picture">
+                <pic:pic>
+                  <pic:nvPicPr>
+                    <pic:cNvPr id="0" name="academy-story-ai-1-5-01.png"/>
+                    <pic:cNvPicPr/>
+                  </pic:nvPicPr>
+                  <pic:blipFill>
+                    <a:blip r:embed="rId31"/>
+                    <a:stretch>
+                      <a:fillRect/>
+                    </a:stretch>
+                  </pic:blipFill>
+                  <pic:spPr>
+                    <a:xfrm>
+                      <a:off x="0" y="0"/>
+                      <a:ext cx="5486400" cy="2834640"/>
+                    </a:xfrm>
+                    <a:prstGeom prst="rect"/>
+                  </pic:spPr>
+                </pic:pic>
+              </a:graphicData>
+            </a:graphic>
+          </wp:inline>
+        </w:drawing>
+      </w:r>
+    </w:p>
+    <w:p>
+      <w:pPr>
+        <w:spacing w:line="336" w:lineRule="auto" w:after="180"/>
+      </w:pPr>
+      <w:r>
+        <w:rPr>
+          <w:b w:val="0"/>
+        </w:rPr>
+        <w:t xml:space="preserve">Two fictional 2-by-3 </w:t>
+      </w:r>
+      <w:r>
+        <w:rPr>
+          <w:b/>
+        </w:rPr>
+        <w:t>pixel</w:t>
+      </w:r>
+      <w:r>
+        <w:rPr>
+          <w:b w:val="0"/>
+        </w:rPr>
+        <w:t xml:space="preserve"> badges contain the same number of dark squares. Supplied facts: Dark=1, light=0; rows are read top to bottom, left to right. Badge A rows: 1,0,1 / 0,1,0. Badge B: 1,1,1 / 0,0,0.</w:t>
+      </w:r>
+    </w:p>
+    <w:p>
+      <w:pPr>
+        <w:spacing w:line="336" w:lineRule="auto" w:after="180"/>
+        <w:shd w:fill="F5F1FB"/>
+      </w:pPr>
+      <w:r>
+        <w:rPr>
+          <w:b w:val="0"/>
+        </w:rPr>
+        <w:t>Point to the given fact that matters most. Explain why it matters.</w:t>
+      </w:r>
+    </w:p>
+    <w:p>
+      <w:pPr>
+        <w:pStyle w:val="Heading3"/>
+      </w:pPr>
+      <w:r>
+        <w:t>02. Follow the deciding steps</w:t>
+      </w:r>
+    </w:p>
+    <w:p>
+      <w:r>
+        <w:drawing>
+          <wp:inline xmlns:a="http://schemas.openxmlformats.org/drawingml/2006/main" xmlns:pic="http://schemas.openxmlformats.org/drawingml/2006/picture">
+            <wp:extent cx="5486400" cy="4005072"/>
+            <wp:docPr id="24" name="Picture 24" descr="Pixel convention: Each image has two rows and three columns; 1 means dark. → Badge A: Top 101, bottom 010: three dark pixels. → Badge B: Top 111, bottom 000: also three dark pixels. → Compare arrangements: The totals agree, but middle-top and middle-bottom positions differ."/>
+            <wp:cNvGraphicFramePr>
+              <a:graphicFrameLocks noChangeAspect="1"/>
+            </wp:cNvGraphicFramePr>
+            <a:graphic>
+              <a:graphicData uri="http://schemas.openxmlformats.org/drawingml/2006/picture">
+                <pic:pic>
+                  <pic:nvPicPr>
+                    <pic:cNvPr id="0" name="academy-story-ai-1-5-02.png"/>
+                    <pic:cNvPicPr/>
+                  </pic:nvPicPr>
+                  <pic:blipFill>
+                    <a:blip r:embed="rId32"/>
+                    <a:stretch>
+                      <a:fillRect/>
+                    </a:stretch>
+                  </pic:blipFill>
+                  <pic:spPr>
+                    <a:xfrm>
+                      <a:off x="0" y="0"/>
+                      <a:ext cx="5486400" cy="4005072"/>
+                    </a:xfrm>
+                    <a:prstGeom prst="rect"/>
+                  </pic:spPr>
+                </pic:pic>
+              </a:graphicData>
+            </a:graphic>
+          </wp:inline>
+        </w:drawing>
+      </w:r>
+    </w:p>
+    <w:p>
+      <w:pPr>
+        <w:spacing w:line="336" w:lineRule="auto" w:after="180"/>
+      </w:pPr>
+      <w:r>
+        <w:rPr>
+          <w:b/>
+        </w:rPr>
+        <w:t>Pixel</w:t>
+      </w:r>
+      <w:r>
+        <w:rPr>
+          <w:b w:val="0"/>
+        </w:rPr>
+        <w:t xml:space="preserve"> convention: Each image has two rows and three columns; 1 means dark. → Badge A: Top 101, bottom 010: three dark </w:t>
+      </w:r>
+      <w:r>
+        <w:rPr>
+          <w:b/>
+        </w:rPr>
+        <w:t>pixel</w:t>
+      </w:r>
+      <w:r>
+        <w:rPr>
+          <w:b w:val="0"/>
+        </w:rPr>
+        <w:t xml:space="preserve">s. → Badge B: Top 111, bottom 000: also three dark </w:t>
+      </w:r>
+      <w:r>
+        <w:rPr>
+          <w:b/>
+        </w:rPr>
+        <w:t>pixel</w:t>
+      </w:r>
+      <w:r>
+        <w:rPr>
+          <w:b w:val="0"/>
+        </w:rPr>
+        <w:t>s. → Compare arrangements: The totals agree, but middle-top and middle-bottom positions differ.</w:t>
+      </w:r>
+    </w:p>
+    <w:p>
+      <w:pPr>
+        <w:spacing w:line="336" w:lineRule="auto" w:after="180"/>
+        <w:shd w:fill="F5F1FB"/>
+      </w:pPr>
+      <w:r>
+        <w:rPr>
+          <w:b w:val="0"/>
+        </w:rPr>
+        <w:t xml:space="preserve">Point to each numbered stage and explain which recorded </w:t>
+      </w:r>
+      <w:r>
+        <w:rPr>
+          <w:b/>
+        </w:rPr>
+        <w:t>input</w:t>
+      </w:r>
+      <w:r>
+        <w:rPr>
+          <w:b w:val="0"/>
+        </w:rPr>
+        <w:t xml:space="preserve"> it uses.</w:t>
+      </w:r>
+    </w:p>
+    <w:p>
+      <w:pPr>
+        <w:pStyle w:val="Heading3"/>
+      </w:pPr>
+      <w:r>
+        <w:t>03. Pixel positions: two badges, same dark count</w:t>
+      </w:r>
+    </w:p>
+    <w:p>
+      <w:r>
+        <w:drawing>
+          <wp:inline xmlns:a="http://schemas.openxmlformats.org/drawingml/2006/main" xmlns:pic="http://schemas.openxmlformats.org/drawingml/2006/picture">
+            <wp:extent cx="5486400" cy="3938016"/>
+            <wp:docPr id="25" name="Picture 25" descr="Pixel positions: two badges, same dark count. A top: Left = 1, Middle = 0, Right = 1. A bottom: Left = 0, Middle = 1, Right = 0. B top: Left = 1, Middle = 1, Right = 1. B bottom: Left = 0, Middle = 0, Right = 0."/>
+            <wp:cNvGraphicFramePr>
+              <a:graphicFrameLocks noChangeAspect="1"/>
+            </wp:cNvGraphicFramePr>
+            <a:graphic>
+              <a:graphicData uri="http://schemas.openxmlformats.org/drawingml/2006/picture">
+                <pic:pic>
+                  <pic:nvPicPr>
+                    <pic:cNvPr id="0" name="academy-story-ai-1-5-03.png"/>
+                    <pic:cNvPicPr/>
+                  </pic:nvPicPr>
+                  <pic:blipFill>
+                    <a:blip r:embed="rId33"/>
+                    <a:stretch>
+                      <a:fillRect/>
+                    </a:stretch>
+                  </pic:blipFill>
+                  <pic:spPr>
+                    <a:xfrm>
+                      <a:off x="0" y="0"/>
+                      <a:ext cx="5486400" cy="3938016"/>
+                    </a:xfrm>
+                    <a:prstGeom prst="rect"/>
+                  </pic:spPr>
+                </pic:pic>
+              </a:graphicData>
+            </a:graphic>
+          </wp:inline>
+        </w:drawing>
+      </w:r>
+    </w:p>
+    <w:p>
+      <w:pPr>
+        <w:spacing w:line="336" w:lineRule="auto" w:after="180"/>
+      </w:pPr>
+      <w:r>
+        <w:rPr>
+          <w:b/>
+        </w:rPr>
+        <w:t>Pixel</w:t>
+      </w:r>
+      <w:r>
+        <w:rPr>
+          <w:b w:val="0"/>
+        </w:rPr>
+        <w:t xml:space="preserve"> positions: two badges, same dark count. A top: Left = 1, Middle = 0, Right = 1. A bottom: Left = 0, Middle = 1, Right = 0. B top: Left = 1, Middle = 1, Right = 1. B bottom: Left = 0, Middle = 0, Right = 0.</w:t>
+      </w:r>
+    </w:p>
+    <w:p>
+      <w:pPr>
+        <w:spacing w:line="336" w:lineRule="auto" w:after="180"/>
+        <w:shd w:fill="F5F1FB"/>
+      </w:pPr>
+      <w:r>
+        <w:rPr>
+          <w:b w:val="0"/>
+        </w:rPr>
+        <w:t>Read the labels and values. Explain the relationship the model shows.</w:t>
+      </w:r>
+    </w:p>
+    <w:p>
+      <w:pPr>
+        <w:pStyle w:val="Heading3"/>
+      </w:pPr>
+      <w:r>
+        <w:t>04. Change one thing. Trace what follows.</w:t>
+      </w:r>
+    </w:p>
+    <w:p>
+      <w:r>
+        <w:drawing>
+          <wp:inline xmlns:a="http://schemas.openxmlformats.org/drawingml/2006/main" xmlns:pic="http://schemas.openxmlformats.org/drawingml/2006/picture">
+            <wp:extent cx="5486400" cy="3026664"/>
+            <wp:docPr id="26" name="Picture 26" descr="Original case: The totals agree, but middle-top and middle-bottom positions differ. Changed condition: Change A’s bottom-left pixel from 0 to 1. Expected result: A now has four dark pixels; its row encoding is 101 / 110. Reason: Exactly one light pixel becomes dark; the other five positions remain unchanged."/>
+            <wp:cNvGraphicFramePr>
+              <a:graphicFrameLocks noChangeAspect="1"/>
+            </wp:cNvGraphicFramePr>
+            <a:graphic>
+              <a:graphicData uri="http://schemas.openxmlformats.org/drawingml/2006/picture">
+                <pic:pic>
+                  <pic:nvPicPr>
+                    <pic:cNvPr id="0" name="academy-story-ai-1-5-04.png"/>
+                    <pic:cNvPicPr/>
+                  </pic:nvPicPr>
+                  <pic:blipFill>
+                    <a:blip r:embed="rId34"/>
+                    <a:stretch>
+                      <a:fillRect/>
+                    </a:stretch>
+                  </pic:blipFill>
+                  <pic:spPr>
+                    <a:xfrm>
+                      <a:off x="0" y="0"/>
+                      <a:ext cx="5486400" cy="3026664"/>
+                    </a:xfrm>
+                    <a:prstGeom prst="rect"/>
+                  </pic:spPr>
+                </pic:pic>
+              </a:graphicData>
+            </a:graphic>
+          </wp:inline>
+        </w:drawing>
+      </w:r>
+    </w:p>
+    <w:p>
+      <w:pPr>
+        <w:spacing w:line="336" w:lineRule="auto" w:after="180"/>
+      </w:pPr>
+      <w:r>
+        <w:rPr>
+          <w:b w:val="0"/>
+        </w:rPr>
+        <w:t xml:space="preserve">Original case: The totals agree, but middle-top and middle-bottom positions differ. Changed condition: Change A’s bottom-left </w:t>
+      </w:r>
+      <w:r>
+        <w:rPr>
+          <w:b/>
+        </w:rPr>
+        <w:t>pixel</w:t>
+      </w:r>
+      <w:r>
+        <w:rPr>
+          <w:b w:val="0"/>
+        </w:rPr>
+        <w:t xml:space="preserve"> from 0 to 1. Expected result: A now has four dark </w:t>
+      </w:r>
+      <w:r>
+        <w:rPr>
+          <w:b/>
+        </w:rPr>
+        <w:t>pixel</w:t>
+      </w:r>
+      <w:r>
+        <w:rPr>
+          <w:b w:val="0"/>
+        </w:rPr>
+        <w:t xml:space="preserve">s; its row </w:t>
+      </w:r>
+      <w:r>
+        <w:rPr>
+          <w:b/>
+        </w:rPr>
+        <w:t>encoding</w:t>
+      </w:r>
+      <w:r>
+        <w:rPr>
+          <w:b w:val="0"/>
+        </w:rPr>
+        <w:t xml:space="preserve"> is 101 / 110.</w:t>
+      </w:r>
+    </w:p>
+    <w:p>
+      <w:pPr>
+        <w:spacing w:line="336" w:lineRule="auto" w:after="180"/>
+      </w:pPr>
+      <w:r>
+        <w:rPr>
+          <w:b w:val="0"/>
+        </w:rPr>
+        <w:t xml:space="preserve">Reason: Exactly one light </w:t>
+      </w:r>
+      <w:r>
+        <w:rPr>
+          <w:b/>
+        </w:rPr>
+        <w:t>pixel</w:t>
+      </w:r>
+      <w:r>
+        <w:rPr>
+          <w:b w:val="0"/>
+        </w:rPr>
+        <w:t xml:space="preserve"> becomes dark; the other five positions remain unchanged.</w:t>
+      </w:r>
+    </w:p>
+    <w:p>
+      <w:pPr>
+        <w:spacing w:line="336" w:lineRule="auto" w:after="180"/>
+        <w:shd w:fill="F5F1FB"/>
+      </w:pPr>
+      <w:r>
+        <w:rPr>
+          <w:b w:val="0"/>
+        </w:rPr>
+        <w:t>Predict before checking the worked changed-case result. Name what changed and what the supplied facts allow you to conclude.</w:t>
+      </w:r>
+    </w:p>
+    <w:p>
+      <w:pPr>
+        <w:pStyle w:val="Heading3"/>
+      </w:pPr>
+      <w:r>
+        <w:t>05. Connect the explanation to its limit</w:t>
+      </w:r>
+    </w:p>
+    <w:p>
+      <w:r>
+        <w:drawing>
+          <wp:inline xmlns:a="http://schemas.openxmlformats.org/drawingml/2006/main" xmlns:pic="http://schemas.openxmlformats.org/drawingml/2006/picture">
+            <wp:extent cx="5486400" cy="2834640"/>
+            <wp:docPr id="27" name="Picture 27" descr="A grid preserves where each brightness belongs. Adding the six values preserves only the dark count, which is 3 in both images. The total therefore cannot distinguish these badges. Dimensions and reading order belong to the representation, not to an optional caption. Limit: This toy binary encoding does not include real photographs’ colour channels, compression or illumination effects."/>
+            <wp:cNvGraphicFramePr>
+              <a:graphicFrameLocks noChangeAspect="1"/>
+            </wp:cNvGraphicFramePr>
+            <a:graphic>
+              <a:graphicData uri="http://schemas.openxmlformats.org/drawingml/2006/picture">
+                <pic:pic>
+                  <pic:nvPicPr>
+                    <pic:cNvPr id="0" name="academy-story-ai-1-5-05.png"/>
+                    <pic:cNvPicPr/>
+                  </pic:nvPicPr>
+                  <pic:blipFill>
+                    <a:blip r:embed="rId35"/>
+                    <a:stretch>
+                      <a:fillRect/>
+                    </a:stretch>
+                  </pic:blipFill>
+                  <pic:spPr>
+                    <a:xfrm>
+                      <a:off x="0" y="0"/>
+                      <a:ext cx="5486400" cy="2834640"/>
+                    </a:xfrm>
+                    <a:prstGeom prst="rect"/>
+                  </pic:spPr>
+                </pic:pic>
+              </a:graphicData>
+            </a:graphic>
+          </wp:inline>
+        </w:drawing>
+      </w:r>
+    </w:p>
+    <w:p>
+      <w:pPr>
+        <w:spacing w:line="336" w:lineRule="auto" w:after="180"/>
+      </w:pPr>
+      <w:r>
+        <w:rPr>
+          <w:b w:val="0"/>
+        </w:rPr>
+        <w:t xml:space="preserve">A </w:t>
+      </w:r>
+      <w:r>
+        <w:rPr>
+          <w:b/>
+        </w:rPr>
+        <w:t>grid</w:t>
+      </w:r>
+      <w:r>
+        <w:rPr>
+          <w:b w:val="0"/>
+        </w:rPr>
+        <w:t xml:space="preserve"> preserves where each brightness belongs. Adding the six values preserves only the dark count, which is 3 in both images. The total therefore cannot distinguish these badges.</w:t>
+      </w:r>
+    </w:p>
+    <w:p>
+      <w:pPr>
+        <w:spacing w:line="336" w:lineRule="auto" w:after="180"/>
+      </w:pPr>
+      <w:r>
+        <w:rPr>
+          <w:b w:val="0"/>
+        </w:rPr>
+        <w:t xml:space="preserve">Dimensions and reading order belong to the representation, not to an optional caption. Limit: This toy binary </w:t>
+      </w:r>
+      <w:r>
+        <w:rPr>
+          <w:b/>
+        </w:rPr>
+        <w:t>encoding</w:t>
+      </w:r>
+      <w:r>
+        <w:rPr>
+          <w:b w:val="0"/>
+        </w:rPr>
+        <w:t xml:space="preserve"> does not include real photographs’ colour </w:t>
+      </w:r>
+      <w:r>
+        <w:rPr>
+          <w:b/>
+        </w:rPr>
+        <w:t>channel</w:t>
+      </w:r>
+      <w:r>
+        <w:rPr>
+          <w:b w:val="0"/>
+        </w:rPr>
+        <w:t>s, compression or illumination effects.</w:t>
+      </w:r>
+    </w:p>
+    <w:p>
+      <w:pPr>
+        <w:spacing w:line="336" w:lineRule="auto" w:after="180"/>
+        <w:shd w:fill="F5F1FB"/>
+      </w:pPr>
+      <w:r>
+        <w:rPr>
+          <w:b w:val="0"/>
+        </w:rPr>
+        <w:t>Explain the case, then point to a limit on the claim.</w:t>
+      </w:r>
+    </w:p>
+    <w:p>
+      <w:pPr>
+        <w:pStyle w:val="Heading3"/>
+      </w:pPr>
+      <w:r>
+        <w:t>06. Make the idea visible in your project</w:t>
+      </w:r>
+    </w:p>
+    <w:p>
+      <w:r>
+        <w:drawing>
+          <wp:inline xmlns:a="http://schemas.openxmlformats.org/drawingml/2006/main" xmlns:pic="http://schemas.openxmlformats.org/drawingml/2006/picture">
+            <wp:extent cx="5486400" cy="3380232"/>
+            <wp:docPr id="28" name="Picture 28" descr="If the sorter uses images, retain dimensions and arrangement rather than assuming a dark-pixel count describes shape. Draw your input, deciding step, result and limit. Supported question: Find a position where the original badges differ, then read the changed A back as a picture."/>
+            <wp:cNvGraphicFramePr>
+              <a:graphicFrameLocks noChangeAspect="1"/>
+            </wp:cNvGraphicFramePr>
+            <a:graphic>
+              <a:graphicData uri="http://schemas.openxmlformats.org/drawingml/2006/picture">
+                <pic:pic>
+                  <pic:nvPicPr>
+                    <pic:cNvPr id="0" name="academy-story-ai-1-5-06.png"/>
+                    <pic:cNvPicPr/>
+                  </pic:nvPicPr>
+                  <pic:blipFill>
+                    <a:blip r:embed="rId36"/>
+                    <a:stretch>
+                      <a:fillRect/>
+                    </a:stretch>
+                  </pic:blipFill>
+                  <pic:spPr>
+                    <a:xfrm>
+                      <a:off x="0" y="0"/>
+                      <a:ext cx="5486400" cy="3380232"/>
+                    </a:xfrm>
+                    <a:prstGeom prst="rect"/>
+                  </pic:spPr>
+                </pic:pic>
+              </a:graphicData>
+            </a:graphic>
+          </wp:inline>
+        </w:drawing>
+      </w:r>
+    </w:p>
+    <w:p>
+      <w:pPr>
+        <w:spacing w:line="336" w:lineRule="auto" w:after="180"/>
+      </w:pPr>
+      <w:r>
+        <w:rPr>
+          <w:b w:val="0"/>
+        </w:rPr>
+        <w:t>If the sorter uses images, retain dimensions and arrangement rather than assuming a dark-</w:t>
+      </w:r>
+      <w:r>
+        <w:rPr>
+          <w:b/>
+        </w:rPr>
+        <w:t>pixel</w:t>
+      </w:r>
+      <w:r>
+        <w:rPr>
+          <w:b w:val="0"/>
+        </w:rPr>
+        <w:t xml:space="preserve"> count describes shape. Draw your </w:t>
+      </w:r>
+      <w:r>
+        <w:rPr>
+          <w:b/>
+        </w:rPr>
+        <w:t>input</w:t>
+      </w:r>
+      <w:r>
+        <w:rPr>
+          <w:b w:val="0"/>
+        </w:rPr>
+        <w:t>, deciding step, result and limit.</w:t>
+      </w:r>
+    </w:p>
+    <w:p>
+      <w:pPr>
+        <w:spacing w:line="336" w:lineRule="auto" w:after="180"/>
+      </w:pPr>
+      <w:r>
+        <w:rPr>
+          <w:b w:val="0"/>
+        </w:rPr>
+        <w:t>Supported question: Find a position where the original badges differ, then read the changed A back as a picture.</w:t>
+      </w:r>
+    </w:p>
+    <w:p>
+      <w:pPr>
+        <w:spacing w:line="336" w:lineRule="auto" w:after="180"/>
+        <w:shd w:fill="F5F1FB"/>
+      </w:pPr>
+      <w:r>
+        <w:rPr>
+          <w:b w:val="0"/>
+        </w:rPr>
+        <w:t xml:space="preserve">Draw your project trace and justify the deciding step using </w:t>
+      </w:r>
+      <w:r>
+        <w:rPr>
+          <w:b/>
+        </w:rPr>
+        <w:t>evidence</w:t>
+      </w:r>
+      <w:r>
+        <w:rPr>
+          <w:b w:val="0"/>
+        </w:rPr>
+        <w:t>.</w:t>
       </w:r>
     </w:p>
     <w:sectPr>
